--- a/11-Transit gateway.docx
+++ b/11-Transit gateway.docx
@@ -2186,8 +2186,6 @@
         <w:pStyle w:val="NormalWeb"/>
         <w:spacing w:line="360" w:lineRule="auto"/>
       </w:pPr>
-      <w:bookmarkStart w:id="0" w:name="_GoBack"/>
-      <w:bookmarkEnd w:id="0"/>
     </w:p>
     <w:p>
       <w:pPr>
@@ -4878,25 +4876,7491 @@
       <w:pPr>
         <w:rPr>
           <w:rFonts w:ascii="Times New Roman" w:hAnsi="Times New Roman" w:cs="Times New Roman"/>
+          <w:sz w:val="24"/>
+          <w:szCs w:val="24"/>
+        </w:rPr>
+      </w:pPr>
+      <w:r>
+        <w:rPr>
+          <w:rFonts w:ascii="Times New Roman" w:hAnsi="Times New Roman" w:cs="Times New Roman"/>
+          <w:b/>
           <w:sz w:val="28"/>
           <w:szCs w:val="28"/>
         </w:rPr>
-      </w:pPr>
+        <w:t>Process:</w:t>
+      </w:r>
       <w:r>
         <w:rPr>
           <w:rFonts w:ascii="Times New Roman" w:hAnsi="Times New Roman" w:cs="Times New Roman"/>
           <w:sz w:val="28"/>
           <w:szCs w:val="28"/>
         </w:rPr>
-        <w:t>Process:</w:t>
-      </w:r>
-      <w:r>
+        <w:t xml:space="preserve"> </w:t>
+      </w:r>
+      <w:r>
+        <w:rPr>
+          <w:rFonts w:ascii="Times New Roman" w:hAnsi="Times New Roman" w:cs="Times New Roman"/>
+          <w:sz w:val="24"/>
+          <w:szCs w:val="24"/>
+        </w:rPr>
+        <w:t>Now let’s create a two VPC, in each VPC create a single instance in it. Do this in two different regions. And establish the connection/communication between these all VPC using Transit gateway.</w:t>
+      </w:r>
+    </w:p>
+    <w:p>
+      <w:pPr>
         <w:rPr>
           <w:rFonts w:ascii="Times New Roman" w:hAnsi="Times New Roman" w:cs="Times New Roman"/>
           <w:sz w:val="28"/>
           <w:szCs w:val="28"/>
         </w:rPr>
-        <w:t xml:space="preserve"> Now let’s create a two VPC, in each VPC create a single instance in it. Do this in two different regions. And establish the connection/communication between these all VPC using Transit gateway.</w:t>
+      </w:pPr>
+    </w:p>
+    <w:p>
+      <w:pPr>
+        <w:rPr>
+          <w:rFonts w:ascii="Times New Roman" w:hAnsi="Times New Roman" w:cs="Times New Roman"/>
+          <w:sz w:val="24"/>
+          <w:szCs w:val="28"/>
+        </w:rPr>
+      </w:pPr>
+      <w:r>
+        <w:rPr>
+          <w:rFonts w:ascii="Times New Roman" w:hAnsi="Times New Roman" w:cs="Times New Roman"/>
+          <w:b/>
+          <w:sz w:val="28"/>
+          <w:szCs w:val="28"/>
+        </w:rPr>
+        <w:t>Step1:</w:t>
+      </w:r>
+      <w:r>
+        <w:rPr>
+          <w:rFonts w:ascii="Times New Roman" w:hAnsi="Times New Roman" w:cs="Times New Roman"/>
+          <w:sz w:val="28"/>
+          <w:szCs w:val="28"/>
+        </w:rPr>
+        <w:t xml:space="preserve"> </w:t>
+      </w:r>
+      <w:r>
+        <w:rPr>
+          <w:rFonts w:ascii="Times New Roman" w:hAnsi="Times New Roman" w:cs="Times New Roman"/>
+          <w:sz w:val="24"/>
+          <w:szCs w:val="28"/>
+        </w:rPr>
+        <w:t>Create two VPC in one region (Ohio).</w:t>
+      </w:r>
+    </w:p>
+    <w:p>
+      <w:pPr>
+        <w:rPr>
+          <w:rFonts w:ascii="Times New Roman" w:hAnsi="Times New Roman" w:cs="Times New Roman"/>
+          <w:sz w:val="24"/>
+          <w:szCs w:val="28"/>
+        </w:rPr>
+      </w:pPr>
+    </w:p>
+    <w:p>
+      <w:pPr>
+        <w:rPr>
+          <w:rFonts w:ascii="Times New Roman" w:hAnsi="Times New Roman" w:cs="Times New Roman"/>
+          <w:sz w:val="24"/>
+          <w:szCs w:val="28"/>
+        </w:rPr>
+      </w:pPr>
+      <w:r>
+        <w:rPr>
+          <w:rFonts w:ascii="Times New Roman" w:hAnsi="Times New Roman" w:cs="Times New Roman"/>
+          <w:noProof/>
+          <w:sz w:val="24"/>
+          <w:szCs w:val="28"/>
+        </w:rPr>
+        <mc:AlternateContent>
+          <mc:Choice Requires="wps">
+            <w:drawing>
+              <wp:anchor distT="0" distB="0" distL="114300" distR="114300" simplePos="0" relativeHeight="251704320" behindDoc="0" locked="0" layoutInCell="1" allowOverlap="1">
+                <wp:simplePos x="0" y="0"/>
+                <wp:positionH relativeFrom="column">
+                  <wp:posOffset>1158240</wp:posOffset>
+                </wp:positionH>
+                <wp:positionV relativeFrom="paragraph">
+                  <wp:posOffset>978535</wp:posOffset>
+                </wp:positionV>
+                <wp:extent cx="5021580" cy="365760"/>
+                <wp:effectExtent l="0" t="0" r="26670" b="15240"/>
+                <wp:wrapNone/>
+                <wp:docPr id="25" name="Rectangle 25"/>
+                <wp:cNvGraphicFramePr/>
+                <a:graphic xmlns:a="http://schemas.openxmlformats.org/drawingml/2006/main">
+                  <a:graphicData uri="http://schemas.microsoft.com/office/word/2010/wordprocessingShape">
+                    <wps:wsp>
+                      <wps:cNvSpPr/>
+                      <wps:spPr>
+                        <a:xfrm>
+                          <a:off x="0" y="0"/>
+                          <a:ext cx="5021580" cy="365760"/>
+                        </a:xfrm>
+                        <a:prstGeom prst="rect">
+                          <a:avLst/>
+                        </a:prstGeom>
+                        <a:noFill/>
+                        <a:ln>
+                          <a:solidFill>
+                            <a:srgbClr val="FF0000"/>
+                          </a:solidFill>
+                        </a:ln>
+                      </wps:spPr>
+                      <wps:style>
+                        <a:lnRef idx="2">
+                          <a:schemeClr val="accent1">
+                            <a:shade val="50000"/>
+                          </a:schemeClr>
+                        </a:lnRef>
+                        <a:fillRef idx="1">
+                          <a:schemeClr val="accent1"/>
+                        </a:fillRef>
+                        <a:effectRef idx="0">
+                          <a:schemeClr val="accent1"/>
+                        </a:effectRef>
+                        <a:fontRef idx="minor">
+                          <a:schemeClr val="lt1"/>
+                        </a:fontRef>
+                      </wps:style>
+                      <wps:bodyPr rot="0" spcFirstLastPara="0" vertOverflow="overflow" horzOverflow="overflow" vert="horz" wrap="square" lIns="91440" tIns="45720" rIns="91440" bIns="45720" numCol="1" spcCol="0" rtlCol="0" fromWordArt="0" anchor="ctr" anchorCtr="0" forceAA="0" compatLnSpc="1">
+                        <a:prstTxWarp prst="textNoShape">
+                          <a:avLst/>
+                        </a:prstTxWarp>
+                        <a:noAutofit/>
+                      </wps:bodyPr>
+                    </wps:wsp>
+                  </a:graphicData>
+                </a:graphic>
+              </wp:anchor>
+            </w:drawing>
+          </mc:Choice>
+          <mc:Fallback>
+            <w:pict>
+              <v:rect w14:anchorId="5288F5F0" id="Rectangle 25" o:spid="_x0000_s1026" style="position:absolute;margin-left:91.2pt;margin-top:77.05pt;width:395.4pt;height:28.8pt;z-index:251704320;visibility:visible;mso-wrap-style:square;mso-wrap-distance-left:9pt;mso-wrap-distance-top:0;mso-wrap-distance-right:9pt;mso-wrap-distance-bottom:0;mso-position-horizontal:absolute;mso-position-horizontal-relative:text;mso-position-vertical:absolute;mso-position-vertical-relative:text;v-text-anchor:middle" o:gfxdata="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" filled="f" strokecolor="red" strokeweight="1pt"/>
+            </w:pict>
+          </mc:Fallback>
+        </mc:AlternateContent>
+      </w:r>
+      <w:r>
+        <w:rPr>
+          <w:rFonts w:ascii="Times New Roman" w:hAnsi="Times New Roman" w:cs="Times New Roman"/>
+          <w:noProof/>
+          <w:sz w:val="24"/>
+          <w:szCs w:val="28"/>
+        </w:rPr>
+        <w:drawing>
+          <wp:inline distT="0" distB="0" distL="0" distR="0" wp14:anchorId="7335FF24" wp14:editId="7AE64A2D">
+            <wp:extent cx="6572250" cy="1597025"/>
+            <wp:effectExtent l="0" t="0" r="0" b="3175"/>
+            <wp:docPr id="17" name="Picture 17"/>
+            <wp:cNvGraphicFramePr>
+              <a:graphicFrameLocks xmlns:a="http://schemas.openxmlformats.org/drawingml/2006/main" noChangeAspect="1"/>
+            </wp:cNvGraphicFramePr>
+            <a:graphic xmlns:a="http://schemas.openxmlformats.org/drawingml/2006/main">
+              <a:graphicData uri="http://schemas.openxmlformats.org/drawingml/2006/picture">
+                <pic:pic xmlns:pic="http://schemas.openxmlformats.org/drawingml/2006/picture">
+                  <pic:nvPicPr>
+                    <pic:cNvPr id="1" name=""/>
+                    <pic:cNvPicPr/>
+                  </pic:nvPicPr>
+                  <pic:blipFill>
+                    <a:blip r:embed="rId5"/>
+                    <a:stretch>
+                      <a:fillRect/>
+                    </a:stretch>
+                  </pic:blipFill>
+                  <pic:spPr>
+                    <a:xfrm>
+                      <a:off x="0" y="0"/>
+                      <a:ext cx="6572250" cy="1597025"/>
+                    </a:xfrm>
+                    <a:prstGeom prst="rect">
+                      <a:avLst/>
+                    </a:prstGeom>
+                  </pic:spPr>
+                </pic:pic>
+              </a:graphicData>
+            </a:graphic>
+          </wp:inline>
+        </w:drawing>
+      </w:r>
+    </w:p>
+    <w:p>
+      <w:pPr>
+        <w:jc w:val="center"/>
+        <w:rPr>
+          <w:rFonts w:ascii="Times New Roman" w:hAnsi="Times New Roman" w:cs="Times New Roman"/>
+          <w:sz w:val="24"/>
+          <w:szCs w:val="28"/>
+        </w:rPr>
+      </w:pPr>
+      <w:r>
+        <w:rPr>
+          <w:rFonts w:ascii="Times New Roman" w:hAnsi="Times New Roman" w:cs="Times New Roman"/>
+          <w:sz w:val="24"/>
+          <w:szCs w:val="28"/>
+        </w:rPr>
+        <w:t xml:space="preserve">Fig: Two VPC are created </w:t>
+      </w:r>
+      <w:r>
+        <w:rPr>
+          <w:rFonts w:ascii="Times New Roman" w:hAnsi="Times New Roman" w:cs="Times New Roman"/>
+          <w:sz w:val="24"/>
+          <w:szCs w:val="28"/>
+        </w:rPr>
+        <w:t>in Ohio region.</w:t>
+      </w:r>
+    </w:p>
+    <w:p>
+      <w:pPr>
+        <w:jc w:val="center"/>
+        <w:rPr>
+          <w:rFonts w:ascii="Times New Roman" w:hAnsi="Times New Roman" w:cs="Times New Roman"/>
+          <w:sz w:val="24"/>
+          <w:szCs w:val="28"/>
+        </w:rPr>
+      </w:pPr>
+    </w:p>
+    <w:p>
+      <w:pPr>
+        <w:rPr>
+          <w:rFonts w:ascii="Times New Roman" w:hAnsi="Times New Roman" w:cs="Times New Roman"/>
+          <w:sz w:val="24"/>
+          <w:szCs w:val="28"/>
+        </w:rPr>
+      </w:pPr>
+      <w:r>
+        <w:rPr>
+          <w:rFonts w:ascii="Times New Roman" w:hAnsi="Times New Roman" w:cs="Times New Roman"/>
+          <w:b/>
+          <w:sz w:val="24"/>
+          <w:szCs w:val="28"/>
+        </w:rPr>
+        <w:lastRenderedPageBreak/>
+        <w:t>Step2</w:t>
+      </w:r>
+      <w:r>
+        <w:rPr>
+          <w:rFonts w:ascii="Times New Roman" w:hAnsi="Times New Roman" w:cs="Times New Roman"/>
+          <w:sz w:val="24"/>
+          <w:szCs w:val="28"/>
+        </w:rPr>
+        <w:t>: Create one instance in each VPC of Ohio region.</w:t>
+      </w:r>
+    </w:p>
+    <w:p>
+      <w:pPr>
+        <w:rPr>
+          <w:rFonts w:ascii="Times New Roman" w:hAnsi="Times New Roman" w:cs="Times New Roman"/>
+          <w:sz w:val="24"/>
+          <w:szCs w:val="28"/>
+        </w:rPr>
+      </w:pPr>
+      <w:r>
+        <w:rPr>
+          <w:rFonts w:ascii="Times New Roman" w:hAnsi="Times New Roman" w:cs="Times New Roman"/>
+          <w:noProof/>
+          <w:sz w:val="24"/>
+          <w:szCs w:val="28"/>
+        </w:rPr>
+        <mc:AlternateContent>
+          <mc:Choice Requires="wps">
+            <w:drawing>
+              <wp:anchor distT="0" distB="0" distL="114300" distR="114300" simplePos="0" relativeHeight="251706368" behindDoc="0" locked="0" layoutInCell="1" allowOverlap="1">
+                <wp:simplePos x="0" y="0"/>
+                <wp:positionH relativeFrom="column">
+                  <wp:posOffset>4312920</wp:posOffset>
+                </wp:positionH>
+                <wp:positionV relativeFrom="paragraph">
+                  <wp:posOffset>2341880</wp:posOffset>
+                </wp:positionV>
+                <wp:extent cx="998220" cy="327660"/>
+                <wp:effectExtent l="0" t="0" r="11430" b="15240"/>
+                <wp:wrapNone/>
+                <wp:docPr id="31" name="Rectangle 31"/>
+                <wp:cNvGraphicFramePr/>
+                <a:graphic xmlns:a="http://schemas.openxmlformats.org/drawingml/2006/main">
+                  <a:graphicData uri="http://schemas.microsoft.com/office/word/2010/wordprocessingShape">
+                    <wps:wsp>
+                      <wps:cNvSpPr/>
+                      <wps:spPr>
+                        <a:xfrm>
+                          <a:off x="0" y="0"/>
+                          <a:ext cx="998220" cy="327660"/>
+                        </a:xfrm>
+                        <a:prstGeom prst="rect">
+                          <a:avLst/>
+                        </a:prstGeom>
+                        <a:noFill/>
+                        <a:ln>
+                          <a:solidFill>
+                            <a:srgbClr val="FF0000"/>
+                          </a:solidFill>
+                        </a:ln>
+                      </wps:spPr>
+                      <wps:style>
+                        <a:lnRef idx="2">
+                          <a:schemeClr val="accent1">
+                            <a:shade val="50000"/>
+                          </a:schemeClr>
+                        </a:lnRef>
+                        <a:fillRef idx="1">
+                          <a:schemeClr val="accent1"/>
+                        </a:fillRef>
+                        <a:effectRef idx="0">
+                          <a:schemeClr val="accent1"/>
+                        </a:effectRef>
+                        <a:fontRef idx="minor">
+                          <a:schemeClr val="lt1"/>
+                        </a:fontRef>
+                      </wps:style>
+                      <wps:bodyPr rot="0" spcFirstLastPara="0" vertOverflow="overflow" horzOverflow="overflow" vert="horz" wrap="square" lIns="91440" tIns="45720" rIns="91440" bIns="45720" numCol="1" spcCol="0" rtlCol="0" fromWordArt="0" anchor="ctr" anchorCtr="0" forceAA="0" compatLnSpc="1">
+                        <a:prstTxWarp prst="textNoShape">
+                          <a:avLst/>
+                        </a:prstTxWarp>
+                        <a:noAutofit/>
+                      </wps:bodyPr>
+                    </wps:wsp>
+                  </a:graphicData>
+                </a:graphic>
+              </wp:anchor>
+            </w:drawing>
+          </mc:Choice>
+          <mc:Fallback>
+            <w:pict>
+              <v:rect w14:anchorId="19937DDA" id="Rectangle 31" o:spid="_x0000_s1026" style="position:absolute;margin-left:339.6pt;margin-top:184.4pt;width:78.6pt;height:25.8pt;z-index:251706368;visibility:visible;mso-wrap-style:square;mso-wrap-distance-left:9pt;mso-wrap-distance-top:0;mso-wrap-distance-right:9pt;mso-wrap-distance-bottom:0;mso-position-horizontal:absolute;mso-position-horizontal-relative:text;mso-position-vertical:absolute;mso-position-vertical-relative:text;v-text-anchor:middle" o:gfxdata="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" filled="f" strokecolor="red" strokeweight="1pt"/>
+            </w:pict>
+          </mc:Fallback>
+        </mc:AlternateContent>
+      </w:r>
+      <w:r>
+        <w:rPr>
+          <w:rFonts w:ascii="Times New Roman" w:hAnsi="Times New Roman" w:cs="Times New Roman"/>
+          <w:noProof/>
+          <w:sz w:val="24"/>
+          <w:szCs w:val="28"/>
+        </w:rPr>
+        <mc:AlternateContent>
+          <mc:Choice Requires="wps">
+            <w:drawing>
+              <wp:anchor distT="0" distB="0" distL="114300" distR="114300" simplePos="0" relativeHeight="251705344" behindDoc="0" locked="0" layoutInCell="1" allowOverlap="1">
+                <wp:simplePos x="0" y="0"/>
+                <wp:positionH relativeFrom="column">
+                  <wp:posOffset>137160</wp:posOffset>
+                </wp:positionH>
+                <wp:positionV relativeFrom="paragraph">
+                  <wp:posOffset>635000</wp:posOffset>
+                </wp:positionV>
+                <wp:extent cx="6278880" cy="259080"/>
+                <wp:effectExtent l="0" t="0" r="26670" b="26670"/>
+                <wp:wrapNone/>
+                <wp:docPr id="30" name="Rectangle 30"/>
+                <wp:cNvGraphicFramePr/>
+                <a:graphic xmlns:a="http://schemas.openxmlformats.org/drawingml/2006/main">
+                  <a:graphicData uri="http://schemas.microsoft.com/office/word/2010/wordprocessingShape">
+                    <wps:wsp>
+                      <wps:cNvSpPr/>
+                      <wps:spPr>
+                        <a:xfrm>
+                          <a:off x="0" y="0"/>
+                          <a:ext cx="6278880" cy="259080"/>
+                        </a:xfrm>
+                        <a:prstGeom prst="rect">
+                          <a:avLst/>
+                        </a:prstGeom>
+                        <a:noFill/>
+                        <a:ln>
+                          <a:solidFill>
+                            <a:srgbClr val="FF0000"/>
+                          </a:solidFill>
+                        </a:ln>
+                      </wps:spPr>
+                      <wps:style>
+                        <a:lnRef idx="2">
+                          <a:schemeClr val="accent1">
+                            <a:shade val="50000"/>
+                          </a:schemeClr>
+                        </a:lnRef>
+                        <a:fillRef idx="1">
+                          <a:schemeClr val="accent1"/>
+                        </a:fillRef>
+                        <a:effectRef idx="0">
+                          <a:schemeClr val="accent1"/>
+                        </a:effectRef>
+                        <a:fontRef idx="minor">
+                          <a:schemeClr val="lt1"/>
+                        </a:fontRef>
+                      </wps:style>
+                      <wps:bodyPr rot="0" spcFirstLastPara="0" vertOverflow="overflow" horzOverflow="overflow" vert="horz" wrap="square" lIns="91440" tIns="45720" rIns="91440" bIns="45720" numCol="1" spcCol="0" rtlCol="0" fromWordArt="0" anchor="ctr" anchorCtr="0" forceAA="0" compatLnSpc="1">
+                        <a:prstTxWarp prst="textNoShape">
+                          <a:avLst/>
+                        </a:prstTxWarp>
+                        <a:noAutofit/>
+                      </wps:bodyPr>
+                    </wps:wsp>
+                  </a:graphicData>
+                </a:graphic>
+              </wp:anchor>
+            </w:drawing>
+          </mc:Choice>
+          <mc:Fallback>
+            <w:pict>
+              <v:rect w14:anchorId="24DA96B5" id="Rectangle 30" o:spid="_x0000_s1026" style="position:absolute;margin-left:10.8pt;margin-top:50pt;width:494.4pt;height:20.4pt;z-index:251705344;visibility:visible;mso-wrap-style:square;mso-wrap-distance-left:9pt;mso-wrap-distance-top:0;mso-wrap-distance-right:9pt;mso-wrap-distance-bottom:0;mso-position-horizontal:absolute;mso-position-horizontal-relative:text;mso-position-vertical:absolute;mso-position-vertical-relative:text;v-text-anchor:middle" o:gfxdata="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" filled="f" strokecolor="red" strokeweight="1pt"/>
+            </w:pict>
+          </mc:Fallback>
+        </mc:AlternateContent>
+      </w:r>
+      <w:r>
+        <w:rPr>
+          <w:rFonts w:ascii="Times New Roman" w:hAnsi="Times New Roman" w:cs="Times New Roman"/>
+          <w:noProof/>
+          <w:sz w:val="24"/>
+          <w:szCs w:val="28"/>
+        </w:rPr>
+        <w:drawing>
+          <wp:inline distT="0" distB="0" distL="0" distR="0" wp14:anchorId="0C7486FB" wp14:editId="5E39CC91">
+            <wp:extent cx="6572250" cy="2970530"/>
+            <wp:effectExtent l="0" t="0" r="0" b="1270"/>
+            <wp:docPr id="29" name="Picture 29"/>
+            <wp:cNvGraphicFramePr>
+              <a:graphicFrameLocks xmlns:a="http://schemas.openxmlformats.org/drawingml/2006/main" noChangeAspect="1"/>
+            </wp:cNvGraphicFramePr>
+            <a:graphic xmlns:a="http://schemas.openxmlformats.org/drawingml/2006/main">
+              <a:graphicData uri="http://schemas.openxmlformats.org/drawingml/2006/picture">
+                <pic:pic xmlns:pic="http://schemas.openxmlformats.org/drawingml/2006/picture">
+                  <pic:nvPicPr>
+                    <pic:cNvPr id="1" name=""/>
+                    <pic:cNvPicPr/>
+                  </pic:nvPicPr>
+                  <pic:blipFill>
+                    <a:blip r:embed="rId6"/>
+                    <a:stretch>
+                      <a:fillRect/>
+                    </a:stretch>
+                  </pic:blipFill>
+                  <pic:spPr>
+                    <a:xfrm>
+                      <a:off x="0" y="0"/>
+                      <a:ext cx="6572250" cy="2970530"/>
+                    </a:xfrm>
+                    <a:prstGeom prst="rect">
+                      <a:avLst/>
+                    </a:prstGeom>
+                  </pic:spPr>
+                </pic:pic>
+              </a:graphicData>
+            </a:graphic>
+          </wp:inline>
+        </w:drawing>
+      </w:r>
+    </w:p>
+    <w:p>
+      <w:pPr>
+        <w:jc w:val="center"/>
+        <w:rPr>
+          <w:rFonts w:ascii="Times New Roman" w:hAnsi="Times New Roman" w:cs="Times New Roman"/>
+          <w:sz w:val="24"/>
+          <w:szCs w:val="28"/>
+        </w:rPr>
+      </w:pPr>
+      <w:r>
+        <w:rPr>
+          <w:rFonts w:ascii="Times New Roman" w:hAnsi="Times New Roman" w:cs="Times New Roman"/>
+          <w:b/>
+          <w:sz w:val="24"/>
+          <w:szCs w:val="28"/>
+        </w:rPr>
+        <w:t>Fig:</w:t>
+      </w:r>
+      <w:r>
+        <w:rPr>
+          <w:rFonts w:ascii="Times New Roman" w:hAnsi="Times New Roman" w:cs="Times New Roman"/>
+          <w:sz w:val="24"/>
+          <w:szCs w:val="28"/>
+        </w:rPr>
+        <w:t xml:space="preserve"> EC2 instance in Ohio region of VPC-01 (10.10.0.0/16).</w:t>
+      </w:r>
+    </w:p>
+    <w:p>
+      <w:pPr>
+        <w:jc w:val="center"/>
+        <w:rPr>
+          <w:rFonts w:ascii="Times New Roman" w:hAnsi="Times New Roman" w:cs="Times New Roman"/>
+          <w:sz w:val="24"/>
+          <w:szCs w:val="28"/>
+        </w:rPr>
+      </w:pPr>
+    </w:p>
+    <w:p>
+      <w:pPr>
+        <w:jc w:val="center"/>
+        <w:rPr>
+          <w:rFonts w:ascii="Times New Roman" w:hAnsi="Times New Roman" w:cs="Times New Roman"/>
+          <w:sz w:val="24"/>
+          <w:szCs w:val="28"/>
+        </w:rPr>
+      </w:pPr>
+      <w:r>
+        <w:rPr>
+          <w:rFonts w:ascii="Times New Roman" w:hAnsi="Times New Roman" w:cs="Times New Roman"/>
+          <w:noProof/>
+          <w:sz w:val="24"/>
+          <w:szCs w:val="28"/>
+        </w:rPr>
+        <mc:AlternateContent>
+          <mc:Choice Requires="wps">
+            <w:drawing>
+              <wp:anchor distT="0" distB="0" distL="114300" distR="114300" simplePos="0" relativeHeight="251710464" behindDoc="0" locked="0" layoutInCell="1" allowOverlap="1" wp14:anchorId="6C2F77D3" wp14:editId="7414BBF5">
+                <wp:simplePos x="0" y="0"/>
+                <wp:positionH relativeFrom="column">
+                  <wp:posOffset>4191000</wp:posOffset>
+                </wp:positionH>
+                <wp:positionV relativeFrom="paragraph">
+                  <wp:posOffset>2300605</wp:posOffset>
+                </wp:positionV>
+                <wp:extent cx="998220" cy="327660"/>
+                <wp:effectExtent l="0" t="0" r="11430" b="15240"/>
+                <wp:wrapNone/>
+                <wp:docPr id="34" name="Rectangle 34"/>
+                <wp:cNvGraphicFramePr/>
+                <a:graphic xmlns:a="http://schemas.openxmlformats.org/drawingml/2006/main">
+                  <a:graphicData uri="http://schemas.microsoft.com/office/word/2010/wordprocessingShape">
+                    <wps:wsp>
+                      <wps:cNvSpPr/>
+                      <wps:spPr>
+                        <a:xfrm>
+                          <a:off x="0" y="0"/>
+                          <a:ext cx="998220" cy="327660"/>
+                        </a:xfrm>
+                        <a:prstGeom prst="rect">
+                          <a:avLst/>
+                        </a:prstGeom>
+                        <a:noFill/>
+                        <a:ln>
+                          <a:solidFill>
+                            <a:srgbClr val="FF0000"/>
+                          </a:solidFill>
+                        </a:ln>
+                      </wps:spPr>
+                      <wps:style>
+                        <a:lnRef idx="2">
+                          <a:schemeClr val="accent1">
+                            <a:shade val="50000"/>
+                          </a:schemeClr>
+                        </a:lnRef>
+                        <a:fillRef idx="1">
+                          <a:schemeClr val="accent1"/>
+                        </a:fillRef>
+                        <a:effectRef idx="0">
+                          <a:schemeClr val="accent1"/>
+                        </a:effectRef>
+                        <a:fontRef idx="minor">
+                          <a:schemeClr val="lt1"/>
+                        </a:fontRef>
+                      </wps:style>
+                      <wps:bodyPr rot="0" spcFirstLastPara="0" vertOverflow="overflow" horzOverflow="overflow" vert="horz" wrap="square" lIns="91440" tIns="45720" rIns="91440" bIns="45720" numCol="1" spcCol="0" rtlCol="0" fromWordArt="0" anchor="ctr" anchorCtr="0" forceAA="0" compatLnSpc="1">
+                        <a:prstTxWarp prst="textNoShape">
+                          <a:avLst/>
+                        </a:prstTxWarp>
+                        <a:noAutofit/>
+                      </wps:bodyPr>
+                    </wps:wsp>
+                  </a:graphicData>
+                </a:graphic>
+              </wp:anchor>
+            </w:drawing>
+          </mc:Choice>
+          <mc:Fallback>
+            <w:pict>
+              <v:rect w14:anchorId="57AB79E6" id="Rectangle 34" o:spid="_x0000_s1026" style="position:absolute;margin-left:330pt;margin-top:181.15pt;width:78.6pt;height:25.8pt;z-index:251710464;visibility:visible;mso-wrap-style:square;mso-wrap-distance-left:9pt;mso-wrap-distance-top:0;mso-wrap-distance-right:9pt;mso-wrap-distance-bottom:0;mso-position-horizontal:absolute;mso-position-horizontal-relative:text;mso-position-vertical:absolute;mso-position-vertical-relative:text;v-text-anchor:middle" o:gfxdata="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" filled="f" strokecolor="red" strokeweight="1pt"/>
+            </w:pict>
+          </mc:Fallback>
+        </mc:AlternateContent>
+      </w:r>
+      <w:r>
+        <w:rPr>
+          <w:rFonts w:ascii="Times New Roman" w:hAnsi="Times New Roman" w:cs="Times New Roman"/>
+          <w:noProof/>
+          <w:sz w:val="24"/>
+          <w:szCs w:val="28"/>
+        </w:rPr>
+        <mc:AlternateContent>
+          <mc:Choice Requires="wps">
+            <w:drawing>
+              <wp:anchor distT="0" distB="0" distL="114300" distR="114300" simplePos="0" relativeHeight="251708416" behindDoc="0" locked="0" layoutInCell="1" allowOverlap="1" wp14:anchorId="7F990B82" wp14:editId="2D5B87D8">
+                <wp:simplePos x="0" y="0"/>
+                <wp:positionH relativeFrom="column">
+                  <wp:posOffset>137160</wp:posOffset>
+                </wp:positionH>
+                <wp:positionV relativeFrom="paragraph">
+                  <wp:posOffset>860425</wp:posOffset>
+                </wp:positionV>
+                <wp:extent cx="6278880" cy="259080"/>
+                <wp:effectExtent l="0" t="0" r="26670" b="26670"/>
+                <wp:wrapNone/>
+                <wp:docPr id="33" name="Rectangle 33"/>
+                <wp:cNvGraphicFramePr/>
+                <a:graphic xmlns:a="http://schemas.openxmlformats.org/drawingml/2006/main">
+                  <a:graphicData uri="http://schemas.microsoft.com/office/word/2010/wordprocessingShape">
+                    <wps:wsp>
+                      <wps:cNvSpPr/>
+                      <wps:spPr>
+                        <a:xfrm>
+                          <a:off x="0" y="0"/>
+                          <a:ext cx="6278880" cy="259080"/>
+                        </a:xfrm>
+                        <a:prstGeom prst="rect">
+                          <a:avLst/>
+                        </a:prstGeom>
+                        <a:noFill/>
+                        <a:ln>
+                          <a:solidFill>
+                            <a:srgbClr val="FF0000"/>
+                          </a:solidFill>
+                        </a:ln>
+                      </wps:spPr>
+                      <wps:style>
+                        <a:lnRef idx="2">
+                          <a:schemeClr val="accent1">
+                            <a:shade val="50000"/>
+                          </a:schemeClr>
+                        </a:lnRef>
+                        <a:fillRef idx="1">
+                          <a:schemeClr val="accent1"/>
+                        </a:fillRef>
+                        <a:effectRef idx="0">
+                          <a:schemeClr val="accent1"/>
+                        </a:effectRef>
+                        <a:fontRef idx="minor">
+                          <a:schemeClr val="lt1"/>
+                        </a:fontRef>
+                      </wps:style>
+                      <wps:bodyPr rot="0" spcFirstLastPara="0" vertOverflow="overflow" horzOverflow="overflow" vert="horz" wrap="square" lIns="91440" tIns="45720" rIns="91440" bIns="45720" numCol="1" spcCol="0" rtlCol="0" fromWordArt="0" anchor="ctr" anchorCtr="0" forceAA="0" compatLnSpc="1">
+                        <a:prstTxWarp prst="textNoShape">
+                          <a:avLst/>
+                        </a:prstTxWarp>
+                        <a:noAutofit/>
+                      </wps:bodyPr>
+                    </wps:wsp>
+                  </a:graphicData>
+                </a:graphic>
+              </wp:anchor>
+            </w:drawing>
+          </mc:Choice>
+          <mc:Fallback>
+            <w:pict>
+              <v:rect w14:anchorId="7827FDE1" id="Rectangle 33" o:spid="_x0000_s1026" style="position:absolute;margin-left:10.8pt;margin-top:67.75pt;width:494.4pt;height:20.4pt;z-index:251708416;visibility:visible;mso-wrap-style:square;mso-wrap-distance-left:9pt;mso-wrap-distance-top:0;mso-wrap-distance-right:9pt;mso-wrap-distance-bottom:0;mso-position-horizontal:absolute;mso-position-horizontal-relative:text;mso-position-vertical:absolute;mso-position-vertical-relative:text;v-text-anchor:middle" o:gfxdata="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" filled="f" strokecolor="red" strokeweight="1pt"/>
+            </w:pict>
+          </mc:Fallback>
+        </mc:AlternateContent>
+      </w:r>
+      <w:r>
+        <w:rPr>
+          <w:rFonts w:ascii="Times New Roman" w:hAnsi="Times New Roman" w:cs="Times New Roman"/>
+          <w:noProof/>
+          <w:sz w:val="24"/>
+          <w:szCs w:val="28"/>
+        </w:rPr>
+        <w:drawing>
+          <wp:inline distT="0" distB="0" distL="0" distR="0" wp14:anchorId="3B23CE54" wp14:editId="450E0626">
+            <wp:extent cx="6572250" cy="2959735"/>
+            <wp:effectExtent l="0" t="0" r="0" b="0"/>
+            <wp:docPr id="32" name="Picture 32"/>
+            <wp:cNvGraphicFramePr>
+              <a:graphicFrameLocks xmlns:a="http://schemas.openxmlformats.org/drawingml/2006/main" noChangeAspect="1"/>
+            </wp:cNvGraphicFramePr>
+            <a:graphic xmlns:a="http://schemas.openxmlformats.org/drawingml/2006/main">
+              <a:graphicData uri="http://schemas.openxmlformats.org/drawingml/2006/picture">
+                <pic:pic xmlns:pic="http://schemas.openxmlformats.org/drawingml/2006/picture">
+                  <pic:nvPicPr>
+                    <pic:cNvPr id="1" name=""/>
+                    <pic:cNvPicPr/>
+                  </pic:nvPicPr>
+                  <pic:blipFill>
+                    <a:blip r:embed="rId7"/>
+                    <a:stretch>
+                      <a:fillRect/>
+                    </a:stretch>
+                  </pic:blipFill>
+                  <pic:spPr>
+                    <a:xfrm>
+                      <a:off x="0" y="0"/>
+                      <a:ext cx="6572250" cy="2959735"/>
+                    </a:xfrm>
+                    <a:prstGeom prst="rect">
+                      <a:avLst/>
+                    </a:prstGeom>
+                  </pic:spPr>
+                </pic:pic>
+              </a:graphicData>
+            </a:graphic>
+          </wp:inline>
+        </w:drawing>
+      </w:r>
+    </w:p>
+    <w:p>
+      <w:pPr>
+        <w:jc w:val="center"/>
+        <w:rPr>
+          <w:rFonts w:ascii="Times New Roman" w:hAnsi="Times New Roman" w:cs="Times New Roman"/>
+          <w:sz w:val="24"/>
+          <w:szCs w:val="28"/>
+        </w:rPr>
+      </w:pPr>
+      <w:r>
+        <w:rPr>
+          <w:rFonts w:ascii="Times New Roman" w:hAnsi="Times New Roman" w:cs="Times New Roman"/>
+          <w:sz w:val="24"/>
+          <w:szCs w:val="28"/>
+        </w:rPr>
+        <w:t>Fig: EC2 instance in the Ohio region of VPC-02 (10.1.0.0/16).</w:t>
+      </w:r>
+    </w:p>
+    <w:p>
+      <w:pPr>
+        <w:rPr>
+          <w:rFonts w:ascii="Times New Roman" w:hAnsi="Times New Roman" w:cs="Times New Roman"/>
+          <w:sz w:val="24"/>
+          <w:szCs w:val="28"/>
+        </w:rPr>
+      </w:pPr>
+    </w:p>
+    <w:p>
+      <w:pPr>
+        <w:rPr>
+          <w:rFonts w:ascii="Times New Roman" w:hAnsi="Times New Roman" w:cs="Times New Roman"/>
+          <w:sz w:val="24"/>
+          <w:szCs w:val="28"/>
+        </w:rPr>
+      </w:pPr>
+    </w:p>
+    <w:p>
+      <w:pPr>
+        <w:rPr>
+          <w:rFonts w:ascii="Times New Roman" w:hAnsi="Times New Roman" w:cs="Times New Roman"/>
+          <w:sz w:val="24"/>
+          <w:szCs w:val="28"/>
+        </w:rPr>
+      </w:pPr>
+      <w:r>
+        <w:rPr>
+          <w:rFonts w:ascii="Times New Roman" w:hAnsi="Times New Roman" w:cs="Times New Roman"/>
+          <w:b/>
+          <w:color w:val="FF0000"/>
+          <w:sz w:val="24"/>
+          <w:szCs w:val="28"/>
+        </w:rPr>
+        <w:t>Note:</w:t>
+      </w:r>
+      <w:r>
+        <w:rPr>
+          <w:rFonts w:ascii="Times New Roman" w:hAnsi="Times New Roman" w:cs="Times New Roman"/>
+          <w:color w:val="FF0000"/>
+          <w:sz w:val="24"/>
+          <w:szCs w:val="28"/>
+        </w:rPr>
+        <w:t xml:space="preserve"> </w:t>
+      </w:r>
+      <w:r>
+        <w:rPr>
+          <w:rFonts w:ascii="Times New Roman" w:hAnsi="Times New Roman" w:cs="Times New Roman"/>
+          <w:sz w:val="24"/>
+          <w:szCs w:val="28"/>
+        </w:rPr>
+        <w:t>These two instances cannot be communicate with each other because they are in two different VPC.</w:t>
+      </w:r>
+    </w:p>
+    <w:p>
+      <w:pPr>
+        <w:rPr>
+          <w:rFonts w:ascii="Times New Roman" w:hAnsi="Times New Roman" w:cs="Times New Roman"/>
+          <w:sz w:val="24"/>
+          <w:szCs w:val="28"/>
+        </w:rPr>
+      </w:pPr>
+    </w:p>
+    <w:p>
+      <w:pPr>
+        <w:rPr>
+          <w:rFonts w:ascii="Times New Roman" w:hAnsi="Times New Roman" w:cs="Times New Roman"/>
+          <w:sz w:val="24"/>
+          <w:szCs w:val="28"/>
+        </w:rPr>
+      </w:pPr>
+      <w:r>
+        <w:rPr>
+          <w:rFonts w:ascii="Times New Roman" w:hAnsi="Times New Roman" w:cs="Times New Roman"/>
+          <w:sz w:val="24"/>
+          <w:szCs w:val="28"/>
+        </w:rPr>
+        <w:t>Similarly create two VPC in N.</w:t>
+      </w:r>
+      <w:r>
+        <w:rPr>
+          <w:rFonts w:ascii="Times New Roman" w:hAnsi="Times New Roman" w:cs="Times New Roman"/>
+          <w:sz w:val="24"/>
+          <w:szCs w:val="28"/>
+        </w:rPr>
+        <w:t xml:space="preserve"> Virginia</w:t>
+      </w:r>
+      <w:r>
+        <w:rPr>
+          <w:rFonts w:ascii="Times New Roman" w:hAnsi="Times New Roman" w:cs="Times New Roman"/>
+          <w:sz w:val="24"/>
+          <w:szCs w:val="28"/>
+        </w:rPr>
+        <w:t xml:space="preserve"> region and create one instance in each VPC.</w:t>
+      </w:r>
+    </w:p>
+    <w:p>
+      <w:pPr>
+        <w:rPr>
+          <w:rFonts w:ascii="Times New Roman" w:hAnsi="Times New Roman" w:cs="Times New Roman"/>
+          <w:sz w:val="24"/>
+          <w:szCs w:val="28"/>
+        </w:rPr>
+      </w:pPr>
+    </w:p>
+    <w:p>
+      <w:pPr>
+        <w:rPr>
+          <w:rFonts w:ascii="Times New Roman" w:hAnsi="Times New Roman" w:cs="Times New Roman"/>
+          <w:sz w:val="24"/>
+          <w:szCs w:val="28"/>
+        </w:rPr>
+      </w:pPr>
+      <w:r>
+        <w:rPr>
+          <w:rFonts w:ascii="Times New Roman" w:hAnsi="Times New Roman" w:cs="Times New Roman"/>
+          <w:b/>
+          <w:sz w:val="24"/>
+          <w:szCs w:val="28"/>
+        </w:rPr>
+        <w:lastRenderedPageBreak/>
+        <w:t>Step3:</w:t>
+      </w:r>
+      <w:r>
+        <w:rPr>
+          <w:rFonts w:ascii="Times New Roman" w:hAnsi="Times New Roman" w:cs="Times New Roman"/>
+          <w:sz w:val="24"/>
+          <w:szCs w:val="28"/>
+        </w:rPr>
+        <w:t xml:space="preserve"> Now create a Transit gate way and attach the VPC’s (Ohio-VPC-01 &amp; Ohio-VPC-02) to it.</w:t>
+      </w:r>
+    </w:p>
+    <w:p>
+      <w:pPr>
+        <w:rPr>
+          <w:rFonts w:ascii="Times New Roman" w:hAnsi="Times New Roman" w:cs="Times New Roman"/>
+          <w:b/>
+          <w:sz w:val="24"/>
+          <w:szCs w:val="28"/>
+        </w:rPr>
+      </w:pPr>
+      <w:r>
+        <w:rPr>
+          <w:rFonts w:ascii="Times New Roman" w:hAnsi="Times New Roman" w:cs="Times New Roman"/>
+          <w:b/>
+          <w:sz w:val="24"/>
+          <w:szCs w:val="28"/>
+        </w:rPr>
+        <w:t xml:space="preserve">Go To </w:t>
+      </w:r>
+      <w:r>
+        <w:rPr>
+          <w:rFonts w:ascii="Times New Roman" w:hAnsi="Times New Roman" w:cs="Times New Roman"/>
+          <w:b/>
+          <w:sz w:val="24"/>
+          <w:szCs w:val="28"/>
+        </w:rPr>
+        <w:sym w:font="Wingdings" w:char="F0E0"/>
+      </w:r>
+      <w:r>
+        <w:rPr>
+          <w:rFonts w:ascii="Times New Roman" w:hAnsi="Times New Roman" w:cs="Times New Roman"/>
+          <w:b/>
+          <w:sz w:val="24"/>
+          <w:szCs w:val="28"/>
+        </w:rPr>
+        <w:t xml:space="preserve"> VPC’s (global search</w:t>
+      </w:r>
+      <w:proofErr w:type="gramStart"/>
+      <w:r>
+        <w:rPr>
+          <w:rFonts w:ascii="Times New Roman" w:hAnsi="Times New Roman" w:cs="Times New Roman"/>
+          <w:b/>
+          <w:sz w:val="24"/>
+          <w:szCs w:val="28"/>
+        </w:rPr>
+        <w:t>)</w:t>
+      </w:r>
+      <w:proofErr w:type="gramEnd"/>
+      <w:r>
+        <w:rPr>
+          <w:rFonts w:ascii="Times New Roman" w:hAnsi="Times New Roman" w:cs="Times New Roman"/>
+          <w:b/>
+          <w:sz w:val="24"/>
+          <w:szCs w:val="28"/>
+        </w:rPr>
+        <w:sym w:font="Wingdings" w:char="F0E0"/>
+      </w:r>
+      <w:r>
+        <w:rPr>
+          <w:rFonts w:ascii="Times New Roman" w:hAnsi="Times New Roman" w:cs="Times New Roman"/>
+          <w:b/>
+          <w:sz w:val="24"/>
+          <w:szCs w:val="28"/>
+        </w:rPr>
+        <w:t>Transit gateways</w:t>
+      </w:r>
+      <w:r>
+        <w:rPr>
+          <w:rFonts w:ascii="Times New Roman" w:hAnsi="Times New Roman" w:cs="Times New Roman"/>
+          <w:b/>
+          <w:sz w:val="24"/>
+          <w:szCs w:val="28"/>
+        </w:rPr>
+        <w:sym w:font="Wingdings" w:char="F0E0"/>
+      </w:r>
+      <w:r>
+        <w:rPr>
+          <w:rFonts w:ascii="Times New Roman" w:hAnsi="Times New Roman" w:cs="Times New Roman"/>
+          <w:b/>
+          <w:sz w:val="24"/>
+          <w:szCs w:val="28"/>
+        </w:rPr>
+        <w:t>Create transit gateway.</w:t>
+      </w:r>
+    </w:p>
+    <w:p>
+      <w:pPr>
+        <w:rPr>
+          <w:rFonts w:ascii="Times New Roman" w:hAnsi="Times New Roman" w:cs="Times New Roman"/>
+          <w:sz w:val="24"/>
+          <w:szCs w:val="28"/>
+        </w:rPr>
+      </w:pPr>
+      <w:r>
+        <w:rPr>
+          <w:rFonts w:ascii="Times New Roman" w:hAnsi="Times New Roman" w:cs="Times New Roman"/>
+          <w:noProof/>
+          <w:sz w:val="24"/>
+          <w:szCs w:val="28"/>
+        </w:rPr>
+        <w:drawing>
+          <wp:inline distT="0" distB="0" distL="0" distR="0" wp14:anchorId="66F93326" wp14:editId="66FDC3B3">
+            <wp:extent cx="4663440" cy="4015740"/>
+            <wp:effectExtent l="0" t="0" r="3810" b="3810"/>
+            <wp:docPr id="37" name="Picture 37"/>
+            <wp:cNvGraphicFramePr>
+              <a:graphicFrameLocks xmlns:a="http://schemas.openxmlformats.org/drawingml/2006/main" noChangeAspect="1"/>
+            </wp:cNvGraphicFramePr>
+            <a:graphic xmlns:a="http://schemas.openxmlformats.org/drawingml/2006/main">
+              <a:graphicData uri="http://schemas.openxmlformats.org/drawingml/2006/picture">
+                <pic:pic xmlns:pic="http://schemas.openxmlformats.org/drawingml/2006/picture">
+                  <pic:nvPicPr>
+                    <pic:cNvPr id="1" name=""/>
+                    <pic:cNvPicPr/>
+                  </pic:nvPicPr>
+                  <pic:blipFill>
+                    <a:blip r:embed="rId8"/>
+                    <a:stretch>
+                      <a:fillRect/>
+                    </a:stretch>
+                  </pic:blipFill>
+                  <pic:spPr>
+                    <a:xfrm>
+                      <a:off x="0" y="0"/>
+                      <a:ext cx="4663440" cy="4015740"/>
+                    </a:xfrm>
+                    <a:prstGeom prst="rect">
+                      <a:avLst/>
+                    </a:prstGeom>
+                  </pic:spPr>
+                </pic:pic>
+              </a:graphicData>
+            </a:graphic>
+          </wp:inline>
+        </w:drawing>
+      </w:r>
+    </w:p>
+    <w:p>
+      <w:pPr>
+        <w:rPr>
+          <w:rFonts w:ascii="Times New Roman" w:hAnsi="Times New Roman" w:cs="Times New Roman"/>
+          <w:sz w:val="24"/>
+          <w:szCs w:val="28"/>
+        </w:rPr>
+      </w:pPr>
+      <w:r>
+        <w:rPr>
+          <w:rFonts w:ascii="Times New Roman" w:hAnsi="Times New Roman" w:cs="Times New Roman"/>
+          <w:sz w:val="24"/>
+          <w:szCs w:val="28"/>
+        </w:rPr>
+        <w:t xml:space="preserve">                Fig: Transit gateway configuration.</w:t>
+      </w:r>
+    </w:p>
+    <w:p>
+      <w:pPr>
+        <w:rPr>
+          <w:rFonts w:ascii="Times New Roman" w:hAnsi="Times New Roman" w:cs="Times New Roman"/>
+          <w:sz w:val="24"/>
+          <w:szCs w:val="28"/>
+        </w:rPr>
+      </w:pPr>
+      <w:r>
+        <w:rPr>
+          <w:rFonts w:ascii="Times New Roman" w:hAnsi="Times New Roman" w:cs="Times New Roman"/>
+          <w:noProof/>
+          <w:sz w:val="24"/>
+          <w:szCs w:val="28"/>
+        </w:rPr>
+        <mc:AlternateContent>
+          <mc:Choice Requires="wps">
+            <w:drawing>
+              <wp:anchor distT="0" distB="0" distL="114300" distR="114300" simplePos="0" relativeHeight="251713536" behindDoc="0" locked="0" layoutInCell="1" allowOverlap="1">
+                <wp:simplePos x="0" y="0"/>
+                <wp:positionH relativeFrom="column">
+                  <wp:posOffset>68580</wp:posOffset>
+                </wp:positionH>
+                <wp:positionV relativeFrom="paragraph">
+                  <wp:posOffset>780415</wp:posOffset>
+                </wp:positionV>
+                <wp:extent cx="6385560" cy="266700"/>
+                <wp:effectExtent l="0" t="0" r="15240" b="19050"/>
+                <wp:wrapNone/>
+                <wp:docPr id="39" name="Rectangle 39"/>
+                <wp:cNvGraphicFramePr/>
+                <a:graphic xmlns:a="http://schemas.openxmlformats.org/drawingml/2006/main">
+                  <a:graphicData uri="http://schemas.microsoft.com/office/word/2010/wordprocessingShape">
+                    <wps:wsp>
+                      <wps:cNvSpPr/>
+                      <wps:spPr>
+                        <a:xfrm>
+                          <a:off x="0" y="0"/>
+                          <a:ext cx="6385560" cy="266700"/>
+                        </a:xfrm>
+                        <a:prstGeom prst="rect">
+                          <a:avLst/>
+                        </a:prstGeom>
+                        <a:noFill/>
+                        <a:ln>
+                          <a:solidFill>
+                            <a:srgbClr val="FF0000"/>
+                          </a:solidFill>
+                        </a:ln>
+                      </wps:spPr>
+                      <wps:style>
+                        <a:lnRef idx="2">
+                          <a:schemeClr val="accent1">
+                            <a:shade val="50000"/>
+                          </a:schemeClr>
+                        </a:lnRef>
+                        <a:fillRef idx="1">
+                          <a:schemeClr val="accent1"/>
+                        </a:fillRef>
+                        <a:effectRef idx="0">
+                          <a:schemeClr val="accent1"/>
+                        </a:effectRef>
+                        <a:fontRef idx="minor">
+                          <a:schemeClr val="lt1"/>
+                        </a:fontRef>
+                      </wps:style>
+                      <wps:bodyPr rot="0" spcFirstLastPara="0" vertOverflow="overflow" horzOverflow="overflow" vert="horz" wrap="square" lIns="91440" tIns="45720" rIns="91440" bIns="45720" numCol="1" spcCol="0" rtlCol="0" fromWordArt="0" anchor="ctr" anchorCtr="0" forceAA="0" compatLnSpc="1">
+                        <a:prstTxWarp prst="textNoShape">
+                          <a:avLst/>
+                        </a:prstTxWarp>
+                        <a:noAutofit/>
+                      </wps:bodyPr>
+                    </wps:wsp>
+                  </a:graphicData>
+                </a:graphic>
+              </wp:anchor>
+            </w:drawing>
+          </mc:Choice>
+          <mc:Fallback>
+            <w:pict>
+              <v:rect w14:anchorId="1E14360A" id="Rectangle 39" o:spid="_x0000_s1026" style="position:absolute;margin-left:5.4pt;margin-top:61.45pt;width:502.8pt;height:21pt;z-index:251713536;visibility:visible;mso-wrap-style:square;mso-wrap-distance-left:9pt;mso-wrap-distance-top:0;mso-wrap-distance-right:9pt;mso-wrap-distance-bottom:0;mso-position-horizontal:absolute;mso-position-horizontal-relative:text;mso-position-vertical:absolute;mso-position-vertical-relative:text;v-text-anchor:middle" o:gfxdata="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" filled="f" strokecolor="red" strokeweight="1pt"/>
+            </w:pict>
+          </mc:Fallback>
+        </mc:AlternateContent>
+      </w:r>
+      <w:r>
+        <w:rPr>
+          <w:rFonts w:ascii="Times New Roman" w:hAnsi="Times New Roman" w:cs="Times New Roman"/>
+          <w:noProof/>
+          <w:sz w:val="24"/>
+          <w:szCs w:val="28"/>
+        </w:rPr>
+        <w:drawing>
+          <wp:inline distT="0" distB="0" distL="0" distR="0" wp14:anchorId="643B0A25" wp14:editId="1CD7427A">
+            <wp:extent cx="6572250" cy="1085850"/>
+            <wp:effectExtent l="0" t="0" r="0" b="0"/>
+            <wp:docPr id="38" name="Picture 38"/>
+            <wp:cNvGraphicFramePr>
+              <a:graphicFrameLocks xmlns:a="http://schemas.openxmlformats.org/drawingml/2006/main" noChangeAspect="1"/>
+            </wp:cNvGraphicFramePr>
+            <a:graphic xmlns:a="http://schemas.openxmlformats.org/drawingml/2006/main">
+              <a:graphicData uri="http://schemas.openxmlformats.org/drawingml/2006/picture">
+                <pic:pic xmlns:pic="http://schemas.openxmlformats.org/drawingml/2006/picture">
+                  <pic:nvPicPr>
+                    <pic:cNvPr id="1" name=""/>
+                    <pic:cNvPicPr/>
+                  </pic:nvPicPr>
+                  <pic:blipFill>
+                    <a:blip r:embed="rId9"/>
+                    <a:stretch>
+                      <a:fillRect/>
+                    </a:stretch>
+                  </pic:blipFill>
+                  <pic:spPr>
+                    <a:xfrm>
+                      <a:off x="0" y="0"/>
+                      <a:ext cx="6572250" cy="1085850"/>
+                    </a:xfrm>
+                    <a:prstGeom prst="rect">
+                      <a:avLst/>
+                    </a:prstGeom>
+                  </pic:spPr>
+                </pic:pic>
+              </a:graphicData>
+            </a:graphic>
+          </wp:inline>
+        </w:drawing>
+      </w:r>
+    </w:p>
+    <w:p>
+      <w:pPr>
+        <w:jc w:val="center"/>
+        <w:rPr>
+          <w:rFonts w:ascii="Times New Roman" w:hAnsi="Times New Roman" w:cs="Times New Roman"/>
+          <w:sz w:val="24"/>
+          <w:szCs w:val="28"/>
+        </w:rPr>
+      </w:pPr>
+      <w:r>
+        <w:rPr>
+          <w:rFonts w:ascii="Times New Roman" w:hAnsi="Times New Roman" w:cs="Times New Roman"/>
+          <w:sz w:val="24"/>
+          <w:szCs w:val="28"/>
+        </w:rPr>
+        <w:t>Fig: Transit gateway is created successfully.</w:t>
+      </w:r>
+    </w:p>
+    <w:p>
+      <w:pPr>
+        <w:rPr>
+          <w:rFonts w:ascii="Times New Roman" w:hAnsi="Times New Roman" w:cs="Times New Roman"/>
+          <w:b/>
+          <w:sz w:val="24"/>
+          <w:szCs w:val="28"/>
+        </w:rPr>
+      </w:pPr>
+    </w:p>
+    <w:p>
+      <w:pPr>
+        <w:rPr>
+          <w:rFonts w:ascii="Times New Roman" w:hAnsi="Times New Roman" w:cs="Times New Roman"/>
+          <w:b/>
+          <w:sz w:val="24"/>
+          <w:szCs w:val="28"/>
+        </w:rPr>
+      </w:pPr>
+    </w:p>
+    <w:p>
+      <w:pPr>
+        <w:rPr>
+          <w:rFonts w:ascii="Times New Roman" w:hAnsi="Times New Roman" w:cs="Times New Roman"/>
+          <w:sz w:val="24"/>
+          <w:szCs w:val="28"/>
+        </w:rPr>
+      </w:pPr>
+      <w:r>
+        <w:rPr>
+          <w:rFonts w:ascii="Times New Roman" w:hAnsi="Times New Roman" w:cs="Times New Roman"/>
+          <w:b/>
+          <w:sz w:val="24"/>
+          <w:szCs w:val="28"/>
+        </w:rPr>
+        <w:t xml:space="preserve">Step4: </w:t>
+      </w:r>
+      <w:r>
+        <w:rPr>
+          <w:rFonts w:ascii="Times New Roman" w:hAnsi="Times New Roman" w:cs="Times New Roman"/>
+          <w:sz w:val="24"/>
+          <w:szCs w:val="28"/>
+        </w:rPr>
+        <w:t>Attach the VPC’s</w:t>
+      </w:r>
+      <w:r>
+        <w:rPr>
+          <w:rFonts w:ascii="Times New Roman" w:hAnsi="Times New Roman" w:cs="Times New Roman"/>
+          <w:b/>
+          <w:sz w:val="24"/>
+          <w:szCs w:val="28"/>
+        </w:rPr>
+        <w:t xml:space="preserve"> </w:t>
+      </w:r>
+      <w:r>
+        <w:rPr>
+          <w:rFonts w:ascii="Times New Roman" w:hAnsi="Times New Roman" w:cs="Times New Roman"/>
+          <w:sz w:val="24"/>
+          <w:szCs w:val="28"/>
+        </w:rPr>
+        <w:t>(Ohio-VPC-01 &amp; Ohio-VPC-02) to the Transit gateway (Ohio-TGW).</w:t>
+      </w:r>
+    </w:p>
+    <w:p>
+      <w:pPr>
+        <w:rPr>
+          <w:rFonts w:ascii="Times New Roman" w:hAnsi="Times New Roman" w:cs="Times New Roman"/>
+          <w:b/>
+          <w:sz w:val="24"/>
+          <w:szCs w:val="28"/>
+        </w:rPr>
+      </w:pPr>
+      <w:r>
+        <w:rPr>
+          <w:rFonts w:ascii="Times New Roman" w:hAnsi="Times New Roman" w:cs="Times New Roman"/>
+          <w:b/>
+          <w:sz w:val="24"/>
+          <w:szCs w:val="28"/>
+        </w:rPr>
+        <w:t xml:space="preserve">Go </w:t>
+      </w:r>
+      <w:proofErr w:type="gramStart"/>
+      <w:r>
+        <w:rPr>
+          <w:rFonts w:ascii="Times New Roman" w:hAnsi="Times New Roman" w:cs="Times New Roman"/>
+          <w:b/>
+          <w:sz w:val="24"/>
+          <w:szCs w:val="28"/>
+        </w:rPr>
+        <w:t xml:space="preserve">To </w:t>
+      </w:r>
+      <w:r>
+        <w:rPr>
+          <w:rFonts w:ascii="Times New Roman" w:hAnsi="Times New Roman" w:cs="Times New Roman"/>
+          <w:b/>
+          <w:sz w:val="24"/>
+          <w:szCs w:val="28"/>
+        </w:rPr>
+        <w:sym w:font="Wingdings" w:char="F0E0"/>
+      </w:r>
+      <w:proofErr w:type="gramEnd"/>
+      <w:r>
+        <w:rPr>
+          <w:rFonts w:ascii="Times New Roman" w:hAnsi="Times New Roman" w:cs="Times New Roman"/>
+          <w:b/>
+          <w:sz w:val="24"/>
+          <w:szCs w:val="28"/>
+        </w:rPr>
+        <w:t xml:space="preserve"> VPC’s (global search) </w:t>
+      </w:r>
+      <w:r>
+        <w:rPr>
+          <w:rFonts w:ascii="Times New Roman" w:hAnsi="Times New Roman" w:cs="Times New Roman"/>
+          <w:b/>
+          <w:sz w:val="24"/>
+          <w:szCs w:val="28"/>
+        </w:rPr>
+        <w:sym w:font="Wingdings" w:char="F0E0"/>
+      </w:r>
+      <w:r>
+        <w:rPr>
+          <w:rFonts w:ascii="Times New Roman" w:hAnsi="Times New Roman" w:cs="Times New Roman"/>
+          <w:b/>
+          <w:sz w:val="24"/>
+          <w:szCs w:val="28"/>
+        </w:rPr>
+        <w:t xml:space="preserve">Transit gateway attachments </w:t>
+      </w:r>
+      <w:r>
+        <w:rPr>
+          <w:rFonts w:ascii="Times New Roman" w:hAnsi="Times New Roman" w:cs="Times New Roman"/>
+          <w:b/>
+          <w:sz w:val="24"/>
+          <w:szCs w:val="28"/>
+        </w:rPr>
+        <w:sym w:font="Wingdings" w:char="F0E0"/>
+      </w:r>
+      <w:r>
+        <w:rPr>
+          <w:rFonts w:ascii="Times New Roman" w:hAnsi="Times New Roman" w:cs="Times New Roman"/>
+          <w:b/>
+          <w:sz w:val="24"/>
+          <w:szCs w:val="28"/>
+        </w:rPr>
+        <w:t xml:space="preserve"> Create transit gateway attachment.</w:t>
+      </w:r>
+    </w:p>
+    <w:p>
+      <w:pPr>
+        <w:rPr>
+          <w:rFonts w:ascii="Times New Roman" w:hAnsi="Times New Roman" w:cs="Times New Roman"/>
+          <w:b/>
+          <w:sz w:val="24"/>
+          <w:szCs w:val="28"/>
+        </w:rPr>
+      </w:pPr>
+      <w:r>
+        <w:rPr>
+          <w:rFonts w:ascii="Times New Roman" w:hAnsi="Times New Roman" w:cs="Times New Roman"/>
+          <w:b/>
+          <w:noProof/>
+          <w:sz w:val="24"/>
+          <w:szCs w:val="28"/>
+        </w:rPr>
+        <w:lastRenderedPageBreak/>
+        <mc:AlternateContent>
+          <mc:Choice Requires="wps">
+            <w:drawing>
+              <wp:anchor distT="0" distB="0" distL="114300" distR="114300" simplePos="0" relativeHeight="251714560" behindDoc="0" locked="0" layoutInCell="1" allowOverlap="1">
+                <wp:simplePos x="0" y="0"/>
+                <wp:positionH relativeFrom="column">
+                  <wp:posOffset>68580</wp:posOffset>
+                </wp:positionH>
+                <wp:positionV relativeFrom="paragraph">
+                  <wp:posOffset>979170</wp:posOffset>
+                </wp:positionV>
+                <wp:extent cx="6400800" cy="457200"/>
+                <wp:effectExtent l="0" t="0" r="19050" b="19050"/>
+                <wp:wrapNone/>
+                <wp:docPr id="41" name="Rectangle 41"/>
+                <wp:cNvGraphicFramePr/>
+                <a:graphic xmlns:a="http://schemas.openxmlformats.org/drawingml/2006/main">
+                  <a:graphicData uri="http://schemas.microsoft.com/office/word/2010/wordprocessingShape">
+                    <wps:wsp>
+                      <wps:cNvSpPr/>
+                      <wps:spPr>
+                        <a:xfrm>
+                          <a:off x="0" y="0"/>
+                          <a:ext cx="6400800" cy="457200"/>
+                        </a:xfrm>
+                        <a:prstGeom prst="rect">
+                          <a:avLst/>
+                        </a:prstGeom>
+                        <a:noFill/>
+                        <a:ln>
+                          <a:solidFill>
+                            <a:srgbClr val="FF0000"/>
+                          </a:solidFill>
+                        </a:ln>
+                      </wps:spPr>
+                      <wps:style>
+                        <a:lnRef idx="2">
+                          <a:schemeClr val="accent1">
+                            <a:shade val="50000"/>
+                          </a:schemeClr>
+                        </a:lnRef>
+                        <a:fillRef idx="1">
+                          <a:schemeClr val="accent1"/>
+                        </a:fillRef>
+                        <a:effectRef idx="0">
+                          <a:schemeClr val="accent1"/>
+                        </a:effectRef>
+                        <a:fontRef idx="minor">
+                          <a:schemeClr val="lt1"/>
+                        </a:fontRef>
+                      </wps:style>
+                      <wps:bodyPr rot="0" spcFirstLastPara="0" vertOverflow="overflow" horzOverflow="overflow" vert="horz" wrap="square" lIns="91440" tIns="45720" rIns="91440" bIns="45720" numCol="1" spcCol="0" rtlCol="0" fromWordArt="0" anchor="ctr" anchorCtr="0" forceAA="0" compatLnSpc="1">
+                        <a:prstTxWarp prst="textNoShape">
+                          <a:avLst/>
+                        </a:prstTxWarp>
+                        <a:noAutofit/>
+                      </wps:bodyPr>
+                    </wps:wsp>
+                  </a:graphicData>
+                </a:graphic>
+                <wp14:sizeRelH relativeFrom="margin">
+                  <wp14:pctWidth>0</wp14:pctWidth>
+                </wp14:sizeRelH>
+                <wp14:sizeRelV relativeFrom="margin">
+                  <wp14:pctHeight>0</wp14:pctHeight>
+                </wp14:sizeRelV>
+              </wp:anchor>
+            </w:drawing>
+          </mc:Choice>
+          <mc:Fallback>
+            <w:pict>
+              <v:rect w14:anchorId="1B289AC1" id="Rectangle 41" o:spid="_x0000_s1026" style="position:absolute;margin-left:5.4pt;margin-top:77.1pt;width:7in;height:36pt;z-index:251714560;visibility:visible;mso-wrap-style:square;mso-width-percent:0;mso-height-percent:0;mso-wrap-distance-left:9pt;mso-wrap-distance-top:0;mso-wrap-distance-right:9pt;mso-wrap-distance-bottom:0;mso-position-horizontal:absolute;mso-position-horizontal-relative:text;mso-position-vertical:absolute;mso-position-vertical-relative:text;mso-width-percent:0;mso-height-percent:0;mso-width-relative:margin;mso-height-relative:margin;v-text-anchor:middle" o:gfxdata="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" filled="f" strokecolor="red" strokeweight="1pt"/>
+            </w:pict>
+          </mc:Fallback>
+        </mc:AlternateContent>
+      </w:r>
+      <w:r>
+        <w:rPr>
+          <w:rFonts w:ascii="Times New Roman" w:hAnsi="Times New Roman" w:cs="Times New Roman"/>
+          <w:b/>
+          <w:noProof/>
+          <w:sz w:val="24"/>
+          <w:szCs w:val="28"/>
+        </w:rPr>
+        <w:drawing>
+          <wp:inline distT="0" distB="0" distL="0" distR="0" wp14:anchorId="7DEF91E2" wp14:editId="10EAD75D">
+            <wp:extent cx="6572250" cy="1797050"/>
+            <wp:effectExtent l="0" t="0" r="0" b="0"/>
+            <wp:docPr id="43" name="Picture 43"/>
+            <wp:cNvGraphicFramePr>
+              <a:graphicFrameLocks xmlns:a="http://schemas.openxmlformats.org/drawingml/2006/main" noChangeAspect="1"/>
+            </wp:cNvGraphicFramePr>
+            <a:graphic xmlns:a="http://schemas.openxmlformats.org/drawingml/2006/main">
+              <a:graphicData uri="http://schemas.openxmlformats.org/drawingml/2006/picture">
+                <pic:pic xmlns:pic="http://schemas.openxmlformats.org/drawingml/2006/picture">
+                  <pic:nvPicPr>
+                    <pic:cNvPr id="1" name=""/>
+                    <pic:cNvPicPr/>
+                  </pic:nvPicPr>
+                  <pic:blipFill>
+                    <a:blip r:embed="rId10"/>
+                    <a:stretch>
+                      <a:fillRect/>
+                    </a:stretch>
+                  </pic:blipFill>
+                  <pic:spPr>
+                    <a:xfrm>
+                      <a:off x="0" y="0"/>
+                      <a:ext cx="6572250" cy="1797050"/>
+                    </a:xfrm>
+                    <a:prstGeom prst="rect">
+                      <a:avLst/>
+                    </a:prstGeom>
+                  </pic:spPr>
+                </pic:pic>
+              </a:graphicData>
+            </a:graphic>
+          </wp:inline>
+        </w:drawing>
+      </w:r>
+    </w:p>
+    <w:p>
+      <w:pPr>
+        <w:jc w:val="center"/>
+        <w:rPr>
+          <w:rFonts w:ascii="Times New Roman" w:hAnsi="Times New Roman" w:cs="Times New Roman"/>
+          <w:noProof/>
+          <w:sz w:val="24"/>
+          <w:szCs w:val="28"/>
+        </w:rPr>
+      </w:pPr>
+      <w:r>
+        <w:rPr>
+          <w:rFonts w:ascii="Times New Roman" w:hAnsi="Times New Roman" w:cs="Times New Roman"/>
+          <w:b/>
+          <w:noProof/>
+          <w:sz w:val="24"/>
+          <w:szCs w:val="28"/>
+        </w:rPr>
+        <w:t xml:space="preserve">Fig: </w:t>
+      </w:r>
+      <w:r>
+        <w:rPr>
+          <w:rFonts w:ascii="Times New Roman" w:hAnsi="Times New Roman" w:cs="Times New Roman"/>
+          <w:noProof/>
+          <w:sz w:val="24"/>
+          <w:szCs w:val="28"/>
+        </w:rPr>
+        <w:t>Two VPC’s are attached to the tansit gateway (Ohio-TGW).</w:t>
+      </w:r>
+    </w:p>
+    <w:p>
+      <w:pPr>
+        <w:jc w:val="center"/>
+        <w:rPr>
+          <w:rFonts w:ascii="Times New Roman" w:hAnsi="Times New Roman" w:cs="Times New Roman"/>
+          <w:b/>
+          <w:sz w:val="24"/>
+          <w:szCs w:val="28"/>
+        </w:rPr>
+      </w:pPr>
+    </w:p>
+    <w:p>
+      <w:pPr>
+        <w:rPr>
+          <w:rFonts w:ascii="Times New Roman" w:hAnsi="Times New Roman" w:cs="Times New Roman"/>
+          <w:sz w:val="24"/>
+          <w:szCs w:val="28"/>
+        </w:rPr>
+      </w:pPr>
+      <w:r>
+        <w:rPr>
+          <w:rFonts w:ascii="Times New Roman" w:hAnsi="Times New Roman" w:cs="Times New Roman"/>
+          <w:b/>
+          <w:sz w:val="24"/>
+          <w:szCs w:val="28"/>
+        </w:rPr>
+        <w:t>Step5</w:t>
+      </w:r>
+      <w:r>
+        <w:rPr>
+          <w:rFonts w:ascii="Times New Roman" w:hAnsi="Times New Roman" w:cs="Times New Roman"/>
+          <w:b/>
+          <w:sz w:val="24"/>
+          <w:szCs w:val="28"/>
+        </w:rPr>
+        <w:t>:</w:t>
+      </w:r>
+      <w:r>
+        <w:rPr>
+          <w:rFonts w:ascii="Times New Roman" w:hAnsi="Times New Roman" w:cs="Times New Roman"/>
+          <w:sz w:val="24"/>
+          <w:szCs w:val="28"/>
+        </w:rPr>
+        <w:t xml:space="preserve"> Then configure the route tables of each VPC (Ohio-VPC-01 &amp; Ohio-VPC-02), to use transit gateway to route the traffic.</w:t>
+      </w:r>
+    </w:p>
+    <w:p>
+      <w:pPr>
+        <w:rPr>
+          <w:rFonts w:ascii="Times New Roman" w:hAnsi="Times New Roman" w:cs="Times New Roman"/>
+          <w:sz w:val="24"/>
+          <w:szCs w:val="28"/>
+        </w:rPr>
+      </w:pPr>
+      <w:r>
+        <w:rPr>
+          <w:rFonts w:ascii="Times New Roman" w:hAnsi="Times New Roman" w:cs="Times New Roman"/>
+          <w:sz w:val="24"/>
+          <w:szCs w:val="28"/>
+        </w:rPr>
+        <w:t>Ohio-VPC-01: 10.10.0.0/16.</w:t>
+      </w:r>
+    </w:p>
+    <w:p>
+      <w:pPr>
+        <w:rPr>
+          <w:rFonts w:ascii="Times New Roman" w:hAnsi="Times New Roman" w:cs="Times New Roman"/>
+          <w:sz w:val="24"/>
+          <w:szCs w:val="28"/>
+        </w:rPr>
+      </w:pPr>
+      <w:r>
+        <w:rPr>
+          <w:rFonts w:ascii="Times New Roman" w:hAnsi="Times New Roman" w:cs="Times New Roman"/>
+          <w:sz w:val="24"/>
+          <w:szCs w:val="28"/>
+        </w:rPr>
+        <w:t>Ohio-VPC-02: 10.1.0.0/16</w:t>
+      </w:r>
+    </w:p>
+    <w:p>
+      <w:pPr>
+        <w:rPr>
+          <w:rFonts w:ascii="Times New Roman" w:hAnsi="Times New Roman" w:cs="Times New Roman"/>
+          <w:sz w:val="24"/>
+          <w:szCs w:val="28"/>
+        </w:rPr>
+      </w:pPr>
+      <w:r>
+        <w:rPr>
+          <w:rFonts w:ascii="Times New Roman" w:hAnsi="Times New Roman" w:cs="Times New Roman"/>
+          <w:noProof/>
+          <w:sz w:val="24"/>
+          <w:szCs w:val="28"/>
+        </w:rPr>
+        <mc:AlternateContent>
+          <mc:Choice Requires="wps">
+            <w:drawing>
+              <wp:anchor distT="0" distB="0" distL="114300" distR="114300" simplePos="0" relativeHeight="251715584" behindDoc="0" locked="0" layoutInCell="1" allowOverlap="1">
+                <wp:simplePos x="0" y="0"/>
+                <wp:positionH relativeFrom="column">
+                  <wp:posOffset>114300</wp:posOffset>
+                </wp:positionH>
+                <wp:positionV relativeFrom="paragraph">
+                  <wp:posOffset>1251585</wp:posOffset>
+                </wp:positionV>
+                <wp:extent cx="3611880" cy="708660"/>
+                <wp:effectExtent l="0" t="0" r="26670" b="15240"/>
+                <wp:wrapNone/>
+                <wp:docPr id="45" name="Rectangle 45"/>
+                <wp:cNvGraphicFramePr/>
+                <a:graphic xmlns:a="http://schemas.openxmlformats.org/drawingml/2006/main">
+                  <a:graphicData uri="http://schemas.microsoft.com/office/word/2010/wordprocessingShape">
+                    <wps:wsp>
+                      <wps:cNvSpPr/>
+                      <wps:spPr>
+                        <a:xfrm>
+                          <a:off x="0" y="0"/>
+                          <a:ext cx="3611880" cy="708660"/>
+                        </a:xfrm>
+                        <a:prstGeom prst="rect">
+                          <a:avLst/>
+                        </a:prstGeom>
+                        <a:noFill/>
+                        <a:ln>
+                          <a:solidFill>
+                            <a:srgbClr val="FF0000"/>
+                          </a:solidFill>
+                        </a:ln>
+                      </wps:spPr>
+                      <wps:style>
+                        <a:lnRef idx="2">
+                          <a:schemeClr val="accent1">
+                            <a:shade val="50000"/>
+                          </a:schemeClr>
+                        </a:lnRef>
+                        <a:fillRef idx="1">
+                          <a:schemeClr val="accent1"/>
+                        </a:fillRef>
+                        <a:effectRef idx="0">
+                          <a:schemeClr val="accent1"/>
+                        </a:effectRef>
+                        <a:fontRef idx="minor">
+                          <a:schemeClr val="lt1"/>
+                        </a:fontRef>
+                      </wps:style>
+                      <wps:bodyPr rot="0" spcFirstLastPara="0" vertOverflow="overflow" horzOverflow="overflow" vert="horz" wrap="square" lIns="91440" tIns="45720" rIns="91440" bIns="45720" numCol="1" spcCol="0" rtlCol="0" fromWordArt="0" anchor="ctr" anchorCtr="0" forceAA="0" compatLnSpc="1">
+                        <a:prstTxWarp prst="textNoShape">
+                          <a:avLst/>
+                        </a:prstTxWarp>
+                        <a:noAutofit/>
+                      </wps:bodyPr>
+                    </wps:wsp>
+                  </a:graphicData>
+                </a:graphic>
+                <wp14:sizeRelH relativeFrom="margin">
+                  <wp14:pctWidth>0</wp14:pctWidth>
+                </wp14:sizeRelH>
+                <wp14:sizeRelV relativeFrom="margin">
+                  <wp14:pctHeight>0</wp14:pctHeight>
+                </wp14:sizeRelV>
+              </wp:anchor>
+            </w:drawing>
+          </mc:Choice>
+          <mc:Fallback>
+            <w:pict>
+              <v:rect w14:anchorId="60564901" id="Rectangle 45" o:spid="_x0000_s1026" style="position:absolute;margin-left:9pt;margin-top:98.55pt;width:284.4pt;height:55.8pt;z-index:251715584;visibility:visible;mso-wrap-style:square;mso-width-percent:0;mso-height-percent:0;mso-wrap-distance-left:9pt;mso-wrap-distance-top:0;mso-wrap-distance-right:9pt;mso-wrap-distance-bottom:0;mso-position-horizontal:absolute;mso-position-horizontal-relative:text;mso-position-vertical:absolute;mso-position-vertical-relative:text;mso-width-percent:0;mso-height-percent:0;mso-width-relative:margin;mso-height-relative:margin;v-text-anchor:middle" o:gfxdata="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" filled="f" strokecolor="red" strokeweight="1pt"/>
+            </w:pict>
+          </mc:Fallback>
+        </mc:AlternateContent>
+      </w:r>
+      <w:r>
+        <w:rPr>
+          <w:rFonts w:ascii="Times New Roman" w:hAnsi="Times New Roman" w:cs="Times New Roman"/>
+          <w:noProof/>
+          <w:sz w:val="24"/>
+          <w:szCs w:val="28"/>
+        </w:rPr>
+        <w:drawing>
+          <wp:inline distT="0" distB="0" distL="0" distR="0" wp14:anchorId="75E4186E" wp14:editId="4701F211">
+            <wp:extent cx="6572250" cy="2113280"/>
+            <wp:effectExtent l="0" t="0" r="0" b="1270"/>
+            <wp:docPr id="44" name="Picture 44"/>
+            <wp:cNvGraphicFramePr>
+              <a:graphicFrameLocks xmlns:a="http://schemas.openxmlformats.org/drawingml/2006/main" noChangeAspect="1"/>
+            </wp:cNvGraphicFramePr>
+            <a:graphic xmlns:a="http://schemas.openxmlformats.org/drawingml/2006/main">
+              <a:graphicData uri="http://schemas.openxmlformats.org/drawingml/2006/picture">
+                <pic:pic xmlns:pic="http://schemas.openxmlformats.org/drawingml/2006/picture">
+                  <pic:nvPicPr>
+                    <pic:cNvPr id="1" name=""/>
+                    <pic:cNvPicPr/>
+                  </pic:nvPicPr>
+                  <pic:blipFill>
+                    <a:blip r:embed="rId11"/>
+                    <a:stretch>
+                      <a:fillRect/>
+                    </a:stretch>
+                  </pic:blipFill>
+                  <pic:spPr>
+                    <a:xfrm>
+                      <a:off x="0" y="0"/>
+                      <a:ext cx="6572250" cy="2113280"/>
+                    </a:xfrm>
+                    <a:prstGeom prst="rect">
+                      <a:avLst/>
+                    </a:prstGeom>
+                  </pic:spPr>
+                </pic:pic>
+              </a:graphicData>
+            </a:graphic>
+          </wp:inline>
+        </w:drawing>
+      </w:r>
+    </w:p>
+    <w:p>
+      <w:pPr>
+        <w:jc w:val="center"/>
+        <w:rPr>
+          <w:rFonts w:ascii="Times New Roman" w:hAnsi="Times New Roman" w:cs="Times New Roman"/>
+          <w:sz w:val="24"/>
+          <w:szCs w:val="28"/>
+        </w:rPr>
+      </w:pPr>
+      <w:r>
+        <w:rPr>
+          <w:rFonts w:ascii="Times New Roman" w:hAnsi="Times New Roman" w:cs="Times New Roman"/>
+          <w:sz w:val="24"/>
+          <w:szCs w:val="28"/>
+        </w:rPr>
+        <w:t>Fig: Route table of Ohio-VPC-01configuretion.</w:t>
+      </w:r>
+    </w:p>
+    <w:p>
+      <w:pPr>
+        <w:jc w:val="center"/>
+        <w:rPr>
+          <w:rFonts w:ascii="Times New Roman" w:hAnsi="Times New Roman" w:cs="Times New Roman"/>
+          <w:sz w:val="24"/>
+          <w:szCs w:val="28"/>
+        </w:rPr>
+      </w:pPr>
+    </w:p>
+    <w:p>
+      <w:pPr>
+        <w:jc w:val="center"/>
+        <w:rPr>
+          <w:rFonts w:ascii="Times New Roman" w:hAnsi="Times New Roman" w:cs="Times New Roman"/>
+          <w:sz w:val="24"/>
+          <w:szCs w:val="28"/>
+        </w:rPr>
+      </w:pPr>
+      <w:r>
+        <w:rPr>
+          <w:rFonts w:ascii="Times New Roman" w:hAnsi="Times New Roman" w:cs="Times New Roman"/>
+          <w:noProof/>
+          <w:sz w:val="24"/>
+          <w:szCs w:val="28"/>
+        </w:rPr>
+        <mc:AlternateContent>
+          <mc:Choice Requires="wps">
+            <w:drawing>
+              <wp:anchor distT="0" distB="0" distL="114300" distR="114300" simplePos="0" relativeHeight="251717632" behindDoc="0" locked="0" layoutInCell="1" allowOverlap="1" wp14:anchorId="35523870" wp14:editId="2E4C023F">
+                <wp:simplePos x="0" y="0"/>
+                <wp:positionH relativeFrom="column">
+                  <wp:posOffset>0</wp:posOffset>
+                </wp:positionH>
+                <wp:positionV relativeFrom="paragraph">
+                  <wp:posOffset>883920</wp:posOffset>
+                </wp:positionV>
+                <wp:extent cx="3611880" cy="708660"/>
+                <wp:effectExtent l="0" t="0" r="26670" b="15240"/>
+                <wp:wrapNone/>
+                <wp:docPr id="47" name="Rectangle 47"/>
+                <wp:cNvGraphicFramePr/>
+                <a:graphic xmlns:a="http://schemas.openxmlformats.org/drawingml/2006/main">
+                  <a:graphicData uri="http://schemas.microsoft.com/office/word/2010/wordprocessingShape">
+                    <wps:wsp>
+                      <wps:cNvSpPr/>
+                      <wps:spPr>
+                        <a:xfrm>
+                          <a:off x="0" y="0"/>
+                          <a:ext cx="3611880" cy="708660"/>
+                        </a:xfrm>
+                        <a:prstGeom prst="rect">
+                          <a:avLst/>
+                        </a:prstGeom>
+                        <a:noFill/>
+                        <a:ln>
+                          <a:solidFill>
+                            <a:srgbClr val="FF0000"/>
+                          </a:solidFill>
+                        </a:ln>
+                      </wps:spPr>
+                      <wps:style>
+                        <a:lnRef idx="2">
+                          <a:schemeClr val="accent1">
+                            <a:shade val="50000"/>
+                          </a:schemeClr>
+                        </a:lnRef>
+                        <a:fillRef idx="1">
+                          <a:schemeClr val="accent1"/>
+                        </a:fillRef>
+                        <a:effectRef idx="0">
+                          <a:schemeClr val="accent1"/>
+                        </a:effectRef>
+                        <a:fontRef idx="minor">
+                          <a:schemeClr val="lt1"/>
+                        </a:fontRef>
+                      </wps:style>
+                      <wps:bodyPr rot="0" spcFirstLastPara="0" vertOverflow="overflow" horzOverflow="overflow" vert="horz" wrap="square" lIns="91440" tIns="45720" rIns="91440" bIns="45720" numCol="1" spcCol="0" rtlCol="0" fromWordArt="0" anchor="ctr" anchorCtr="0" forceAA="0" compatLnSpc="1">
+                        <a:prstTxWarp prst="textNoShape">
+                          <a:avLst/>
+                        </a:prstTxWarp>
+                        <a:noAutofit/>
+                      </wps:bodyPr>
+                    </wps:wsp>
+                  </a:graphicData>
+                </a:graphic>
+                <wp14:sizeRelH relativeFrom="margin">
+                  <wp14:pctWidth>0</wp14:pctWidth>
+                </wp14:sizeRelH>
+                <wp14:sizeRelV relativeFrom="margin">
+                  <wp14:pctHeight>0</wp14:pctHeight>
+                </wp14:sizeRelV>
+              </wp:anchor>
+            </w:drawing>
+          </mc:Choice>
+          <mc:Fallback>
+            <w:pict>
+              <v:rect w14:anchorId="77768371" id="Rectangle 47" o:spid="_x0000_s1026" style="position:absolute;margin-left:0;margin-top:69.6pt;width:284.4pt;height:55.8pt;z-index:251717632;visibility:visible;mso-wrap-style:square;mso-width-percent:0;mso-height-percent:0;mso-wrap-distance-left:9pt;mso-wrap-distance-top:0;mso-wrap-distance-right:9pt;mso-wrap-distance-bottom:0;mso-position-horizontal:absolute;mso-position-horizontal-relative:text;mso-position-vertical:absolute;mso-position-vertical-relative:text;mso-width-percent:0;mso-height-percent:0;mso-width-relative:margin;mso-height-relative:margin;v-text-anchor:middle" o:gfxdata="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" filled="f" strokecolor="red" strokeweight="1pt"/>
+            </w:pict>
+          </mc:Fallback>
+        </mc:AlternateContent>
+      </w:r>
+      <w:r>
+        <w:rPr>
+          <w:rFonts w:ascii="Times New Roman" w:hAnsi="Times New Roman" w:cs="Times New Roman"/>
+          <w:noProof/>
+          <w:sz w:val="24"/>
+          <w:szCs w:val="28"/>
+        </w:rPr>
+        <w:drawing>
+          <wp:inline distT="0" distB="0" distL="0" distR="0" wp14:anchorId="1B35FE13" wp14:editId="7DE5539F">
+            <wp:extent cx="6572250" cy="1762125"/>
+            <wp:effectExtent l="0" t="0" r="0" b="9525"/>
+            <wp:docPr id="46" name="Picture 46"/>
+            <wp:cNvGraphicFramePr>
+              <a:graphicFrameLocks xmlns:a="http://schemas.openxmlformats.org/drawingml/2006/main" noChangeAspect="1"/>
+            </wp:cNvGraphicFramePr>
+            <a:graphic xmlns:a="http://schemas.openxmlformats.org/drawingml/2006/main">
+              <a:graphicData uri="http://schemas.openxmlformats.org/drawingml/2006/picture">
+                <pic:pic xmlns:pic="http://schemas.openxmlformats.org/drawingml/2006/picture">
+                  <pic:nvPicPr>
+                    <pic:cNvPr id="1" name=""/>
+                    <pic:cNvPicPr/>
+                  </pic:nvPicPr>
+                  <pic:blipFill>
+                    <a:blip r:embed="rId12"/>
+                    <a:stretch>
+                      <a:fillRect/>
+                    </a:stretch>
+                  </pic:blipFill>
+                  <pic:spPr>
+                    <a:xfrm>
+                      <a:off x="0" y="0"/>
+                      <a:ext cx="6572250" cy="1762125"/>
+                    </a:xfrm>
+                    <a:prstGeom prst="rect">
+                      <a:avLst/>
+                    </a:prstGeom>
+                  </pic:spPr>
+                </pic:pic>
+              </a:graphicData>
+            </a:graphic>
+          </wp:inline>
+        </w:drawing>
+      </w:r>
+    </w:p>
+    <w:p>
+      <w:pPr>
+        <w:jc w:val="center"/>
+        <w:rPr>
+          <w:rFonts w:ascii="Times New Roman" w:hAnsi="Times New Roman" w:cs="Times New Roman"/>
+          <w:sz w:val="24"/>
+          <w:szCs w:val="28"/>
+        </w:rPr>
+      </w:pPr>
+      <w:r>
+        <w:rPr>
+          <w:rFonts w:ascii="Times New Roman" w:hAnsi="Times New Roman" w:cs="Times New Roman"/>
+          <w:sz w:val="24"/>
+          <w:szCs w:val="28"/>
+        </w:rPr>
+        <w:t>Fig: Route table of Ohio-VPC-02 configuration.</w:t>
+      </w:r>
+    </w:p>
+    <w:p>
+      <w:pPr>
+        <w:rPr>
+          <w:rFonts w:ascii="Times New Roman" w:hAnsi="Times New Roman" w:cs="Times New Roman"/>
+          <w:sz w:val="24"/>
+          <w:szCs w:val="28"/>
+        </w:rPr>
+      </w:pPr>
+    </w:p>
+    <w:p>
+      <w:pPr>
+        <w:rPr>
+          <w:rFonts w:ascii="Times New Roman" w:hAnsi="Times New Roman" w:cs="Times New Roman"/>
+          <w:sz w:val="24"/>
+          <w:szCs w:val="28"/>
+        </w:rPr>
+      </w:pPr>
+      <w:r>
+        <w:rPr>
+          <w:rFonts w:ascii="Times New Roman" w:hAnsi="Times New Roman" w:cs="Times New Roman"/>
+          <w:noProof/>
+          <w:sz w:val="24"/>
+          <w:szCs w:val="28"/>
+        </w:rPr>
+        <w:lastRenderedPageBreak/>
+        <w:drawing>
+          <wp:inline distT="0" distB="0" distL="0" distR="0" wp14:anchorId="1A580895" wp14:editId="00AB6705">
+            <wp:extent cx="5235394" cy="3063505"/>
+            <wp:effectExtent l="0" t="0" r="3810" b="3810"/>
+            <wp:docPr id="49" name="Picture 49"/>
+            <wp:cNvGraphicFramePr>
+              <a:graphicFrameLocks xmlns:a="http://schemas.openxmlformats.org/drawingml/2006/main" noChangeAspect="1"/>
+            </wp:cNvGraphicFramePr>
+            <a:graphic xmlns:a="http://schemas.openxmlformats.org/drawingml/2006/main">
+              <a:graphicData uri="http://schemas.openxmlformats.org/drawingml/2006/picture">
+                <pic:pic xmlns:pic="http://schemas.openxmlformats.org/drawingml/2006/picture">
+                  <pic:nvPicPr>
+                    <pic:cNvPr id="1" name=""/>
+                    <pic:cNvPicPr/>
+                  </pic:nvPicPr>
+                  <pic:blipFill>
+                    <a:blip r:embed="rId13"/>
+                    <a:stretch>
+                      <a:fillRect/>
+                    </a:stretch>
+                  </pic:blipFill>
+                  <pic:spPr>
+                    <a:xfrm>
+                      <a:off x="0" y="0"/>
+                      <a:ext cx="5235394" cy="3063505"/>
+                    </a:xfrm>
+                    <a:prstGeom prst="rect">
+                      <a:avLst/>
+                    </a:prstGeom>
+                  </pic:spPr>
+                </pic:pic>
+              </a:graphicData>
+            </a:graphic>
+          </wp:inline>
+        </w:drawing>
+      </w:r>
+    </w:p>
+    <w:p>
+      <w:pPr>
+        <w:rPr>
+          <w:rFonts w:ascii="Times New Roman" w:hAnsi="Times New Roman" w:cs="Times New Roman"/>
+          <w:sz w:val="24"/>
+          <w:szCs w:val="28"/>
+        </w:rPr>
+      </w:pPr>
+      <w:r>
+        <w:rPr>
+          <w:rFonts w:ascii="Times New Roman" w:hAnsi="Times New Roman" w:cs="Times New Roman"/>
+          <w:sz w:val="24"/>
+          <w:szCs w:val="28"/>
+        </w:rPr>
+        <w:t>Fig: Pining of instance -02 (10.1.1.13) in instance-01</w:t>
+      </w:r>
+    </w:p>
+    <w:p>
+      <w:pPr>
+        <w:rPr>
+          <w:rFonts w:ascii="Times New Roman" w:hAnsi="Times New Roman" w:cs="Times New Roman"/>
+          <w:sz w:val="24"/>
+          <w:szCs w:val="28"/>
+        </w:rPr>
+      </w:pPr>
+      <w:r>
+        <w:rPr>
+          <w:rFonts w:ascii="Times New Roman" w:hAnsi="Times New Roman" w:cs="Times New Roman"/>
+          <w:noProof/>
+          <w:sz w:val="24"/>
+          <w:szCs w:val="28"/>
+        </w:rPr>
+        <w:drawing>
+          <wp:inline distT="0" distB="0" distL="0" distR="0">
+            <wp:extent cx="5562600" cy="4625340"/>
+            <wp:effectExtent l="0" t="0" r="0" b="3810"/>
+            <wp:docPr id="48" name="Picture 48"/>
+            <wp:cNvGraphicFramePr>
+              <a:graphicFrameLocks xmlns:a="http://schemas.openxmlformats.org/drawingml/2006/main" noChangeAspect="1"/>
+            </wp:cNvGraphicFramePr>
+            <a:graphic xmlns:a="http://schemas.openxmlformats.org/drawingml/2006/main">
+              <a:graphicData uri="http://schemas.openxmlformats.org/drawingml/2006/picture">
+                <pic:pic xmlns:pic="http://schemas.openxmlformats.org/drawingml/2006/picture">
+                  <pic:nvPicPr>
+                    <pic:cNvPr id="1" name=""/>
+                    <pic:cNvPicPr/>
+                  </pic:nvPicPr>
+                  <pic:blipFill>
+                    <a:blip r:embed="rId14">
+                      <a:extLst>
+                        <a:ext uri="{28A0092B-C50C-407E-A947-70E740481C1C}">
+                          <a14:useLocalDpi xmlns:a14="http://schemas.microsoft.com/office/drawing/2010/main" val="0"/>
+                        </a:ext>
+                      </a:extLst>
+                    </a:blip>
+                    <a:stretch>
+                      <a:fillRect/>
+                    </a:stretch>
+                  </pic:blipFill>
+                  <pic:spPr>
+                    <a:xfrm>
+                      <a:off x="0" y="0"/>
+                      <a:ext cx="5562600" cy="4625340"/>
+                    </a:xfrm>
+                    <a:prstGeom prst="rect">
+                      <a:avLst/>
+                    </a:prstGeom>
+                  </pic:spPr>
+                </pic:pic>
+              </a:graphicData>
+            </a:graphic>
+          </wp:inline>
+        </w:drawing>
+      </w:r>
+    </w:p>
+    <w:p>
+      <w:pPr>
+        <w:rPr>
+          <w:rFonts w:ascii="Times New Roman" w:hAnsi="Times New Roman" w:cs="Times New Roman"/>
+          <w:sz w:val="24"/>
+          <w:szCs w:val="28"/>
+        </w:rPr>
+      </w:pPr>
+      <w:r>
+        <w:rPr>
+          <w:rFonts w:ascii="Times New Roman" w:hAnsi="Times New Roman" w:cs="Times New Roman"/>
+          <w:sz w:val="24"/>
+          <w:szCs w:val="28"/>
+        </w:rPr>
+        <w:t>Fig: Pining of instance-01 (10.10.1.57) in instance-02.</w:t>
+      </w:r>
+    </w:p>
+    <w:p>
+      <w:pPr>
+        <w:rPr>
+          <w:rFonts w:ascii="Times New Roman" w:hAnsi="Times New Roman" w:cs="Times New Roman"/>
+          <w:sz w:val="24"/>
+          <w:szCs w:val="28"/>
+        </w:rPr>
+      </w:pPr>
+      <w:r>
+        <w:rPr>
+          <w:rFonts w:ascii="Times New Roman" w:hAnsi="Times New Roman" w:cs="Times New Roman"/>
+          <w:sz w:val="24"/>
+          <w:szCs w:val="28"/>
+        </w:rPr>
+        <w:t>Both VPC’s are connected each other using transit gateway instead of using VPC peering in same region.</w:t>
+      </w:r>
+    </w:p>
+    <w:p>
+      <w:pPr>
+        <w:rPr>
+          <w:rFonts w:ascii="Times New Roman" w:hAnsi="Times New Roman" w:cs="Times New Roman"/>
+          <w:sz w:val="24"/>
+          <w:szCs w:val="28"/>
+        </w:rPr>
+      </w:pPr>
+      <w:r>
+        <w:rPr>
+          <w:rFonts w:ascii="Times New Roman" w:hAnsi="Times New Roman" w:cs="Times New Roman"/>
+          <w:sz w:val="24"/>
+          <w:szCs w:val="28"/>
+        </w:rPr>
+        <w:lastRenderedPageBreak/>
+        <w:t>Similarly perform above task in another region (N. Virginia).</w:t>
+      </w:r>
+    </w:p>
+    <w:p>
+      <w:pPr>
+        <w:rPr>
+          <w:rFonts w:ascii="Times New Roman" w:hAnsi="Times New Roman" w:cs="Times New Roman"/>
+          <w:sz w:val="24"/>
+          <w:szCs w:val="28"/>
+        </w:rPr>
+      </w:pPr>
+    </w:p>
+    <w:p>
+      <w:pPr>
+        <w:rPr>
+          <w:rFonts w:ascii="Times New Roman" w:hAnsi="Times New Roman" w:cs="Times New Roman"/>
+          <w:sz w:val="24"/>
+          <w:szCs w:val="28"/>
+        </w:rPr>
+      </w:pPr>
+      <w:r>
+        <w:rPr>
+          <w:rFonts w:ascii="Times New Roman" w:hAnsi="Times New Roman" w:cs="Times New Roman"/>
+          <w:b/>
+          <w:sz w:val="24"/>
+          <w:szCs w:val="28"/>
+        </w:rPr>
+        <w:t>Step6</w:t>
+      </w:r>
+      <w:r>
+        <w:rPr>
+          <w:rFonts w:ascii="Times New Roman" w:hAnsi="Times New Roman" w:cs="Times New Roman"/>
+          <w:b/>
+          <w:sz w:val="24"/>
+          <w:szCs w:val="28"/>
+        </w:rPr>
+        <w:t>:</w:t>
+      </w:r>
+      <w:r>
+        <w:rPr>
+          <w:rFonts w:ascii="Times New Roman" w:hAnsi="Times New Roman" w:cs="Times New Roman"/>
+          <w:sz w:val="24"/>
+          <w:szCs w:val="28"/>
+        </w:rPr>
+        <w:t xml:space="preserve"> Create two VPC in another region (N. Virginia).</w:t>
+      </w:r>
+    </w:p>
+    <w:p>
+      <w:pPr>
+        <w:rPr>
+          <w:rFonts w:ascii="Times New Roman" w:hAnsi="Times New Roman" w:cs="Times New Roman"/>
+          <w:sz w:val="24"/>
+          <w:szCs w:val="28"/>
+        </w:rPr>
+      </w:pPr>
+      <w:r>
+        <w:rPr>
+          <w:rFonts w:ascii="Times New Roman" w:hAnsi="Times New Roman" w:cs="Times New Roman"/>
+          <w:noProof/>
+          <w:sz w:val="24"/>
+          <w:szCs w:val="28"/>
+        </w:rPr>
+        <mc:AlternateContent>
+          <mc:Choice Requires="wps">
+            <w:drawing>
+              <wp:anchor distT="0" distB="0" distL="114300" distR="114300" simplePos="0" relativeHeight="251712512" behindDoc="0" locked="0" layoutInCell="1" allowOverlap="1" wp14:anchorId="00DAD00E" wp14:editId="656C48A1">
+                <wp:simplePos x="0" y="0"/>
+                <wp:positionH relativeFrom="column">
+                  <wp:posOffset>1082040</wp:posOffset>
+                </wp:positionH>
+                <wp:positionV relativeFrom="paragraph">
+                  <wp:posOffset>939800</wp:posOffset>
+                </wp:positionV>
+                <wp:extent cx="5021580" cy="365760"/>
+                <wp:effectExtent l="0" t="0" r="26670" b="15240"/>
+                <wp:wrapNone/>
+                <wp:docPr id="36" name="Rectangle 36"/>
+                <wp:cNvGraphicFramePr/>
+                <a:graphic xmlns:a="http://schemas.openxmlformats.org/drawingml/2006/main">
+                  <a:graphicData uri="http://schemas.microsoft.com/office/word/2010/wordprocessingShape">
+                    <wps:wsp>
+                      <wps:cNvSpPr/>
+                      <wps:spPr>
+                        <a:xfrm>
+                          <a:off x="0" y="0"/>
+                          <a:ext cx="5021580" cy="365760"/>
+                        </a:xfrm>
+                        <a:prstGeom prst="rect">
+                          <a:avLst/>
+                        </a:prstGeom>
+                        <a:noFill/>
+                        <a:ln>
+                          <a:solidFill>
+                            <a:srgbClr val="FF0000"/>
+                          </a:solidFill>
+                        </a:ln>
+                      </wps:spPr>
+                      <wps:style>
+                        <a:lnRef idx="2">
+                          <a:schemeClr val="accent1">
+                            <a:shade val="50000"/>
+                          </a:schemeClr>
+                        </a:lnRef>
+                        <a:fillRef idx="1">
+                          <a:schemeClr val="accent1"/>
+                        </a:fillRef>
+                        <a:effectRef idx="0">
+                          <a:schemeClr val="accent1"/>
+                        </a:effectRef>
+                        <a:fontRef idx="minor">
+                          <a:schemeClr val="lt1"/>
+                        </a:fontRef>
+                      </wps:style>
+                      <wps:bodyPr rot="0" spcFirstLastPara="0" vertOverflow="overflow" horzOverflow="overflow" vert="horz" wrap="square" lIns="91440" tIns="45720" rIns="91440" bIns="45720" numCol="1" spcCol="0" rtlCol="0" fromWordArt="0" anchor="ctr" anchorCtr="0" forceAA="0" compatLnSpc="1">
+                        <a:prstTxWarp prst="textNoShape">
+                          <a:avLst/>
+                        </a:prstTxWarp>
+                        <a:noAutofit/>
+                      </wps:bodyPr>
+                    </wps:wsp>
+                  </a:graphicData>
+                </a:graphic>
+              </wp:anchor>
+            </w:drawing>
+          </mc:Choice>
+          <mc:Fallback>
+            <w:pict>
+              <v:rect w14:anchorId="3DA8E5C1" id="Rectangle 36" o:spid="_x0000_s1026" style="position:absolute;margin-left:85.2pt;margin-top:74pt;width:395.4pt;height:28.8pt;z-index:251712512;visibility:visible;mso-wrap-style:square;mso-wrap-distance-left:9pt;mso-wrap-distance-top:0;mso-wrap-distance-right:9pt;mso-wrap-distance-bottom:0;mso-position-horizontal:absolute;mso-position-horizontal-relative:text;mso-position-vertical:absolute;mso-position-vertical-relative:text;v-text-anchor:middle" o:gfxdata="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" filled="f" strokecolor="red" strokeweight="1pt"/>
+            </w:pict>
+          </mc:Fallback>
+        </mc:AlternateContent>
+      </w:r>
+      <w:r>
+        <w:rPr>
+          <w:rFonts w:ascii="Times New Roman" w:hAnsi="Times New Roman" w:cs="Times New Roman"/>
+          <w:noProof/>
+          <w:sz w:val="24"/>
+          <w:szCs w:val="28"/>
+        </w:rPr>
+        <w:drawing>
+          <wp:inline distT="0" distB="0" distL="0" distR="0" wp14:anchorId="2206F0B6" wp14:editId="3B5EC639">
+            <wp:extent cx="6572250" cy="1459865"/>
+            <wp:effectExtent l="0" t="0" r="0" b="6985"/>
+            <wp:docPr id="35" name="Picture 35"/>
+            <wp:cNvGraphicFramePr>
+              <a:graphicFrameLocks xmlns:a="http://schemas.openxmlformats.org/drawingml/2006/main" noChangeAspect="1"/>
+            </wp:cNvGraphicFramePr>
+            <a:graphic xmlns:a="http://schemas.openxmlformats.org/drawingml/2006/main">
+              <a:graphicData uri="http://schemas.openxmlformats.org/drawingml/2006/picture">
+                <pic:pic xmlns:pic="http://schemas.openxmlformats.org/drawingml/2006/picture">
+                  <pic:nvPicPr>
+                    <pic:cNvPr id="1" name=""/>
+                    <pic:cNvPicPr/>
+                  </pic:nvPicPr>
+                  <pic:blipFill>
+                    <a:blip r:embed="rId15"/>
+                    <a:stretch>
+                      <a:fillRect/>
+                    </a:stretch>
+                  </pic:blipFill>
+                  <pic:spPr>
+                    <a:xfrm>
+                      <a:off x="0" y="0"/>
+                      <a:ext cx="6572250" cy="1459865"/>
+                    </a:xfrm>
+                    <a:prstGeom prst="rect">
+                      <a:avLst/>
+                    </a:prstGeom>
+                  </pic:spPr>
+                </pic:pic>
+              </a:graphicData>
+            </a:graphic>
+          </wp:inline>
+        </w:drawing>
+      </w:r>
+    </w:p>
+    <w:p>
+      <w:pPr>
+        <w:jc w:val="center"/>
+        <w:rPr>
+          <w:rFonts w:ascii="Times New Roman" w:hAnsi="Times New Roman" w:cs="Times New Roman"/>
+          <w:sz w:val="24"/>
+          <w:szCs w:val="28"/>
+        </w:rPr>
+      </w:pPr>
+      <w:r>
+        <w:rPr>
+          <w:rFonts w:ascii="Times New Roman" w:hAnsi="Times New Roman" w:cs="Times New Roman"/>
+          <w:sz w:val="24"/>
+          <w:szCs w:val="28"/>
+        </w:rPr>
+        <w:t>Fig: Two VPC are created in N. Virginia region.</w:t>
+      </w:r>
+    </w:p>
+    <w:p>
+      <w:pPr>
+        <w:rPr>
+          <w:rFonts w:ascii="Times New Roman" w:hAnsi="Times New Roman" w:cs="Times New Roman"/>
+          <w:sz w:val="24"/>
+          <w:szCs w:val="28"/>
+        </w:rPr>
+      </w:pPr>
+    </w:p>
+    <w:p>
+      <w:pPr>
+        <w:rPr>
+          <w:rFonts w:ascii="Times New Roman" w:hAnsi="Times New Roman" w:cs="Times New Roman"/>
+          <w:sz w:val="24"/>
+          <w:szCs w:val="28"/>
+        </w:rPr>
+      </w:pPr>
+      <w:r>
+        <w:rPr>
+          <w:rFonts w:ascii="Times New Roman" w:hAnsi="Times New Roman" w:cs="Times New Roman"/>
+          <w:b/>
+          <w:sz w:val="24"/>
+          <w:szCs w:val="28"/>
+        </w:rPr>
+        <w:t>Step7</w:t>
+      </w:r>
+      <w:r>
+        <w:rPr>
+          <w:rFonts w:ascii="Times New Roman" w:hAnsi="Times New Roman" w:cs="Times New Roman"/>
+          <w:b/>
+          <w:sz w:val="24"/>
+          <w:szCs w:val="28"/>
+        </w:rPr>
+        <w:t>:</w:t>
+      </w:r>
+      <w:r>
+        <w:rPr>
+          <w:rFonts w:ascii="Times New Roman" w:hAnsi="Times New Roman" w:cs="Times New Roman"/>
+          <w:sz w:val="24"/>
+          <w:szCs w:val="28"/>
+        </w:rPr>
+        <w:t xml:space="preserve"> Now create one EC2 instance in each VPC of N. Virginia region.</w:t>
+      </w:r>
+    </w:p>
+    <w:p>
+      <w:pPr>
+        <w:rPr>
+          <w:rFonts w:ascii="Times New Roman" w:hAnsi="Times New Roman" w:cs="Times New Roman"/>
+          <w:sz w:val="24"/>
+          <w:szCs w:val="28"/>
+        </w:rPr>
+      </w:pPr>
+      <w:r>
+        <w:rPr>
+          <w:rFonts w:ascii="Times New Roman" w:hAnsi="Times New Roman" w:cs="Times New Roman"/>
+          <w:noProof/>
+          <w:sz w:val="24"/>
+          <w:szCs w:val="28"/>
+        </w:rPr>
+        <mc:AlternateContent>
+          <mc:Choice Requires="wps">
+            <w:drawing>
+              <wp:anchor distT="0" distB="0" distL="114300" distR="114300" simplePos="0" relativeHeight="251719680" behindDoc="0" locked="0" layoutInCell="1" allowOverlap="1" wp14:anchorId="2D1F855D" wp14:editId="2D4C063F">
+                <wp:simplePos x="0" y="0"/>
+                <wp:positionH relativeFrom="column">
+                  <wp:posOffset>1082040</wp:posOffset>
+                </wp:positionH>
+                <wp:positionV relativeFrom="paragraph">
+                  <wp:posOffset>860425</wp:posOffset>
+                </wp:positionV>
+                <wp:extent cx="5372100" cy="411480"/>
+                <wp:effectExtent l="0" t="0" r="19050" b="26670"/>
+                <wp:wrapNone/>
+                <wp:docPr id="51" name="Rectangle 51"/>
+                <wp:cNvGraphicFramePr/>
+                <a:graphic xmlns:a="http://schemas.openxmlformats.org/drawingml/2006/main">
+                  <a:graphicData uri="http://schemas.microsoft.com/office/word/2010/wordprocessingShape">
+                    <wps:wsp>
+                      <wps:cNvSpPr/>
+                      <wps:spPr>
+                        <a:xfrm>
+                          <a:off x="0" y="0"/>
+                          <a:ext cx="5372100" cy="411480"/>
+                        </a:xfrm>
+                        <a:prstGeom prst="rect">
+                          <a:avLst/>
+                        </a:prstGeom>
+                        <a:noFill/>
+                        <a:ln>
+                          <a:solidFill>
+                            <a:srgbClr val="FF0000"/>
+                          </a:solidFill>
+                        </a:ln>
+                      </wps:spPr>
+                      <wps:style>
+                        <a:lnRef idx="2">
+                          <a:schemeClr val="accent1">
+                            <a:shade val="50000"/>
+                          </a:schemeClr>
+                        </a:lnRef>
+                        <a:fillRef idx="1">
+                          <a:schemeClr val="accent1"/>
+                        </a:fillRef>
+                        <a:effectRef idx="0">
+                          <a:schemeClr val="accent1"/>
+                        </a:effectRef>
+                        <a:fontRef idx="minor">
+                          <a:schemeClr val="lt1"/>
+                        </a:fontRef>
+                      </wps:style>
+                      <wps:bodyPr rot="0" spcFirstLastPara="0" vertOverflow="overflow" horzOverflow="overflow" vert="horz" wrap="square" lIns="91440" tIns="45720" rIns="91440" bIns="45720" numCol="1" spcCol="0" rtlCol="0" fromWordArt="0" anchor="ctr" anchorCtr="0" forceAA="0" compatLnSpc="1">
+                        <a:prstTxWarp prst="textNoShape">
+                          <a:avLst/>
+                        </a:prstTxWarp>
+                        <a:noAutofit/>
+                      </wps:bodyPr>
+                    </wps:wsp>
+                  </a:graphicData>
+                </a:graphic>
+                <wp14:sizeRelH relativeFrom="margin">
+                  <wp14:pctWidth>0</wp14:pctWidth>
+                </wp14:sizeRelH>
+                <wp14:sizeRelV relativeFrom="margin">
+                  <wp14:pctHeight>0</wp14:pctHeight>
+                </wp14:sizeRelV>
+              </wp:anchor>
+            </w:drawing>
+          </mc:Choice>
+          <mc:Fallback>
+            <w:pict>
+              <v:rect w14:anchorId="072A46CF" id="Rectangle 51" o:spid="_x0000_s1026" style="position:absolute;margin-left:85.2pt;margin-top:67.75pt;width:423pt;height:32.4pt;z-index:251719680;visibility:visible;mso-wrap-style:square;mso-width-percent:0;mso-height-percent:0;mso-wrap-distance-left:9pt;mso-wrap-distance-top:0;mso-wrap-distance-right:9pt;mso-wrap-distance-bottom:0;mso-position-horizontal:absolute;mso-position-horizontal-relative:text;mso-position-vertical:absolute;mso-position-vertical-relative:text;mso-width-percent:0;mso-height-percent:0;mso-width-relative:margin;mso-height-relative:margin;v-text-anchor:middle" o:gfxdata="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" filled="f" strokecolor="red" strokeweight="1pt"/>
+            </w:pict>
+          </mc:Fallback>
+        </mc:AlternateContent>
+      </w:r>
+      <w:r>
+        <w:rPr>
+          <w:rFonts w:ascii="Times New Roman" w:hAnsi="Times New Roman" w:cs="Times New Roman"/>
+          <w:noProof/>
+          <w:sz w:val="24"/>
+          <w:szCs w:val="28"/>
+        </w:rPr>
+        <w:drawing>
+          <wp:inline distT="0" distB="0" distL="0" distR="0" wp14:anchorId="5881E166" wp14:editId="79B4A1ED">
+            <wp:extent cx="6572250" cy="1477010"/>
+            <wp:effectExtent l="0" t="0" r="0" b="8890"/>
+            <wp:docPr id="50" name="Picture 50"/>
+            <wp:cNvGraphicFramePr>
+              <a:graphicFrameLocks xmlns:a="http://schemas.openxmlformats.org/drawingml/2006/main" noChangeAspect="1"/>
+            </wp:cNvGraphicFramePr>
+            <a:graphic xmlns:a="http://schemas.openxmlformats.org/drawingml/2006/main">
+              <a:graphicData uri="http://schemas.openxmlformats.org/drawingml/2006/picture">
+                <pic:pic xmlns:pic="http://schemas.openxmlformats.org/drawingml/2006/picture">
+                  <pic:nvPicPr>
+                    <pic:cNvPr id="1" name=""/>
+                    <pic:cNvPicPr/>
+                  </pic:nvPicPr>
+                  <pic:blipFill>
+                    <a:blip r:embed="rId16"/>
+                    <a:stretch>
+                      <a:fillRect/>
+                    </a:stretch>
+                  </pic:blipFill>
+                  <pic:spPr>
+                    <a:xfrm>
+                      <a:off x="0" y="0"/>
+                      <a:ext cx="6572250" cy="1477010"/>
+                    </a:xfrm>
+                    <a:prstGeom prst="rect">
+                      <a:avLst/>
+                    </a:prstGeom>
+                  </pic:spPr>
+                </pic:pic>
+              </a:graphicData>
+            </a:graphic>
+          </wp:inline>
+        </w:drawing>
+      </w:r>
+    </w:p>
+    <w:p>
+      <w:pPr>
+        <w:jc w:val="center"/>
+        <w:rPr>
+          <w:rFonts w:ascii="Times New Roman" w:hAnsi="Times New Roman" w:cs="Times New Roman"/>
+          <w:sz w:val="24"/>
+          <w:szCs w:val="28"/>
+        </w:rPr>
+      </w:pPr>
+      <w:r>
+        <w:rPr>
+          <w:rFonts w:ascii="Times New Roman" w:hAnsi="Times New Roman" w:cs="Times New Roman"/>
+          <w:sz w:val="24"/>
+          <w:szCs w:val="28"/>
+        </w:rPr>
+        <w:t>Fig: Two instances (NV-VM-01 &amp; NV-VM-02) are created in N. Virginia region.</w:t>
+      </w:r>
+    </w:p>
+    <w:p>
+      <w:pPr>
+        <w:jc w:val="center"/>
+        <w:rPr>
+          <w:rFonts w:ascii="Times New Roman" w:hAnsi="Times New Roman" w:cs="Times New Roman"/>
+          <w:sz w:val="24"/>
+          <w:szCs w:val="28"/>
+        </w:rPr>
+      </w:pPr>
+    </w:p>
+    <w:p>
+      <w:pPr>
+        <w:rPr>
+          <w:rFonts w:ascii="Times New Roman" w:hAnsi="Times New Roman" w:cs="Times New Roman"/>
+          <w:sz w:val="24"/>
+          <w:szCs w:val="28"/>
+        </w:rPr>
+      </w:pPr>
+      <w:r>
+        <w:rPr>
+          <w:rFonts w:ascii="Times New Roman" w:hAnsi="Times New Roman" w:cs="Times New Roman"/>
+          <w:b/>
+          <w:sz w:val="24"/>
+          <w:szCs w:val="28"/>
+        </w:rPr>
+        <w:t>Step8:</w:t>
+      </w:r>
+      <w:r>
+        <w:rPr>
+          <w:rFonts w:ascii="Times New Roman" w:hAnsi="Times New Roman" w:cs="Times New Roman"/>
+          <w:sz w:val="24"/>
+          <w:szCs w:val="28"/>
+        </w:rPr>
+        <w:t xml:space="preserve"> Create the transit gateway in N. Virginia and attach the VPC’s (</w:t>
+      </w:r>
+      <w:r>
+        <w:rPr>
+          <w:rFonts w:ascii="Times New Roman" w:hAnsi="Times New Roman" w:cs="Times New Roman"/>
+          <w:sz w:val="24"/>
+          <w:szCs w:val="28"/>
+        </w:rPr>
+        <w:t>NV-VPC-01 &amp; NV-VPC-02</w:t>
+      </w:r>
+      <w:r>
+        <w:rPr>
+          <w:rFonts w:ascii="Times New Roman" w:hAnsi="Times New Roman" w:cs="Times New Roman"/>
+          <w:sz w:val="24"/>
+          <w:szCs w:val="28"/>
+        </w:rPr>
+        <w:t>)</w:t>
+      </w:r>
+      <w:r>
+        <w:rPr>
+          <w:rFonts w:ascii="Times New Roman" w:hAnsi="Times New Roman" w:cs="Times New Roman"/>
+          <w:sz w:val="24"/>
+          <w:szCs w:val="28"/>
+        </w:rPr>
+        <w:t xml:space="preserve"> to it.</w:t>
+      </w:r>
+    </w:p>
+    <w:p>
+      <w:pPr>
+        <w:rPr>
+          <w:rFonts w:ascii="Times New Roman" w:hAnsi="Times New Roman" w:cs="Times New Roman"/>
+          <w:sz w:val="24"/>
+          <w:szCs w:val="28"/>
+        </w:rPr>
+      </w:pPr>
+      <w:r>
+        <w:rPr>
+          <w:rFonts w:ascii="Times New Roman" w:hAnsi="Times New Roman" w:cs="Times New Roman"/>
+          <w:noProof/>
+          <w:sz w:val="24"/>
+          <w:szCs w:val="28"/>
+        </w:rPr>
+        <mc:AlternateContent>
+          <mc:Choice Requires="wps">
+            <w:drawing>
+              <wp:anchor distT="0" distB="0" distL="114300" distR="114300" simplePos="0" relativeHeight="251720704" behindDoc="0" locked="0" layoutInCell="1" allowOverlap="1">
+                <wp:simplePos x="0" y="0"/>
+                <wp:positionH relativeFrom="column">
+                  <wp:posOffset>1082040</wp:posOffset>
+                </wp:positionH>
+                <wp:positionV relativeFrom="paragraph">
+                  <wp:posOffset>1000760</wp:posOffset>
+                </wp:positionV>
+                <wp:extent cx="4358640" cy="251460"/>
+                <wp:effectExtent l="0" t="0" r="22860" b="15240"/>
+                <wp:wrapNone/>
+                <wp:docPr id="54" name="Rectangle 54"/>
+                <wp:cNvGraphicFramePr/>
+                <a:graphic xmlns:a="http://schemas.openxmlformats.org/drawingml/2006/main">
+                  <a:graphicData uri="http://schemas.microsoft.com/office/word/2010/wordprocessingShape">
+                    <wps:wsp>
+                      <wps:cNvSpPr/>
+                      <wps:spPr>
+                        <a:xfrm>
+                          <a:off x="0" y="0"/>
+                          <a:ext cx="4358640" cy="251460"/>
+                        </a:xfrm>
+                        <a:prstGeom prst="rect">
+                          <a:avLst/>
+                        </a:prstGeom>
+                        <a:noFill/>
+                        <a:ln>
+                          <a:solidFill>
+                            <a:srgbClr val="FF0000"/>
+                          </a:solidFill>
+                        </a:ln>
+                      </wps:spPr>
+                      <wps:style>
+                        <a:lnRef idx="2">
+                          <a:schemeClr val="accent1">
+                            <a:shade val="50000"/>
+                          </a:schemeClr>
+                        </a:lnRef>
+                        <a:fillRef idx="1">
+                          <a:schemeClr val="accent1"/>
+                        </a:fillRef>
+                        <a:effectRef idx="0">
+                          <a:schemeClr val="accent1"/>
+                        </a:effectRef>
+                        <a:fontRef idx="minor">
+                          <a:schemeClr val="lt1"/>
+                        </a:fontRef>
+                      </wps:style>
+                      <wps:bodyPr rot="0" spcFirstLastPara="0" vertOverflow="overflow" horzOverflow="overflow" vert="horz" wrap="square" lIns="91440" tIns="45720" rIns="91440" bIns="45720" numCol="1" spcCol="0" rtlCol="0" fromWordArt="0" anchor="ctr" anchorCtr="0" forceAA="0" compatLnSpc="1">
+                        <a:prstTxWarp prst="textNoShape">
+                          <a:avLst/>
+                        </a:prstTxWarp>
+                        <a:noAutofit/>
+                      </wps:bodyPr>
+                    </wps:wsp>
+                  </a:graphicData>
+                </a:graphic>
+              </wp:anchor>
+            </w:drawing>
+          </mc:Choice>
+          <mc:Fallback>
+            <w:pict>
+              <v:rect w14:anchorId="0DA07A3B" id="Rectangle 54" o:spid="_x0000_s1026" style="position:absolute;margin-left:85.2pt;margin-top:78.8pt;width:343.2pt;height:19.8pt;z-index:251720704;visibility:visible;mso-wrap-style:square;mso-wrap-distance-left:9pt;mso-wrap-distance-top:0;mso-wrap-distance-right:9pt;mso-wrap-distance-bottom:0;mso-position-horizontal:absolute;mso-position-horizontal-relative:text;mso-position-vertical:absolute;mso-position-vertical-relative:text;v-text-anchor:middle" o:gfxdata="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" filled="f" strokecolor="red" strokeweight="1pt"/>
+            </w:pict>
+          </mc:Fallback>
+        </mc:AlternateContent>
+      </w:r>
+      <w:r>
+        <w:rPr>
+          <w:rFonts w:ascii="Times New Roman" w:hAnsi="Times New Roman" w:cs="Times New Roman"/>
+          <w:noProof/>
+          <w:sz w:val="24"/>
+          <w:szCs w:val="28"/>
+        </w:rPr>
+        <w:drawing>
+          <wp:inline distT="0" distB="0" distL="0" distR="0" wp14:anchorId="604D39FC" wp14:editId="118D4DC1">
+            <wp:extent cx="6572250" cy="1456690"/>
+            <wp:effectExtent l="0" t="0" r="0" b="0"/>
+            <wp:docPr id="52" name="Picture 52"/>
+            <wp:cNvGraphicFramePr>
+              <a:graphicFrameLocks xmlns:a="http://schemas.openxmlformats.org/drawingml/2006/main" noChangeAspect="1"/>
+            </wp:cNvGraphicFramePr>
+            <a:graphic xmlns:a="http://schemas.openxmlformats.org/drawingml/2006/main">
+              <a:graphicData uri="http://schemas.openxmlformats.org/drawingml/2006/picture">
+                <pic:pic xmlns:pic="http://schemas.openxmlformats.org/drawingml/2006/picture">
+                  <pic:nvPicPr>
+                    <pic:cNvPr id="1" name=""/>
+                    <pic:cNvPicPr/>
+                  </pic:nvPicPr>
+                  <pic:blipFill>
+                    <a:blip r:embed="rId17"/>
+                    <a:stretch>
+                      <a:fillRect/>
+                    </a:stretch>
+                  </pic:blipFill>
+                  <pic:spPr>
+                    <a:xfrm>
+                      <a:off x="0" y="0"/>
+                      <a:ext cx="6572250" cy="1456690"/>
+                    </a:xfrm>
+                    <a:prstGeom prst="rect">
+                      <a:avLst/>
+                    </a:prstGeom>
+                  </pic:spPr>
+                </pic:pic>
+              </a:graphicData>
+            </a:graphic>
+          </wp:inline>
+        </w:drawing>
+      </w:r>
+    </w:p>
+    <w:p>
+      <w:pPr>
+        <w:jc w:val="center"/>
+        <w:rPr>
+          <w:rFonts w:ascii="Times New Roman" w:hAnsi="Times New Roman" w:cs="Times New Roman"/>
+          <w:sz w:val="24"/>
+          <w:szCs w:val="28"/>
+        </w:rPr>
+      </w:pPr>
+      <w:r>
+        <w:rPr>
+          <w:rFonts w:ascii="Times New Roman" w:hAnsi="Times New Roman" w:cs="Times New Roman"/>
+          <w:sz w:val="24"/>
+          <w:szCs w:val="28"/>
+        </w:rPr>
+        <w:t>Fig: Transit gateway in N .Virginia region (NV-TGW).</w:t>
+      </w:r>
+    </w:p>
+    <w:p>
+      <w:pPr>
+        <w:jc w:val="center"/>
+        <w:rPr>
+          <w:rFonts w:ascii="Times New Roman" w:hAnsi="Times New Roman" w:cs="Times New Roman"/>
+          <w:sz w:val="24"/>
+          <w:szCs w:val="28"/>
+        </w:rPr>
+      </w:pPr>
+      <w:r>
+        <w:rPr>
+          <w:rFonts w:ascii="Times New Roman" w:hAnsi="Times New Roman" w:cs="Times New Roman"/>
+          <w:noProof/>
+          <w:sz w:val="24"/>
+          <w:szCs w:val="28"/>
+        </w:rPr>
+        <w:lastRenderedPageBreak/>
+        <mc:AlternateContent>
+          <mc:Choice Requires="wps">
+            <w:drawing>
+              <wp:anchor distT="0" distB="0" distL="114300" distR="114300" simplePos="0" relativeHeight="251722752" behindDoc="0" locked="0" layoutInCell="1" allowOverlap="1" wp14:anchorId="52BA9D91" wp14:editId="5C3B993E">
+                <wp:simplePos x="0" y="0"/>
+                <wp:positionH relativeFrom="column">
+                  <wp:posOffset>1089660</wp:posOffset>
+                </wp:positionH>
+                <wp:positionV relativeFrom="paragraph">
+                  <wp:posOffset>994410</wp:posOffset>
+                </wp:positionV>
+                <wp:extent cx="5433060" cy="411480"/>
+                <wp:effectExtent l="0" t="0" r="15240" b="26670"/>
+                <wp:wrapNone/>
+                <wp:docPr id="56" name="Rectangle 56"/>
+                <wp:cNvGraphicFramePr/>
+                <a:graphic xmlns:a="http://schemas.openxmlformats.org/drawingml/2006/main">
+                  <a:graphicData uri="http://schemas.microsoft.com/office/word/2010/wordprocessingShape">
+                    <wps:wsp>
+                      <wps:cNvSpPr/>
+                      <wps:spPr>
+                        <a:xfrm>
+                          <a:off x="0" y="0"/>
+                          <a:ext cx="5433060" cy="411480"/>
+                        </a:xfrm>
+                        <a:prstGeom prst="rect">
+                          <a:avLst/>
+                        </a:prstGeom>
+                        <a:noFill/>
+                        <a:ln>
+                          <a:solidFill>
+                            <a:srgbClr val="FF0000"/>
+                          </a:solidFill>
+                        </a:ln>
+                      </wps:spPr>
+                      <wps:style>
+                        <a:lnRef idx="2">
+                          <a:schemeClr val="accent1">
+                            <a:shade val="50000"/>
+                          </a:schemeClr>
+                        </a:lnRef>
+                        <a:fillRef idx="1">
+                          <a:schemeClr val="accent1"/>
+                        </a:fillRef>
+                        <a:effectRef idx="0">
+                          <a:schemeClr val="accent1"/>
+                        </a:effectRef>
+                        <a:fontRef idx="minor">
+                          <a:schemeClr val="lt1"/>
+                        </a:fontRef>
+                      </wps:style>
+                      <wps:bodyPr rot="0" spcFirstLastPara="0" vertOverflow="overflow" horzOverflow="overflow" vert="horz" wrap="square" lIns="91440" tIns="45720" rIns="91440" bIns="45720" numCol="1" spcCol="0" rtlCol="0" fromWordArt="0" anchor="ctr" anchorCtr="0" forceAA="0" compatLnSpc="1">
+                        <a:prstTxWarp prst="textNoShape">
+                          <a:avLst/>
+                        </a:prstTxWarp>
+                        <a:noAutofit/>
+                      </wps:bodyPr>
+                    </wps:wsp>
+                  </a:graphicData>
+                </a:graphic>
+                <wp14:sizeRelH relativeFrom="margin">
+                  <wp14:pctWidth>0</wp14:pctWidth>
+                </wp14:sizeRelH>
+                <wp14:sizeRelV relativeFrom="margin">
+                  <wp14:pctHeight>0</wp14:pctHeight>
+                </wp14:sizeRelV>
+              </wp:anchor>
+            </w:drawing>
+          </mc:Choice>
+          <mc:Fallback>
+            <w:pict>
+              <v:rect w14:anchorId="2F2C0F1F" id="Rectangle 56" o:spid="_x0000_s1026" style="position:absolute;margin-left:85.8pt;margin-top:78.3pt;width:427.8pt;height:32.4pt;z-index:251722752;visibility:visible;mso-wrap-style:square;mso-width-percent:0;mso-height-percent:0;mso-wrap-distance-left:9pt;mso-wrap-distance-top:0;mso-wrap-distance-right:9pt;mso-wrap-distance-bottom:0;mso-position-horizontal:absolute;mso-position-horizontal-relative:text;mso-position-vertical:absolute;mso-position-vertical-relative:text;mso-width-percent:0;mso-height-percent:0;mso-width-relative:margin;mso-height-relative:margin;v-text-anchor:middle" o:gfxdata="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" filled="f" strokecolor="red" strokeweight="1pt"/>
+            </w:pict>
+          </mc:Fallback>
+        </mc:AlternateContent>
+      </w:r>
+      <w:r>
+        <w:rPr>
+          <w:rFonts w:ascii="Times New Roman" w:hAnsi="Times New Roman" w:cs="Times New Roman"/>
+          <w:noProof/>
+          <w:sz w:val="24"/>
+          <w:szCs w:val="28"/>
+        </w:rPr>
+        <w:drawing>
+          <wp:inline distT="0" distB="0" distL="0" distR="0" wp14:anchorId="41449B3C" wp14:editId="10CA62A6">
+            <wp:extent cx="6572250" cy="1541145"/>
+            <wp:effectExtent l="0" t="0" r="0" b="1905"/>
+            <wp:docPr id="55" name="Picture 55"/>
+            <wp:cNvGraphicFramePr>
+              <a:graphicFrameLocks xmlns:a="http://schemas.openxmlformats.org/drawingml/2006/main" noChangeAspect="1"/>
+            </wp:cNvGraphicFramePr>
+            <a:graphic xmlns:a="http://schemas.openxmlformats.org/drawingml/2006/main">
+              <a:graphicData uri="http://schemas.openxmlformats.org/drawingml/2006/picture">
+                <pic:pic xmlns:pic="http://schemas.openxmlformats.org/drawingml/2006/picture">
+                  <pic:nvPicPr>
+                    <pic:cNvPr id="1" name=""/>
+                    <pic:cNvPicPr/>
+                  </pic:nvPicPr>
+                  <pic:blipFill>
+                    <a:blip r:embed="rId18"/>
+                    <a:stretch>
+                      <a:fillRect/>
+                    </a:stretch>
+                  </pic:blipFill>
+                  <pic:spPr>
+                    <a:xfrm>
+                      <a:off x="0" y="0"/>
+                      <a:ext cx="6572250" cy="1541145"/>
+                    </a:xfrm>
+                    <a:prstGeom prst="rect">
+                      <a:avLst/>
+                    </a:prstGeom>
+                  </pic:spPr>
+                </pic:pic>
+              </a:graphicData>
+            </a:graphic>
+          </wp:inline>
+        </w:drawing>
+      </w:r>
+    </w:p>
+    <w:p>
+      <w:pPr>
+        <w:rPr>
+          <w:rFonts w:ascii="Times New Roman" w:hAnsi="Times New Roman" w:cs="Times New Roman"/>
+          <w:sz w:val="24"/>
+          <w:szCs w:val="28"/>
+        </w:rPr>
+      </w:pPr>
+      <w:r>
+        <w:rPr>
+          <w:rFonts w:ascii="Times New Roman" w:hAnsi="Times New Roman" w:cs="Times New Roman"/>
+          <w:sz w:val="24"/>
+          <w:szCs w:val="28"/>
+        </w:rPr>
+        <w:t>Fig: Two VPC’ (NV-VPC-01 &amp; NV-VPC-02) are attached to the Transit gateway (NV-YGW).</w:t>
+      </w:r>
+    </w:p>
+    <w:p>
+      <w:pPr>
+        <w:rPr>
+          <w:rFonts w:ascii="Times New Roman" w:hAnsi="Times New Roman" w:cs="Times New Roman"/>
+          <w:sz w:val="24"/>
+          <w:szCs w:val="28"/>
+        </w:rPr>
+      </w:pPr>
+    </w:p>
+    <w:p>
+      <w:pPr>
+        <w:rPr>
+          <w:rFonts w:ascii="Times New Roman" w:hAnsi="Times New Roman" w:cs="Times New Roman"/>
+          <w:sz w:val="24"/>
+          <w:szCs w:val="28"/>
+        </w:rPr>
+      </w:pPr>
+      <w:r>
+        <w:rPr>
+          <w:rFonts w:ascii="Times New Roman" w:hAnsi="Times New Roman" w:cs="Times New Roman"/>
+          <w:b/>
+          <w:sz w:val="24"/>
+          <w:szCs w:val="28"/>
+        </w:rPr>
+        <w:t>Step9:</w:t>
+      </w:r>
+      <w:r>
+        <w:rPr>
+          <w:rFonts w:ascii="Times New Roman" w:hAnsi="Times New Roman" w:cs="Times New Roman"/>
+          <w:sz w:val="24"/>
+          <w:szCs w:val="28"/>
+        </w:rPr>
+        <w:t xml:space="preserve"> Configure the Route tables of each VPC (NV-VPC-01 &amp; NV-VPC-02) in N. Virginia to route the traffic using Transit gateway (NV-TGW).</w:t>
+      </w:r>
+    </w:p>
+    <w:p>
+      <w:pPr>
+        <w:rPr>
+          <w:rFonts w:ascii="Times New Roman" w:hAnsi="Times New Roman" w:cs="Times New Roman"/>
+          <w:sz w:val="24"/>
+          <w:szCs w:val="28"/>
+        </w:rPr>
+      </w:pPr>
+    </w:p>
+    <w:p>
+      <w:pPr>
+        <w:rPr>
+          <w:rFonts w:ascii="Times New Roman" w:hAnsi="Times New Roman" w:cs="Times New Roman"/>
+          <w:sz w:val="24"/>
+          <w:szCs w:val="28"/>
+        </w:rPr>
+      </w:pPr>
+      <w:r>
+        <w:rPr>
+          <w:rFonts w:ascii="Times New Roman" w:hAnsi="Times New Roman" w:cs="Times New Roman"/>
+          <w:noProof/>
+          <w:sz w:val="24"/>
+          <w:szCs w:val="28"/>
+        </w:rPr>
+        <mc:AlternateContent>
+          <mc:Choice Requires="wps">
+            <w:drawing>
+              <wp:anchor distT="0" distB="0" distL="114300" distR="114300" simplePos="0" relativeHeight="251723776" behindDoc="0" locked="0" layoutInCell="1" allowOverlap="1">
+                <wp:simplePos x="0" y="0"/>
+                <wp:positionH relativeFrom="column">
+                  <wp:posOffset>68580</wp:posOffset>
+                </wp:positionH>
+                <wp:positionV relativeFrom="paragraph">
+                  <wp:posOffset>1237615</wp:posOffset>
+                </wp:positionV>
+                <wp:extent cx="3665220" cy="731520"/>
+                <wp:effectExtent l="0" t="0" r="11430" b="11430"/>
+                <wp:wrapNone/>
+                <wp:docPr id="58" name="Rectangle 58"/>
+                <wp:cNvGraphicFramePr/>
+                <a:graphic xmlns:a="http://schemas.openxmlformats.org/drawingml/2006/main">
+                  <a:graphicData uri="http://schemas.microsoft.com/office/word/2010/wordprocessingShape">
+                    <wps:wsp>
+                      <wps:cNvSpPr/>
+                      <wps:spPr>
+                        <a:xfrm>
+                          <a:off x="0" y="0"/>
+                          <a:ext cx="3665220" cy="731520"/>
+                        </a:xfrm>
+                        <a:prstGeom prst="rect">
+                          <a:avLst/>
+                        </a:prstGeom>
+                        <a:noFill/>
+                        <a:ln>
+                          <a:solidFill>
+                            <a:srgbClr val="FF0000"/>
+                          </a:solidFill>
+                        </a:ln>
+                      </wps:spPr>
+                      <wps:style>
+                        <a:lnRef idx="2">
+                          <a:schemeClr val="accent1">
+                            <a:shade val="50000"/>
+                          </a:schemeClr>
+                        </a:lnRef>
+                        <a:fillRef idx="1">
+                          <a:schemeClr val="accent1"/>
+                        </a:fillRef>
+                        <a:effectRef idx="0">
+                          <a:schemeClr val="accent1"/>
+                        </a:effectRef>
+                        <a:fontRef idx="minor">
+                          <a:schemeClr val="lt1"/>
+                        </a:fontRef>
+                      </wps:style>
+                      <wps:bodyPr rot="0" spcFirstLastPara="0" vertOverflow="overflow" horzOverflow="overflow" vert="horz" wrap="square" lIns="91440" tIns="45720" rIns="91440" bIns="45720" numCol="1" spcCol="0" rtlCol="0" fromWordArt="0" anchor="ctr" anchorCtr="0" forceAA="0" compatLnSpc="1">
+                        <a:prstTxWarp prst="textNoShape">
+                          <a:avLst/>
+                        </a:prstTxWarp>
+                        <a:noAutofit/>
+                      </wps:bodyPr>
+                    </wps:wsp>
+                  </a:graphicData>
+                </a:graphic>
+              </wp:anchor>
+            </w:drawing>
+          </mc:Choice>
+          <mc:Fallback>
+            <w:pict>
+              <v:rect w14:anchorId="365E4E17" id="Rectangle 58" o:spid="_x0000_s1026" style="position:absolute;margin-left:5.4pt;margin-top:97.45pt;width:288.6pt;height:57.6pt;z-index:251723776;visibility:visible;mso-wrap-style:square;mso-wrap-distance-left:9pt;mso-wrap-distance-top:0;mso-wrap-distance-right:9pt;mso-wrap-distance-bottom:0;mso-position-horizontal:absolute;mso-position-horizontal-relative:text;mso-position-vertical:absolute;mso-position-vertical-relative:text;v-text-anchor:middle" o:gfxdata="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" filled="f" strokecolor="red" strokeweight="1pt"/>
+            </w:pict>
+          </mc:Fallback>
+        </mc:AlternateContent>
+      </w:r>
+      <w:r>
+        <w:rPr>
+          <w:rFonts w:ascii="Times New Roman" w:hAnsi="Times New Roman" w:cs="Times New Roman"/>
+          <w:noProof/>
+          <w:sz w:val="24"/>
+          <w:szCs w:val="28"/>
+        </w:rPr>
+        <w:drawing>
+          <wp:inline distT="0" distB="0" distL="0" distR="0" wp14:anchorId="15436A1D" wp14:editId="7ACEF763">
+            <wp:extent cx="6572250" cy="2122805"/>
+            <wp:effectExtent l="0" t="0" r="0" b="0"/>
+            <wp:docPr id="57" name="Picture 57"/>
+            <wp:cNvGraphicFramePr>
+              <a:graphicFrameLocks xmlns:a="http://schemas.openxmlformats.org/drawingml/2006/main" noChangeAspect="1"/>
+            </wp:cNvGraphicFramePr>
+            <a:graphic xmlns:a="http://schemas.openxmlformats.org/drawingml/2006/main">
+              <a:graphicData uri="http://schemas.openxmlformats.org/drawingml/2006/picture">
+                <pic:pic xmlns:pic="http://schemas.openxmlformats.org/drawingml/2006/picture">
+                  <pic:nvPicPr>
+                    <pic:cNvPr id="1" name=""/>
+                    <pic:cNvPicPr/>
+                  </pic:nvPicPr>
+                  <pic:blipFill>
+                    <a:blip r:embed="rId19"/>
+                    <a:stretch>
+                      <a:fillRect/>
+                    </a:stretch>
+                  </pic:blipFill>
+                  <pic:spPr>
+                    <a:xfrm>
+                      <a:off x="0" y="0"/>
+                      <a:ext cx="6572250" cy="2122805"/>
+                    </a:xfrm>
+                    <a:prstGeom prst="rect">
+                      <a:avLst/>
+                    </a:prstGeom>
+                  </pic:spPr>
+                </pic:pic>
+              </a:graphicData>
+            </a:graphic>
+          </wp:inline>
+        </w:drawing>
+      </w:r>
+    </w:p>
+    <w:p>
+      <w:pPr>
+        <w:jc w:val="center"/>
+        <w:rPr>
+          <w:rFonts w:ascii="Times New Roman" w:hAnsi="Times New Roman" w:cs="Times New Roman"/>
+          <w:sz w:val="24"/>
+          <w:szCs w:val="28"/>
+        </w:rPr>
+      </w:pPr>
+      <w:r>
+        <w:rPr>
+          <w:rFonts w:ascii="Times New Roman" w:hAnsi="Times New Roman" w:cs="Times New Roman"/>
+          <w:sz w:val="24"/>
+          <w:szCs w:val="28"/>
+        </w:rPr>
+        <w:t>Fig: Configuring the route table in NV-VPC-01.</w:t>
+      </w:r>
+    </w:p>
+    <w:p>
+      <w:pPr>
+        <w:rPr>
+          <w:rFonts w:ascii="Times New Roman" w:hAnsi="Times New Roman" w:cs="Times New Roman"/>
+          <w:sz w:val="24"/>
+          <w:szCs w:val="28"/>
+        </w:rPr>
+      </w:pPr>
+    </w:p>
+    <w:p>
+      <w:pPr>
+        <w:rPr>
+          <w:rFonts w:ascii="Times New Roman" w:hAnsi="Times New Roman" w:cs="Times New Roman"/>
+          <w:sz w:val="24"/>
+          <w:szCs w:val="28"/>
+        </w:rPr>
+      </w:pPr>
+      <w:r>
+        <w:rPr>
+          <w:rFonts w:ascii="Times New Roman" w:hAnsi="Times New Roman" w:cs="Times New Roman"/>
+          <w:noProof/>
+          <w:sz w:val="24"/>
+          <w:szCs w:val="28"/>
+        </w:rPr>
+        <mc:AlternateContent>
+          <mc:Choice Requires="wps">
+            <w:drawing>
+              <wp:anchor distT="0" distB="0" distL="114300" distR="114300" simplePos="0" relativeHeight="251725824" behindDoc="0" locked="0" layoutInCell="1" allowOverlap="1" wp14:anchorId="3D897C29" wp14:editId="5E6CF4DA">
+                <wp:simplePos x="0" y="0"/>
+                <wp:positionH relativeFrom="column">
+                  <wp:posOffset>68580</wp:posOffset>
+                </wp:positionH>
+                <wp:positionV relativeFrom="paragraph">
+                  <wp:posOffset>1207135</wp:posOffset>
+                </wp:positionV>
+                <wp:extent cx="3665220" cy="731520"/>
+                <wp:effectExtent l="0" t="0" r="11430" b="11430"/>
+                <wp:wrapNone/>
+                <wp:docPr id="60" name="Rectangle 60"/>
+                <wp:cNvGraphicFramePr/>
+                <a:graphic xmlns:a="http://schemas.openxmlformats.org/drawingml/2006/main">
+                  <a:graphicData uri="http://schemas.microsoft.com/office/word/2010/wordprocessingShape">
+                    <wps:wsp>
+                      <wps:cNvSpPr/>
+                      <wps:spPr>
+                        <a:xfrm>
+                          <a:off x="0" y="0"/>
+                          <a:ext cx="3665220" cy="731520"/>
+                        </a:xfrm>
+                        <a:prstGeom prst="rect">
+                          <a:avLst/>
+                        </a:prstGeom>
+                        <a:noFill/>
+                        <a:ln>
+                          <a:solidFill>
+                            <a:srgbClr val="FF0000"/>
+                          </a:solidFill>
+                        </a:ln>
+                      </wps:spPr>
+                      <wps:style>
+                        <a:lnRef idx="2">
+                          <a:schemeClr val="accent1">
+                            <a:shade val="50000"/>
+                          </a:schemeClr>
+                        </a:lnRef>
+                        <a:fillRef idx="1">
+                          <a:schemeClr val="accent1"/>
+                        </a:fillRef>
+                        <a:effectRef idx="0">
+                          <a:schemeClr val="accent1"/>
+                        </a:effectRef>
+                        <a:fontRef idx="minor">
+                          <a:schemeClr val="lt1"/>
+                        </a:fontRef>
+                      </wps:style>
+                      <wps:bodyPr rot="0" spcFirstLastPara="0" vertOverflow="overflow" horzOverflow="overflow" vert="horz" wrap="square" lIns="91440" tIns="45720" rIns="91440" bIns="45720" numCol="1" spcCol="0" rtlCol="0" fromWordArt="0" anchor="ctr" anchorCtr="0" forceAA="0" compatLnSpc="1">
+                        <a:prstTxWarp prst="textNoShape">
+                          <a:avLst/>
+                        </a:prstTxWarp>
+                        <a:noAutofit/>
+                      </wps:bodyPr>
+                    </wps:wsp>
+                  </a:graphicData>
+                </a:graphic>
+              </wp:anchor>
+            </w:drawing>
+          </mc:Choice>
+          <mc:Fallback>
+            <w:pict>
+              <v:rect w14:anchorId="4D806D9E" id="Rectangle 60" o:spid="_x0000_s1026" style="position:absolute;margin-left:5.4pt;margin-top:95.05pt;width:288.6pt;height:57.6pt;z-index:251725824;visibility:visible;mso-wrap-style:square;mso-wrap-distance-left:9pt;mso-wrap-distance-top:0;mso-wrap-distance-right:9pt;mso-wrap-distance-bottom:0;mso-position-horizontal:absolute;mso-position-horizontal-relative:text;mso-position-vertical:absolute;mso-position-vertical-relative:text;v-text-anchor:middle" o:gfxdata="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" filled="f" strokecolor="red" strokeweight="1pt"/>
+            </w:pict>
+          </mc:Fallback>
+        </mc:AlternateContent>
+      </w:r>
+      <w:r>
+        <w:rPr>
+          <w:rFonts w:ascii="Times New Roman" w:hAnsi="Times New Roman" w:cs="Times New Roman"/>
+          <w:noProof/>
+          <w:sz w:val="24"/>
+          <w:szCs w:val="28"/>
+        </w:rPr>
+        <w:drawing>
+          <wp:inline distT="0" distB="0" distL="0" distR="0" wp14:anchorId="3F17A1FA" wp14:editId="05DED28A">
+            <wp:extent cx="6572250" cy="2061210"/>
+            <wp:effectExtent l="0" t="0" r="0" b="0"/>
+            <wp:docPr id="59" name="Picture 59"/>
+            <wp:cNvGraphicFramePr>
+              <a:graphicFrameLocks xmlns:a="http://schemas.openxmlformats.org/drawingml/2006/main" noChangeAspect="1"/>
+            </wp:cNvGraphicFramePr>
+            <a:graphic xmlns:a="http://schemas.openxmlformats.org/drawingml/2006/main">
+              <a:graphicData uri="http://schemas.openxmlformats.org/drawingml/2006/picture">
+                <pic:pic xmlns:pic="http://schemas.openxmlformats.org/drawingml/2006/picture">
+                  <pic:nvPicPr>
+                    <pic:cNvPr id="1" name=""/>
+                    <pic:cNvPicPr/>
+                  </pic:nvPicPr>
+                  <pic:blipFill>
+                    <a:blip r:embed="rId20"/>
+                    <a:stretch>
+                      <a:fillRect/>
+                    </a:stretch>
+                  </pic:blipFill>
+                  <pic:spPr>
+                    <a:xfrm>
+                      <a:off x="0" y="0"/>
+                      <a:ext cx="6572250" cy="2061210"/>
+                    </a:xfrm>
+                    <a:prstGeom prst="rect">
+                      <a:avLst/>
+                    </a:prstGeom>
+                  </pic:spPr>
+                </pic:pic>
+              </a:graphicData>
+            </a:graphic>
+          </wp:inline>
+        </w:drawing>
+      </w:r>
+    </w:p>
+    <w:p>
+      <w:pPr>
+        <w:jc w:val="center"/>
+        <w:rPr>
+          <w:rFonts w:ascii="Times New Roman" w:hAnsi="Times New Roman" w:cs="Times New Roman"/>
+          <w:sz w:val="24"/>
+          <w:szCs w:val="28"/>
+        </w:rPr>
+      </w:pPr>
+      <w:r>
+        <w:rPr>
+          <w:rFonts w:ascii="Times New Roman" w:hAnsi="Times New Roman" w:cs="Times New Roman"/>
+          <w:sz w:val="24"/>
+          <w:szCs w:val="28"/>
+        </w:rPr>
+        <w:t>Fig: Configuring of route table in NV-VPC-02.</w:t>
+      </w:r>
+    </w:p>
+    <w:p>
+      <w:pPr>
+        <w:jc w:val="center"/>
+        <w:rPr>
+          <w:rFonts w:ascii="Times New Roman" w:hAnsi="Times New Roman" w:cs="Times New Roman"/>
+          <w:sz w:val="24"/>
+          <w:szCs w:val="28"/>
+        </w:rPr>
+      </w:pPr>
+    </w:p>
+    <w:p>
+      <w:pPr>
+        <w:jc w:val="center"/>
+        <w:rPr>
+          <w:rFonts w:ascii="Times New Roman" w:hAnsi="Times New Roman" w:cs="Times New Roman"/>
+          <w:sz w:val="24"/>
+          <w:szCs w:val="28"/>
+        </w:rPr>
+      </w:pPr>
+    </w:p>
+    <w:p>
+      <w:pPr>
+        <w:rPr>
+          <w:rFonts w:ascii="Times New Roman" w:hAnsi="Times New Roman" w:cs="Times New Roman"/>
+          <w:sz w:val="24"/>
+          <w:szCs w:val="28"/>
+        </w:rPr>
+      </w:pPr>
+      <w:r>
+        <w:rPr>
+          <w:rFonts w:ascii="Times New Roman" w:hAnsi="Times New Roman" w:cs="Times New Roman"/>
+          <w:sz w:val="24"/>
+          <w:szCs w:val="28"/>
+        </w:rPr>
+        <w:lastRenderedPageBreak/>
+        <w:t>Now check whether both instances (NV-VM-01 &amp; NV-VM-02) are pinging each other or not.</w:t>
+      </w:r>
+    </w:p>
+    <w:p>
+      <w:pPr>
+        <w:rPr>
+          <w:rFonts w:ascii="Times New Roman" w:hAnsi="Times New Roman" w:cs="Times New Roman"/>
+          <w:sz w:val="24"/>
+          <w:szCs w:val="28"/>
+        </w:rPr>
+      </w:pPr>
+      <w:r>
+        <w:rPr>
+          <w:rFonts w:ascii="Times New Roman" w:hAnsi="Times New Roman" w:cs="Times New Roman"/>
+          <w:noProof/>
+          <w:sz w:val="24"/>
+          <w:szCs w:val="28"/>
+        </w:rPr>
+        <w:drawing>
+          <wp:inline distT="0" distB="0" distL="0" distR="0" wp14:anchorId="7D32A780" wp14:editId="001AF7A8">
+            <wp:extent cx="5654530" cy="2270957"/>
+            <wp:effectExtent l="0" t="0" r="3810" b="0"/>
+            <wp:docPr id="61" name="Picture 61"/>
+            <wp:cNvGraphicFramePr>
+              <a:graphicFrameLocks xmlns:a="http://schemas.openxmlformats.org/drawingml/2006/main" noChangeAspect="1"/>
+            </wp:cNvGraphicFramePr>
+            <a:graphic xmlns:a="http://schemas.openxmlformats.org/drawingml/2006/main">
+              <a:graphicData uri="http://schemas.openxmlformats.org/drawingml/2006/picture">
+                <pic:pic xmlns:pic="http://schemas.openxmlformats.org/drawingml/2006/picture">
+                  <pic:nvPicPr>
+                    <pic:cNvPr id="1" name=""/>
+                    <pic:cNvPicPr/>
+                  </pic:nvPicPr>
+                  <pic:blipFill>
+                    <a:blip r:embed="rId21"/>
+                    <a:stretch>
+                      <a:fillRect/>
+                    </a:stretch>
+                  </pic:blipFill>
+                  <pic:spPr>
+                    <a:xfrm>
+                      <a:off x="0" y="0"/>
+                      <a:ext cx="5654530" cy="2270957"/>
+                    </a:xfrm>
+                    <a:prstGeom prst="rect">
+                      <a:avLst/>
+                    </a:prstGeom>
+                  </pic:spPr>
+                </pic:pic>
+              </a:graphicData>
+            </a:graphic>
+          </wp:inline>
+        </w:drawing>
+      </w:r>
+    </w:p>
+    <w:p>
+      <w:pPr>
+        <w:jc w:val="center"/>
+        <w:rPr>
+          <w:rFonts w:ascii="Times New Roman" w:hAnsi="Times New Roman" w:cs="Times New Roman"/>
+          <w:sz w:val="24"/>
+          <w:szCs w:val="28"/>
+        </w:rPr>
+      </w:pPr>
+      <w:r>
+        <w:rPr>
+          <w:rFonts w:ascii="Times New Roman" w:hAnsi="Times New Roman" w:cs="Times New Roman"/>
+          <w:sz w:val="24"/>
+          <w:szCs w:val="28"/>
+        </w:rPr>
+        <w:t>Fig: pining of NV-VM-01 (172.17.1.133) in NV-VM-02 (172.16.1.119).</w:t>
+      </w:r>
+    </w:p>
+    <w:p>
+      <w:pPr>
+        <w:jc w:val="center"/>
+        <w:rPr>
+          <w:rFonts w:ascii="Times New Roman" w:hAnsi="Times New Roman" w:cs="Times New Roman"/>
+          <w:sz w:val="24"/>
+          <w:szCs w:val="28"/>
+        </w:rPr>
+      </w:pPr>
+    </w:p>
+    <w:p>
+      <w:pPr>
+        <w:jc w:val="center"/>
+        <w:rPr>
+          <w:rFonts w:ascii="Times New Roman" w:hAnsi="Times New Roman" w:cs="Times New Roman"/>
+          <w:sz w:val="24"/>
+          <w:szCs w:val="28"/>
+        </w:rPr>
+      </w:pPr>
+      <w:r>
+        <w:rPr>
+          <w:rFonts w:ascii="Times New Roman" w:hAnsi="Times New Roman" w:cs="Times New Roman"/>
+          <w:noProof/>
+          <w:sz w:val="24"/>
+          <w:szCs w:val="28"/>
+        </w:rPr>
+        <w:drawing>
+          <wp:inline distT="0" distB="0" distL="0" distR="0" wp14:anchorId="2C87699C" wp14:editId="4B72D0EC">
+            <wp:extent cx="5357324" cy="2530059"/>
+            <wp:effectExtent l="0" t="0" r="0" b="3810"/>
+            <wp:docPr id="62" name="Picture 62"/>
+            <wp:cNvGraphicFramePr>
+              <a:graphicFrameLocks xmlns:a="http://schemas.openxmlformats.org/drawingml/2006/main" noChangeAspect="1"/>
+            </wp:cNvGraphicFramePr>
+            <a:graphic xmlns:a="http://schemas.openxmlformats.org/drawingml/2006/main">
+              <a:graphicData uri="http://schemas.openxmlformats.org/drawingml/2006/picture">
+                <pic:pic xmlns:pic="http://schemas.openxmlformats.org/drawingml/2006/picture">
+                  <pic:nvPicPr>
+                    <pic:cNvPr id="1" name=""/>
+                    <pic:cNvPicPr/>
+                  </pic:nvPicPr>
+                  <pic:blipFill>
+                    <a:blip r:embed="rId22"/>
+                    <a:stretch>
+                      <a:fillRect/>
+                    </a:stretch>
+                  </pic:blipFill>
+                  <pic:spPr>
+                    <a:xfrm>
+                      <a:off x="0" y="0"/>
+                      <a:ext cx="5357324" cy="2530059"/>
+                    </a:xfrm>
+                    <a:prstGeom prst="rect">
+                      <a:avLst/>
+                    </a:prstGeom>
+                  </pic:spPr>
+                </pic:pic>
+              </a:graphicData>
+            </a:graphic>
+          </wp:inline>
+        </w:drawing>
+      </w:r>
+    </w:p>
+    <w:p>
+      <w:pPr>
+        <w:ind w:firstLine="720"/>
+        <w:jc w:val="center"/>
+        <w:rPr>
+          <w:rFonts w:ascii="Times New Roman" w:hAnsi="Times New Roman" w:cs="Times New Roman"/>
+          <w:sz w:val="24"/>
+          <w:szCs w:val="28"/>
+        </w:rPr>
+      </w:pPr>
+      <w:r>
+        <w:rPr>
+          <w:rFonts w:ascii="Times New Roman" w:hAnsi="Times New Roman" w:cs="Times New Roman"/>
+          <w:sz w:val="24"/>
+          <w:szCs w:val="28"/>
+        </w:rPr>
+        <w:t>Fig: Pining of NV-VM-02 (172.16.1.119) in NV-VM-01 (172.17.1.133).</w:t>
+      </w:r>
+    </w:p>
+    <w:p>
+      <w:pPr>
+        <w:rPr>
+          <w:rFonts w:ascii="Times New Roman" w:hAnsi="Times New Roman" w:cs="Times New Roman"/>
+          <w:sz w:val="24"/>
+          <w:szCs w:val="28"/>
+        </w:rPr>
+      </w:pPr>
+    </w:p>
+    <w:p>
+      <w:pPr>
+        <w:rPr>
+          <w:rFonts w:ascii="Times New Roman" w:hAnsi="Times New Roman" w:cs="Times New Roman"/>
+          <w:sz w:val="24"/>
+          <w:szCs w:val="28"/>
+        </w:rPr>
+      </w:pPr>
+      <w:r>
+        <w:rPr>
+          <w:rFonts w:ascii="Times New Roman" w:hAnsi="Times New Roman" w:cs="Times New Roman"/>
+          <w:sz w:val="24"/>
+          <w:szCs w:val="28"/>
+        </w:rPr>
+        <w:t>In N. Virginia region the two VPC’s (NV-VPC-01 &amp; NV-VPC-02) are connect successfully using the transit gateway.</w:t>
+      </w:r>
+    </w:p>
+    <w:p>
+      <w:pPr>
+        <w:rPr>
+          <w:rFonts w:ascii="Times New Roman" w:hAnsi="Times New Roman" w:cs="Times New Roman"/>
+          <w:sz w:val="24"/>
+          <w:szCs w:val="28"/>
+        </w:rPr>
+      </w:pPr>
+    </w:p>
+    <w:p>
+      <w:pPr>
+        <w:rPr>
+          <w:rFonts w:ascii="Times New Roman" w:hAnsi="Times New Roman" w:cs="Times New Roman"/>
+          <w:sz w:val="24"/>
+          <w:szCs w:val="28"/>
+        </w:rPr>
+      </w:pPr>
+    </w:p>
+    <w:p>
+      <w:pPr>
+        <w:rPr>
+          <w:rFonts w:ascii="Times New Roman" w:hAnsi="Times New Roman" w:cs="Times New Roman"/>
+          <w:sz w:val="24"/>
+          <w:szCs w:val="28"/>
+        </w:rPr>
+      </w:pPr>
+    </w:p>
+    <w:p>
+      <w:pPr>
+        <w:rPr>
+          <w:rFonts w:ascii="Times New Roman" w:hAnsi="Times New Roman" w:cs="Times New Roman"/>
+          <w:sz w:val="24"/>
+          <w:szCs w:val="28"/>
+        </w:rPr>
+      </w:pPr>
+    </w:p>
+    <w:p>
+      <w:pPr>
+        <w:rPr>
+          <w:rFonts w:ascii="Times New Roman" w:hAnsi="Times New Roman" w:cs="Times New Roman"/>
+          <w:sz w:val="24"/>
+          <w:szCs w:val="28"/>
+        </w:rPr>
+      </w:pPr>
+    </w:p>
+    <w:p>
+      <w:pPr>
+        <w:rPr>
+          <w:rFonts w:ascii="Times New Roman" w:hAnsi="Times New Roman" w:cs="Times New Roman"/>
+          <w:sz w:val="24"/>
+          <w:szCs w:val="28"/>
+        </w:rPr>
+      </w:pPr>
+    </w:p>
+    <w:p>
+      <w:pPr>
+        <w:rPr>
+          <w:rFonts w:ascii="Times New Roman" w:hAnsi="Times New Roman" w:cs="Times New Roman"/>
+          <w:sz w:val="24"/>
+          <w:szCs w:val="28"/>
+        </w:rPr>
+      </w:pPr>
+    </w:p>
+    <w:p>
+      <w:pPr>
+        <w:rPr>
+          <w:rFonts w:ascii="Times New Roman" w:hAnsi="Times New Roman" w:cs="Times New Roman"/>
+          <w:b/>
+          <w:sz w:val="32"/>
+          <w:szCs w:val="32"/>
+          <w:u w:val="single"/>
+        </w:rPr>
+      </w:pPr>
+      <w:r>
+        <w:rPr>
+          <w:rFonts w:ascii="Times New Roman" w:hAnsi="Times New Roman" w:cs="Times New Roman"/>
+          <w:b/>
+          <w:sz w:val="32"/>
+          <w:szCs w:val="32"/>
+          <w:u w:val="single"/>
+        </w:rPr>
+        <w:lastRenderedPageBreak/>
+        <w:t>Establish connection/communication between two transit gateways in different regions:</w:t>
+      </w:r>
+    </w:p>
+    <w:p>
+      <w:pPr>
+        <w:rPr>
+          <w:rFonts w:ascii="Times New Roman" w:hAnsi="Times New Roman" w:cs="Times New Roman"/>
+          <w:sz w:val="24"/>
+          <w:szCs w:val="28"/>
+        </w:rPr>
+      </w:pPr>
+      <w:r>
+        <w:rPr>
+          <w:rFonts w:ascii="Times New Roman" w:hAnsi="Times New Roman" w:cs="Times New Roman"/>
+          <w:sz w:val="24"/>
+          <w:szCs w:val="28"/>
+        </w:rPr>
+        <w:t>Now perform the connection between two transit gateways</w:t>
+      </w:r>
+      <w:r>
+        <w:rPr>
+          <w:rFonts w:ascii="Times New Roman" w:hAnsi="Times New Roman" w:cs="Times New Roman"/>
+          <w:sz w:val="24"/>
+          <w:szCs w:val="28"/>
+        </w:rPr>
+        <w:t xml:space="preserve"> (Ohio-TGW &amp; NV-TGW)</w:t>
+      </w:r>
+      <w:r>
+        <w:rPr>
+          <w:rFonts w:ascii="Times New Roman" w:hAnsi="Times New Roman" w:cs="Times New Roman"/>
+          <w:sz w:val="24"/>
+          <w:szCs w:val="28"/>
+        </w:rPr>
+        <w:t xml:space="preserve"> of different regions (Ohio &amp; N. Virginia)</w:t>
+      </w:r>
+      <w:r>
+        <w:rPr>
+          <w:rFonts w:ascii="Times New Roman" w:hAnsi="Times New Roman" w:cs="Times New Roman"/>
+          <w:sz w:val="24"/>
+          <w:szCs w:val="28"/>
+        </w:rPr>
+        <w:t>.</w:t>
+      </w:r>
+    </w:p>
+    <w:p>
+      <w:pPr>
+        <w:rPr>
+          <w:rFonts w:ascii="Times New Roman" w:hAnsi="Times New Roman" w:cs="Times New Roman"/>
+          <w:sz w:val="24"/>
+          <w:szCs w:val="24"/>
+        </w:rPr>
+      </w:pPr>
+      <w:r>
+        <w:rPr>
+          <w:rFonts w:ascii="Times New Roman" w:hAnsi="Times New Roman" w:cs="Times New Roman"/>
+          <w:sz w:val="24"/>
+          <w:szCs w:val="24"/>
+        </w:rPr>
+        <w:t xml:space="preserve">To establish </w:t>
+      </w:r>
+      <w:r>
+        <w:rPr>
+          <w:rStyle w:val="Strong"/>
+          <w:rFonts w:ascii="Times New Roman" w:hAnsi="Times New Roman" w:cs="Times New Roman"/>
+          <w:sz w:val="24"/>
+          <w:szCs w:val="24"/>
+        </w:rPr>
+        <w:t>communication between two AWS Transit Gateways (TGWs)</w:t>
+      </w:r>
+      <w:r>
+        <w:rPr>
+          <w:rFonts w:ascii="Times New Roman" w:hAnsi="Times New Roman" w:cs="Times New Roman"/>
+          <w:sz w:val="24"/>
+          <w:szCs w:val="24"/>
+        </w:rPr>
+        <w:t xml:space="preserve">, you typically use </w:t>
+      </w:r>
+      <w:r>
+        <w:rPr>
+          <w:rStyle w:val="Strong"/>
+          <w:rFonts w:ascii="Times New Roman" w:hAnsi="Times New Roman" w:cs="Times New Roman"/>
+          <w:sz w:val="24"/>
+          <w:szCs w:val="24"/>
+        </w:rPr>
+        <w:t>Transit Gateway Peering</w:t>
+      </w:r>
+      <w:r>
+        <w:rPr>
+          <w:rFonts w:ascii="Times New Roman" w:hAnsi="Times New Roman" w:cs="Times New Roman"/>
+          <w:sz w:val="24"/>
+          <w:szCs w:val="24"/>
+        </w:rPr>
+        <w:t>. This allows resources in different AWS Regions (or the same Region) to communicate securely and efficiently.</w:t>
+      </w:r>
+    </w:p>
+    <w:p>
+      <w:pPr>
+        <w:rPr>
+          <w:rFonts w:ascii="Times New Roman" w:hAnsi="Times New Roman" w:cs="Times New Roman"/>
+          <w:sz w:val="24"/>
+          <w:szCs w:val="28"/>
+        </w:rPr>
+      </w:pPr>
+      <w:r>
+        <w:rPr>
+          <w:rFonts w:ascii="Times New Roman" w:hAnsi="Times New Roman" w:cs="Times New Roman"/>
+          <w:sz w:val="24"/>
+          <w:szCs w:val="28"/>
+        </w:rPr>
+        <w:t xml:space="preserve">To establish the connection between two transit gateways (TGW) we have to create and configure the </w:t>
+      </w:r>
+    </w:p>
+    <w:p>
+      <w:pPr>
+        <w:pStyle w:val="ListParagraph"/>
+        <w:numPr>
+          <w:ilvl w:val="0"/>
+          <w:numId w:val="9"/>
+        </w:numPr>
+        <w:rPr>
+          <w:rFonts w:ascii="Times New Roman" w:hAnsi="Times New Roman" w:cs="Times New Roman"/>
+          <w:sz w:val="24"/>
+          <w:szCs w:val="28"/>
+        </w:rPr>
+      </w:pPr>
+      <w:r>
+        <w:rPr>
+          <w:rFonts w:ascii="Times New Roman" w:hAnsi="Times New Roman" w:cs="Times New Roman"/>
+          <w:sz w:val="24"/>
+          <w:szCs w:val="28"/>
+        </w:rPr>
+        <w:t xml:space="preserve">Transit gateway attachment for peering connection, </w:t>
+      </w:r>
+    </w:p>
+    <w:p>
+      <w:pPr>
+        <w:pStyle w:val="ListParagraph"/>
+        <w:numPr>
+          <w:ilvl w:val="0"/>
+          <w:numId w:val="9"/>
+        </w:numPr>
+        <w:rPr>
+          <w:rFonts w:ascii="Times New Roman" w:hAnsi="Times New Roman" w:cs="Times New Roman"/>
+          <w:sz w:val="24"/>
+          <w:szCs w:val="28"/>
+        </w:rPr>
+      </w:pPr>
+      <w:r>
+        <w:rPr>
+          <w:rFonts w:ascii="Times New Roman" w:hAnsi="Times New Roman" w:cs="Times New Roman"/>
+          <w:sz w:val="24"/>
+          <w:szCs w:val="28"/>
+        </w:rPr>
+        <w:t xml:space="preserve">Transit gateway route table and </w:t>
+      </w:r>
+    </w:p>
+    <w:p>
+      <w:pPr>
+        <w:pStyle w:val="ListParagraph"/>
+        <w:numPr>
+          <w:ilvl w:val="0"/>
+          <w:numId w:val="9"/>
+        </w:numPr>
+        <w:rPr>
+          <w:rFonts w:ascii="Times New Roman" w:hAnsi="Times New Roman" w:cs="Times New Roman"/>
+          <w:b/>
+          <w:sz w:val="24"/>
+          <w:szCs w:val="28"/>
+        </w:rPr>
+      </w:pPr>
+      <w:r>
+        <w:rPr>
+          <w:rFonts w:ascii="Times New Roman" w:hAnsi="Times New Roman" w:cs="Times New Roman"/>
+          <w:sz w:val="24"/>
+          <w:szCs w:val="28"/>
+        </w:rPr>
+        <w:t>By creating the static route within the Transit gateway route table.</w:t>
+      </w:r>
+    </w:p>
+    <w:p>
+      <w:pPr>
+        <w:rPr>
+          <w:rFonts w:ascii="Times New Roman" w:hAnsi="Times New Roman" w:cs="Times New Roman"/>
+          <w:b/>
+          <w:sz w:val="24"/>
+          <w:szCs w:val="28"/>
+        </w:rPr>
+      </w:pPr>
+    </w:p>
+    <w:p>
+      <w:pPr>
+        <w:rPr>
+          <w:rFonts w:ascii="Times New Roman" w:hAnsi="Times New Roman" w:cs="Times New Roman"/>
+          <w:sz w:val="24"/>
+          <w:szCs w:val="28"/>
+        </w:rPr>
+      </w:pPr>
+      <w:r>
+        <w:rPr>
+          <w:rFonts w:ascii="Times New Roman" w:hAnsi="Times New Roman" w:cs="Times New Roman"/>
+          <w:b/>
+          <w:sz w:val="24"/>
+          <w:szCs w:val="28"/>
+        </w:rPr>
+        <w:t xml:space="preserve">Step1: </w:t>
+      </w:r>
+      <w:r>
+        <w:rPr>
+          <w:rFonts w:ascii="Times New Roman" w:hAnsi="Times New Roman" w:cs="Times New Roman"/>
+          <w:sz w:val="24"/>
+          <w:szCs w:val="28"/>
+        </w:rPr>
+        <w:t>Create the Transit gateway at</w:t>
+      </w:r>
+      <w:r>
+        <w:rPr>
+          <w:rFonts w:ascii="Times New Roman" w:hAnsi="Times New Roman" w:cs="Times New Roman"/>
+          <w:sz w:val="24"/>
+          <w:szCs w:val="28"/>
+        </w:rPr>
+        <w:t>tachment for peering connection in a base region (Ohio).</w:t>
+      </w:r>
+    </w:p>
+    <w:p>
+      <w:pPr>
+        <w:rPr>
+          <w:rFonts w:ascii="Times New Roman" w:hAnsi="Times New Roman" w:cs="Times New Roman"/>
+          <w:b/>
+          <w:sz w:val="24"/>
+          <w:szCs w:val="28"/>
+        </w:rPr>
+      </w:pPr>
+      <w:r>
+        <w:rPr>
+          <w:rFonts w:ascii="Times New Roman" w:hAnsi="Times New Roman" w:cs="Times New Roman"/>
+          <w:b/>
+          <w:noProof/>
+          <w:sz w:val="24"/>
+          <w:szCs w:val="28"/>
+        </w:rPr>
+        <mc:AlternateContent>
+          <mc:Choice Requires="wps">
+            <w:drawing>
+              <wp:anchor distT="0" distB="0" distL="114300" distR="114300" simplePos="0" relativeHeight="251737088" behindDoc="0" locked="0" layoutInCell="1" allowOverlap="1">
+                <wp:simplePos x="0" y="0"/>
+                <wp:positionH relativeFrom="column">
+                  <wp:posOffset>1394460</wp:posOffset>
+                </wp:positionH>
+                <wp:positionV relativeFrom="paragraph">
+                  <wp:posOffset>1658620</wp:posOffset>
+                </wp:positionV>
+                <wp:extent cx="1927860" cy="2621280"/>
+                <wp:effectExtent l="0" t="0" r="72390" b="64770"/>
+                <wp:wrapNone/>
+                <wp:docPr id="195" name="Straight Arrow Connector 195"/>
+                <wp:cNvGraphicFramePr/>
+                <a:graphic xmlns:a="http://schemas.openxmlformats.org/drawingml/2006/main">
+                  <a:graphicData uri="http://schemas.microsoft.com/office/word/2010/wordprocessingShape">
+                    <wps:wsp>
+                      <wps:cNvCnPr/>
+                      <wps:spPr>
+                        <a:xfrm>
+                          <a:off x="0" y="0"/>
+                          <a:ext cx="1927860" cy="2621280"/>
+                        </a:xfrm>
+                        <a:prstGeom prst="straightConnector1">
+                          <a:avLst/>
+                        </a:prstGeom>
+                        <a:ln>
+                          <a:tailEnd type="triangle"/>
+                        </a:ln>
+                      </wps:spPr>
+                      <wps:style>
+                        <a:lnRef idx="1">
+                          <a:schemeClr val="accent1"/>
+                        </a:lnRef>
+                        <a:fillRef idx="0">
+                          <a:schemeClr val="accent1"/>
+                        </a:fillRef>
+                        <a:effectRef idx="0">
+                          <a:schemeClr val="accent1"/>
+                        </a:effectRef>
+                        <a:fontRef idx="minor">
+                          <a:schemeClr val="tx1"/>
+                        </a:fontRef>
+                      </wps:style>
+                      <wps:bodyPr/>
+                    </wps:wsp>
+                  </a:graphicData>
+                </a:graphic>
+              </wp:anchor>
+            </w:drawing>
+          </mc:Choice>
+          <mc:Fallback>
+            <w:pict>
+              <v:shapetype w14:anchorId="31C4315B" id="_x0000_t32" coordsize="21600,21600" o:spt="32" o:oned="t" path="m,l21600,21600e" filled="f">
+                <v:path arrowok="t" fillok="f" o:connecttype="none"/>
+                <o:lock v:ext="edit" shapetype="t"/>
+              </v:shapetype>
+              <v:shape id="Straight Arrow Connector 195" o:spid="_x0000_s1026" type="#_x0000_t32" style="position:absolute;margin-left:109.8pt;margin-top:130.6pt;width:151.8pt;height:206.4pt;z-index:251737088;visibility:visible;mso-wrap-style:square;mso-wrap-distance-left:9pt;mso-wrap-distance-top:0;mso-wrap-distance-right:9pt;mso-wrap-distance-bottom:0;mso-position-horizontal:absolute;mso-position-horizontal-relative:text;mso-position-vertical:absolute;mso-position-vertical-relative:text" o:gfxdata="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" strokecolor="#4472c4 [3204]" strokeweight=".5pt">
+                <v:stroke endarrow="block" joinstyle="miter"/>
+              </v:shape>
+            </w:pict>
+          </mc:Fallback>
+        </mc:AlternateContent>
+      </w:r>
+      <w:r>
+        <w:rPr>
+          <w:rFonts w:ascii="Times New Roman" w:hAnsi="Times New Roman" w:cs="Times New Roman"/>
+          <w:b/>
+          <w:noProof/>
+          <w:sz w:val="24"/>
+          <w:szCs w:val="28"/>
+        </w:rPr>
+        <mc:AlternateContent>
+          <mc:Choice Requires="wps">
+            <w:drawing>
+              <wp:anchor distT="45720" distB="45720" distL="114300" distR="114300" simplePos="0" relativeHeight="251736064" behindDoc="1" locked="0" layoutInCell="1" allowOverlap="1" wp14:anchorId="2E49CB04" wp14:editId="5FFE1E23">
+                <wp:simplePos x="0" y="0"/>
+                <wp:positionH relativeFrom="column">
+                  <wp:posOffset>2887980</wp:posOffset>
+                </wp:positionH>
+                <wp:positionV relativeFrom="paragraph">
+                  <wp:posOffset>4348480</wp:posOffset>
+                </wp:positionV>
+                <wp:extent cx="1584960" cy="1404620"/>
+                <wp:effectExtent l="0" t="0" r="0" b="0"/>
+                <wp:wrapNone/>
+                <wp:docPr id="194" name="Text Box 2"/>
+                <wp:cNvGraphicFramePr>
+                  <a:graphicFrameLocks xmlns:a="http://schemas.openxmlformats.org/drawingml/2006/main"/>
+                </wp:cNvGraphicFramePr>
+                <a:graphic xmlns:a="http://schemas.openxmlformats.org/drawingml/2006/main">
+                  <a:graphicData uri="http://schemas.microsoft.com/office/word/2010/wordprocessingShape">
+                    <wps:wsp>
+                      <wps:cNvSpPr txBox="1">
+                        <a:spLocks noChangeArrowheads="1"/>
+                      </wps:cNvSpPr>
+                      <wps:spPr bwMode="auto">
+                        <a:xfrm>
+                          <a:off x="0" y="0"/>
+                          <a:ext cx="1584960" cy="1404620"/>
+                        </a:xfrm>
+                        <a:prstGeom prst="rect">
+                          <a:avLst/>
+                        </a:prstGeom>
+                        <a:noFill/>
+                        <a:ln>
+                          <a:noFill/>
+                        </a:ln>
+                      </wps:spPr>
+                      <wps:style>
+                        <a:lnRef idx="0">
+                          <a:scrgbClr r="0" g="0" b="0"/>
+                        </a:lnRef>
+                        <a:fillRef idx="0">
+                          <a:scrgbClr r="0" g="0" b="0"/>
+                        </a:fillRef>
+                        <a:effectRef idx="0">
+                          <a:scrgbClr r="0" g="0" b="0"/>
+                        </a:effectRef>
+                        <a:fontRef idx="minor">
+                          <a:schemeClr val="dk1"/>
+                        </a:fontRef>
+                      </wps:style>
+                      <wps:txbx>
+                        <w:txbxContent>
+                          <w:p>
+                            <w:pPr>
+                              <w:rPr>
+                                <w:rFonts w:ascii="Times New Roman" w:hAnsi="Times New Roman" w:cs="Times New Roman"/>
+                                <w:sz w:val="24"/>
+                                <w:szCs w:val="24"/>
+                              </w:rPr>
+                            </w:pPr>
+                            <w:r>
+                              <w:rPr>
+                                <w:rFonts w:ascii="Times New Roman" w:hAnsi="Times New Roman" w:cs="Times New Roman"/>
+                                <w:sz w:val="24"/>
+                                <w:szCs w:val="24"/>
+                              </w:rPr>
+                              <w:t>Ohio</w:t>
+                            </w:r>
+                            <w:r>
+                              <w:rPr>
+                                <w:rFonts w:ascii="Times New Roman" w:hAnsi="Times New Roman" w:cs="Times New Roman"/>
+                                <w:sz w:val="24"/>
+                                <w:szCs w:val="24"/>
+                              </w:rPr>
+                              <w:t xml:space="preserve"> TGW ID</w:t>
+                            </w:r>
+                          </w:p>
+                        </w:txbxContent>
+                      </wps:txbx>
+                      <wps:bodyPr rot="0" vert="horz" wrap="square" lIns="91440" tIns="45720" rIns="91440" bIns="45720" anchor="t" anchorCtr="0">
+                        <a:spAutoFit/>
+                      </wps:bodyPr>
+                    </wps:wsp>
+                  </a:graphicData>
+                </a:graphic>
+                <wp14:sizeRelH relativeFrom="margin">
+                  <wp14:pctWidth>0</wp14:pctWidth>
+                </wp14:sizeRelH>
+                <wp14:sizeRelV relativeFrom="margin">
+                  <wp14:pctHeight>20000</wp14:pctHeight>
+                </wp14:sizeRelV>
+              </wp:anchor>
+            </w:drawing>
+          </mc:Choice>
+          <mc:Fallback>
+            <w:pict>
+              <v:shapetype w14:anchorId="2E49CB04" id="_x0000_t202" coordsize="21600,21600" o:spt="202" path="m,l,21600r21600,l21600,xe">
+                <v:stroke joinstyle="miter"/>
+                <v:path gradientshapeok="t" o:connecttype="rect"/>
+              </v:shapetype>
+              <v:shape id="_x0000_s1036" type="#_x0000_t202" style="position:absolute;margin-left:227.4pt;margin-top:342.4pt;width:124.8pt;height:110.6pt;z-index:-251580416;visibility:visible;mso-wrap-style:square;mso-width-percent:0;mso-height-percent:200;mso-wrap-distance-left:9pt;mso-wrap-distance-top:3.6pt;mso-wrap-distance-right:9pt;mso-wrap-distance-bottom:3.6pt;mso-position-horizontal:absolute;mso-position-horizontal-relative:text;mso-position-vertical:absolute;mso-position-vertical-relative:text;mso-width-percent:0;mso-height-percent:200;mso-width-relative:margin;mso-height-relative:margin;v-text-anchor:top" o:gfxdata="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" filled="f" stroked="f">
+                <v:textbox style="mso-fit-shape-to-text:t">
+                  <w:txbxContent>
+                    <w:p>
+                      <w:pPr>
+                        <w:rPr>
+                          <w:rFonts w:ascii="Times New Roman" w:hAnsi="Times New Roman" w:cs="Times New Roman"/>
+                          <w:sz w:val="24"/>
+                          <w:szCs w:val="24"/>
+                        </w:rPr>
+                      </w:pPr>
+                      <w:r>
+                        <w:rPr>
+                          <w:rFonts w:ascii="Times New Roman" w:hAnsi="Times New Roman" w:cs="Times New Roman"/>
+                          <w:sz w:val="24"/>
+                          <w:szCs w:val="24"/>
+                        </w:rPr>
+                        <w:t>Ohio</w:t>
+                      </w:r>
+                      <w:r>
+                        <w:rPr>
+                          <w:rFonts w:ascii="Times New Roman" w:hAnsi="Times New Roman" w:cs="Times New Roman"/>
+                          <w:sz w:val="24"/>
+                          <w:szCs w:val="24"/>
+                        </w:rPr>
+                        <w:t xml:space="preserve"> TGW ID</w:t>
+                      </w:r>
+                    </w:p>
+                  </w:txbxContent>
+                </v:textbox>
+              </v:shape>
+            </w:pict>
+          </mc:Fallback>
+        </mc:AlternateContent>
+      </w:r>
+      <w:r>
+        <w:rPr>
+          <w:rFonts w:ascii="Times New Roman" w:hAnsi="Times New Roman" w:cs="Times New Roman"/>
+          <w:b/>
+          <w:noProof/>
+          <w:sz w:val="24"/>
+          <w:szCs w:val="28"/>
+        </w:rPr>
+        <mc:AlternateContent>
+          <mc:Choice Requires="wps">
+            <w:drawing>
+              <wp:anchor distT="0" distB="0" distL="114300" distR="114300" simplePos="0" relativeHeight="251734016" behindDoc="0" locked="0" layoutInCell="1" allowOverlap="1" wp14:anchorId="372F2A76" wp14:editId="277CBE45">
+                <wp:simplePos x="0" y="0"/>
+                <wp:positionH relativeFrom="column">
+                  <wp:posOffset>205740</wp:posOffset>
+                </wp:positionH>
+                <wp:positionV relativeFrom="paragraph">
+                  <wp:posOffset>1422400</wp:posOffset>
+                </wp:positionV>
+                <wp:extent cx="1188720" cy="396240"/>
+                <wp:effectExtent l="0" t="0" r="11430" b="22860"/>
+                <wp:wrapNone/>
+                <wp:docPr id="193" name="Rectangle 193"/>
+                <wp:cNvGraphicFramePr/>
+                <a:graphic xmlns:a="http://schemas.openxmlformats.org/drawingml/2006/main">
+                  <a:graphicData uri="http://schemas.microsoft.com/office/word/2010/wordprocessingShape">
+                    <wps:wsp>
+                      <wps:cNvSpPr/>
+                      <wps:spPr>
+                        <a:xfrm>
+                          <a:off x="0" y="0"/>
+                          <a:ext cx="1188720" cy="396240"/>
+                        </a:xfrm>
+                        <a:prstGeom prst="rect">
+                          <a:avLst/>
+                        </a:prstGeom>
+                        <a:noFill/>
+                        <a:ln>
+                          <a:solidFill>
+                            <a:srgbClr val="00B0F0"/>
+                          </a:solidFill>
+                        </a:ln>
+                      </wps:spPr>
+                      <wps:style>
+                        <a:lnRef idx="2">
+                          <a:schemeClr val="accent1">
+                            <a:shade val="50000"/>
+                          </a:schemeClr>
+                        </a:lnRef>
+                        <a:fillRef idx="1">
+                          <a:schemeClr val="accent1"/>
+                        </a:fillRef>
+                        <a:effectRef idx="0">
+                          <a:schemeClr val="accent1"/>
+                        </a:effectRef>
+                        <a:fontRef idx="minor">
+                          <a:schemeClr val="lt1"/>
+                        </a:fontRef>
+                      </wps:style>
+                      <wps:bodyPr rot="0" spcFirstLastPara="0" vertOverflow="overflow" horzOverflow="overflow" vert="horz" wrap="square" lIns="91440" tIns="45720" rIns="91440" bIns="45720" numCol="1" spcCol="0" rtlCol="0" fromWordArt="0" anchor="ctr" anchorCtr="0" forceAA="0" compatLnSpc="1">
+                        <a:prstTxWarp prst="textNoShape">
+                          <a:avLst/>
+                        </a:prstTxWarp>
+                        <a:noAutofit/>
+                      </wps:bodyPr>
+                    </wps:wsp>
+                  </a:graphicData>
+                </a:graphic>
+                <wp14:sizeRelV relativeFrom="margin">
+                  <wp14:pctHeight>0</wp14:pctHeight>
+                </wp14:sizeRelV>
+              </wp:anchor>
+            </w:drawing>
+          </mc:Choice>
+          <mc:Fallback>
+            <w:pict>
+              <v:rect w14:anchorId="62B20569" id="Rectangle 193" o:spid="_x0000_s1026" style="position:absolute;margin-left:16.2pt;margin-top:112pt;width:93.6pt;height:31.2pt;z-index:251734016;visibility:visible;mso-wrap-style:square;mso-height-percent:0;mso-wrap-distance-left:9pt;mso-wrap-distance-top:0;mso-wrap-distance-right:9pt;mso-wrap-distance-bottom:0;mso-position-horizontal:absolute;mso-position-horizontal-relative:text;mso-position-vertical:absolute;mso-position-vertical-relative:text;mso-height-percent:0;mso-height-relative:margin;v-text-anchor:middle" o:gfxdata="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" filled="f" strokecolor="#00b0f0" strokeweight="1pt"/>
+            </w:pict>
+          </mc:Fallback>
+        </mc:AlternateContent>
+      </w:r>
+      <w:r>
+        <w:rPr>
+          <w:rFonts w:ascii="Times New Roman" w:hAnsi="Times New Roman" w:cs="Times New Roman"/>
+          <w:b/>
+          <w:noProof/>
+          <w:sz w:val="24"/>
+          <w:szCs w:val="28"/>
+        </w:rPr>
+        <mc:AlternateContent>
+          <mc:Choice Requires="wps">
+            <w:drawing>
+              <wp:anchor distT="0" distB="0" distL="114300" distR="114300" simplePos="0" relativeHeight="251729920" behindDoc="0" locked="0" layoutInCell="1" allowOverlap="1">
+                <wp:simplePos x="0" y="0"/>
+                <wp:positionH relativeFrom="column">
+                  <wp:posOffset>563880</wp:posOffset>
+                </wp:positionH>
+                <wp:positionV relativeFrom="paragraph">
+                  <wp:posOffset>4028440</wp:posOffset>
+                </wp:positionV>
+                <wp:extent cx="45720" cy="320040"/>
+                <wp:effectExtent l="57150" t="0" r="49530" b="60960"/>
+                <wp:wrapNone/>
+                <wp:docPr id="63" name="Straight Arrow Connector 63"/>
+                <wp:cNvGraphicFramePr/>
+                <a:graphic xmlns:a="http://schemas.openxmlformats.org/drawingml/2006/main">
+                  <a:graphicData uri="http://schemas.microsoft.com/office/word/2010/wordprocessingShape">
+                    <wps:wsp>
+                      <wps:cNvCnPr/>
+                      <wps:spPr>
+                        <a:xfrm flipH="1">
+                          <a:off x="0" y="0"/>
+                          <a:ext cx="45720" cy="320040"/>
+                        </a:xfrm>
+                        <a:prstGeom prst="straightConnector1">
+                          <a:avLst/>
+                        </a:prstGeom>
+                        <a:ln>
+                          <a:solidFill>
+                            <a:srgbClr val="FF0000"/>
+                          </a:solidFill>
+                          <a:tailEnd type="triangle"/>
+                        </a:ln>
+                      </wps:spPr>
+                      <wps:style>
+                        <a:lnRef idx="1">
+                          <a:schemeClr val="accent1"/>
+                        </a:lnRef>
+                        <a:fillRef idx="0">
+                          <a:schemeClr val="accent1"/>
+                        </a:fillRef>
+                        <a:effectRef idx="0">
+                          <a:schemeClr val="accent1"/>
+                        </a:effectRef>
+                        <a:fontRef idx="minor">
+                          <a:schemeClr val="tx1"/>
+                        </a:fontRef>
+                      </wps:style>
+                      <wps:bodyPr/>
+                    </wps:wsp>
+                  </a:graphicData>
+                </a:graphic>
+                <wp14:sizeRelH relativeFrom="margin">
+                  <wp14:pctWidth>0</wp14:pctWidth>
+                </wp14:sizeRelH>
+                <wp14:sizeRelV relativeFrom="margin">
+                  <wp14:pctHeight>0</wp14:pctHeight>
+                </wp14:sizeRelV>
+              </wp:anchor>
+            </w:drawing>
+          </mc:Choice>
+          <mc:Fallback>
+            <w:pict>
+              <v:shape w14:anchorId="6C6AD08D" id="Straight Arrow Connector 63" o:spid="_x0000_s1026" type="#_x0000_t32" style="position:absolute;margin-left:44.4pt;margin-top:317.2pt;width:3.6pt;height:25.2pt;flip:x;z-index:251729920;visibility:visible;mso-wrap-style:square;mso-width-percent:0;mso-height-percent:0;mso-wrap-distance-left:9pt;mso-wrap-distance-top:0;mso-wrap-distance-right:9pt;mso-wrap-distance-bottom:0;mso-position-horizontal:absolute;mso-position-horizontal-relative:text;mso-position-vertical:absolute;mso-position-vertical-relative:text;mso-width-percent:0;mso-height-percent:0;mso-width-relative:margin;mso-height-relative:margin" o:gfxdata="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" strokecolor="red" strokeweight=".5pt">
+                <v:stroke endarrow="block" joinstyle="miter"/>
+              </v:shape>
+            </w:pict>
+          </mc:Fallback>
+        </mc:AlternateContent>
+      </w:r>
+      <w:r>
+        <w:rPr>
+          <w:rFonts w:ascii="Times New Roman" w:hAnsi="Times New Roman" w:cs="Times New Roman"/>
+          <w:b/>
+          <w:noProof/>
+          <w:sz w:val="24"/>
+          <w:szCs w:val="28"/>
+        </w:rPr>
+        <mc:AlternateContent>
+          <mc:Choice Requires="wps">
+            <w:drawing>
+              <wp:anchor distT="0" distB="0" distL="114300" distR="114300" simplePos="0" relativeHeight="251731968" behindDoc="0" locked="0" layoutInCell="1" allowOverlap="1" wp14:anchorId="07C12061" wp14:editId="1703DAEB">
+                <wp:simplePos x="0" y="0"/>
+                <wp:positionH relativeFrom="column">
+                  <wp:posOffset>205740</wp:posOffset>
+                </wp:positionH>
+                <wp:positionV relativeFrom="paragraph">
+                  <wp:posOffset>3632200</wp:posOffset>
+                </wp:positionV>
+                <wp:extent cx="1188720" cy="396240"/>
+                <wp:effectExtent l="0" t="0" r="11430" b="22860"/>
+                <wp:wrapNone/>
+                <wp:docPr id="192" name="Rectangle 192"/>
+                <wp:cNvGraphicFramePr/>
+                <a:graphic xmlns:a="http://schemas.openxmlformats.org/drawingml/2006/main">
+                  <a:graphicData uri="http://schemas.microsoft.com/office/word/2010/wordprocessingShape">
+                    <wps:wsp>
+                      <wps:cNvSpPr/>
+                      <wps:spPr>
+                        <a:xfrm>
+                          <a:off x="0" y="0"/>
+                          <a:ext cx="1188720" cy="396240"/>
+                        </a:xfrm>
+                        <a:prstGeom prst="rect">
+                          <a:avLst/>
+                        </a:prstGeom>
+                        <a:noFill/>
+                        <a:ln>
+                          <a:solidFill>
+                            <a:srgbClr val="FF0000"/>
+                          </a:solidFill>
+                        </a:ln>
+                      </wps:spPr>
+                      <wps:style>
+                        <a:lnRef idx="2">
+                          <a:schemeClr val="accent1">
+                            <a:shade val="50000"/>
+                          </a:schemeClr>
+                        </a:lnRef>
+                        <a:fillRef idx="1">
+                          <a:schemeClr val="accent1"/>
+                        </a:fillRef>
+                        <a:effectRef idx="0">
+                          <a:schemeClr val="accent1"/>
+                        </a:effectRef>
+                        <a:fontRef idx="minor">
+                          <a:schemeClr val="lt1"/>
+                        </a:fontRef>
+                      </wps:style>
+                      <wps:bodyPr rot="0" spcFirstLastPara="0" vertOverflow="overflow" horzOverflow="overflow" vert="horz" wrap="square" lIns="91440" tIns="45720" rIns="91440" bIns="45720" numCol="1" spcCol="0" rtlCol="0" fromWordArt="0" anchor="ctr" anchorCtr="0" forceAA="0" compatLnSpc="1">
+                        <a:prstTxWarp prst="textNoShape">
+                          <a:avLst/>
+                        </a:prstTxWarp>
+                        <a:noAutofit/>
+                      </wps:bodyPr>
+                    </wps:wsp>
+                  </a:graphicData>
+                </a:graphic>
+                <wp14:sizeRelV relativeFrom="margin">
+                  <wp14:pctHeight>0</wp14:pctHeight>
+                </wp14:sizeRelV>
+              </wp:anchor>
+            </w:drawing>
+          </mc:Choice>
+          <mc:Fallback>
+            <w:pict>
+              <v:rect w14:anchorId="24F8466F" id="Rectangle 192" o:spid="_x0000_s1026" style="position:absolute;margin-left:16.2pt;margin-top:286pt;width:93.6pt;height:31.2pt;z-index:251731968;visibility:visible;mso-wrap-style:square;mso-height-percent:0;mso-wrap-distance-left:9pt;mso-wrap-distance-top:0;mso-wrap-distance-right:9pt;mso-wrap-distance-bottom:0;mso-position-horizontal:absolute;mso-position-horizontal-relative:text;mso-position-vertical:absolute;mso-position-vertical-relative:text;mso-height-percent:0;mso-height-relative:margin;v-text-anchor:middle" o:gfxdata="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" filled="f" strokecolor="red" strokeweight="1pt"/>
+            </w:pict>
+          </mc:Fallback>
+        </mc:AlternateContent>
+      </w:r>
+      <w:r>
+        <w:rPr>
+          <w:rFonts w:ascii="Times New Roman" w:hAnsi="Times New Roman" w:cs="Times New Roman"/>
+          <w:b/>
+          <w:noProof/>
+          <w:sz w:val="24"/>
+          <w:szCs w:val="28"/>
+        </w:rPr>
+        <mc:AlternateContent>
+          <mc:Choice Requires="wps">
+            <w:drawing>
+              <wp:anchor distT="45720" distB="45720" distL="114300" distR="114300" simplePos="0" relativeHeight="251728896" behindDoc="1" locked="0" layoutInCell="1" allowOverlap="1">
+                <wp:simplePos x="0" y="0"/>
+                <wp:positionH relativeFrom="column">
+                  <wp:posOffset>38100</wp:posOffset>
+                </wp:positionH>
+                <wp:positionV relativeFrom="paragraph">
+                  <wp:posOffset>4279900</wp:posOffset>
+                </wp:positionV>
+                <wp:extent cx="1584960" cy="1404620"/>
+                <wp:effectExtent l="0" t="0" r="0" b="0"/>
+                <wp:wrapNone/>
+                <wp:docPr id="53" name="Text Box 2"/>
+                <wp:cNvGraphicFramePr>
+                  <a:graphicFrameLocks xmlns:a="http://schemas.openxmlformats.org/drawingml/2006/main"/>
+                </wp:cNvGraphicFramePr>
+                <a:graphic xmlns:a="http://schemas.openxmlformats.org/drawingml/2006/main">
+                  <a:graphicData uri="http://schemas.microsoft.com/office/word/2010/wordprocessingShape">
+                    <wps:wsp>
+                      <wps:cNvSpPr txBox="1">
+                        <a:spLocks noChangeArrowheads="1"/>
+                      </wps:cNvSpPr>
+                      <wps:spPr bwMode="auto">
+                        <a:xfrm>
+                          <a:off x="0" y="0"/>
+                          <a:ext cx="1584960" cy="1404620"/>
+                        </a:xfrm>
+                        <a:prstGeom prst="rect">
+                          <a:avLst/>
+                        </a:prstGeom>
+                        <a:noFill/>
+                        <a:ln>
+                          <a:noFill/>
+                        </a:ln>
+                      </wps:spPr>
+                      <wps:style>
+                        <a:lnRef idx="0">
+                          <a:scrgbClr r="0" g="0" b="0"/>
+                        </a:lnRef>
+                        <a:fillRef idx="0">
+                          <a:scrgbClr r="0" g="0" b="0"/>
+                        </a:fillRef>
+                        <a:effectRef idx="0">
+                          <a:scrgbClr r="0" g="0" b="0"/>
+                        </a:effectRef>
+                        <a:fontRef idx="minor">
+                          <a:schemeClr val="dk1"/>
+                        </a:fontRef>
+                      </wps:style>
+                      <wps:txbx>
+                        <w:txbxContent>
+                          <w:p>
+                            <w:pPr>
+                              <w:rPr>
+                                <w:rFonts w:ascii="Times New Roman" w:hAnsi="Times New Roman" w:cs="Times New Roman"/>
+                                <w:sz w:val="24"/>
+                                <w:szCs w:val="24"/>
+                              </w:rPr>
+                            </w:pPr>
+                            <w:r>
+                              <w:rPr>
+                                <w:rFonts w:ascii="Times New Roman" w:hAnsi="Times New Roman" w:cs="Times New Roman"/>
+                                <w:sz w:val="24"/>
+                                <w:szCs w:val="24"/>
+                              </w:rPr>
+                              <w:t>N. Virginia TGW ID</w:t>
+                            </w:r>
+                          </w:p>
+                          <w:p>
+                            <w:pPr>
+                              <w:rPr>
+                                <w:rFonts w:ascii="Times New Roman" w:hAnsi="Times New Roman" w:cs="Times New Roman"/>
+                                <w:sz w:val="24"/>
+                                <w:szCs w:val="24"/>
+                              </w:rPr>
+                            </w:pPr>
+                            <w:r>
+                              <w:rPr>
+                                <w:rFonts w:ascii="Times New Roman" w:hAnsi="Times New Roman" w:cs="Times New Roman"/>
+                                <w:sz w:val="24"/>
+                                <w:szCs w:val="24"/>
+                              </w:rPr>
+                              <w:t>9Target region)</w:t>
+                            </w:r>
+                          </w:p>
+                        </w:txbxContent>
+                      </wps:txbx>
+                      <wps:bodyPr rot="0" vert="horz" wrap="square" lIns="91440" tIns="45720" rIns="91440" bIns="45720" anchor="t" anchorCtr="0">
+                        <a:spAutoFit/>
+                      </wps:bodyPr>
+                    </wps:wsp>
+                  </a:graphicData>
+                </a:graphic>
+                <wp14:sizeRelH relativeFrom="margin">
+                  <wp14:pctWidth>0</wp14:pctWidth>
+                </wp14:sizeRelH>
+                <wp14:sizeRelV relativeFrom="margin">
+                  <wp14:pctHeight>20000</wp14:pctHeight>
+                </wp14:sizeRelV>
+              </wp:anchor>
+            </w:drawing>
+          </mc:Choice>
+          <mc:Fallback>
+            <w:pict>
+              <v:shape id="_x0000_s1037" type="#_x0000_t202" style="position:absolute;margin-left:3pt;margin-top:337pt;width:124.8pt;height:110.6pt;z-index:-251587584;visibility:visible;mso-wrap-style:square;mso-width-percent:0;mso-height-percent:200;mso-wrap-distance-left:9pt;mso-wrap-distance-top:3.6pt;mso-wrap-distance-right:9pt;mso-wrap-distance-bottom:3.6pt;mso-position-horizontal:absolute;mso-position-horizontal-relative:text;mso-position-vertical:absolute;mso-position-vertical-relative:text;mso-width-percent:0;mso-height-percent:200;mso-width-relative:margin;mso-height-relative:margin;v-text-anchor:top" o:gfxdata="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" filled="f" stroked="f">
+                <v:textbox style="mso-fit-shape-to-text:t">
+                  <w:txbxContent>
+                    <w:p>
+                      <w:pPr>
+                        <w:rPr>
+                          <w:rFonts w:ascii="Times New Roman" w:hAnsi="Times New Roman" w:cs="Times New Roman"/>
+                          <w:sz w:val="24"/>
+                          <w:szCs w:val="24"/>
+                        </w:rPr>
+                      </w:pPr>
+                      <w:r>
+                        <w:rPr>
+                          <w:rFonts w:ascii="Times New Roman" w:hAnsi="Times New Roman" w:cs="Times New Roman"/>
+                          <w:sz w:val="24"/>
+                          <w:szCs w:val="24"/>
+                        </w:rPr>
+                        <w:t>N. Virginia TGW ID</w:t>
+                      </w:r>
+                    </w:p>
+                    <w:p>
+                      <w:pPr>
+                        <w:rPr>
+                          <w:rFonts w:ascii="Times New Roman" w:hAnsi="Times New Roman" w:cs="Times New Roman"/>
+                          <w:sz w:val="24"/>
+                          <w:szCs w:val="24"/>
+                        </w:rPr>
+                      </w:pPr>
+                      <w:r>
+                        <w:rPr>
+                          <w:rFonts w:ascii="Times New Roman" w:hAnsi="Times New Roman" w:cs="Times New Roman"/>
+                          <w:sz w:val="24"/>
+                          <w:szCs w:val="24"/>
+                        </w:rPr>
+                        <w:t>9Target region)</w:t>
+                      </w:r>
+                    </w:p>
+                  </w:txbxContent>
+                </v:textbox>
+              </v:shape>
+            </w:pict>
+          </mc:Fallback>
+        </mc:AlternateContent>
+      </w:r>
+      <w:r>
+        <w:rPr>
+          <w:rFonts w:ascii="Times New Roman" w:hAnsi="Times New Roman" w:cs="Times New Roman"/>
+          <w:b/>
+          <w:noProof/>
+          <w:sz w:val="24"/>
+          <w:szCs w:val="28"/>
+        </w:rPr>
+        <mc:AlternateContent>
+          <mc:Choice Requires="wps">
+            <w:drawing>
+              <wp:anchor distT="0" distB="0" distL="114300" distR="114300" simplePos="0" relativeHeight="251726848" behindDoc="0" locked="0" layoutInCell="1" allowOverlap="1">
+                <wp:simplePos x="0" y="0"/>
+                <wp:positionH relativeFrom="column">
+                  <wp:posOffset>205740</wp:posOffset>
+                </wp:positionH>
+                <wp:positionV relativeFrom="paragraph">
+                  <wp:posOffset>1864360</wp:posOffset>
+                </wp:positionV>
+                <wp:extent cx="1188720" cy="457200"/>
+                <wp:effectExtent l="0" t="0" r="11430" b="19050"/>
+                <wp:wrapNone/>
+                <wp:docPr id="42" name="Rectangle 42"/>
+                <wp:cNvGraphicFramePr/>
+                <a:graphic xmlns:a="http://schemas.openxmlformats.org/drawingml/2006/main">
+                  <a:graphicData uri="http://schemas.microsoft.com/office/word/2010/wordprocessingShape">
+                    <wps:wsp>
+                      <wps:cNvSpPr/>
+                      <wps:spPr>
+                        <a:xfrm>
+                          <a:off x="0" y="0"/>
+                          <a:ext cx="1188720" cy="457200"/>
+                        </a:xfrm>
+                        <a:prstGeom prst="rect">
+                          <a:avLst/>
+                        </a:prstGeom>
+                        <a:noFill/>
+                        <a:ln>
+                          <a:solidFill>
+                            <a:srgbClr val="FF0000"/>
+                          </a:solidFill>
+                        </a:ln>
+                      </wps:spPr>
+                      <wps:style>
+                        <a:lnRef idx="2">
+                          <a:schemeClr val="accent1">
+                            <a:shade val="50000"/>
+                          </a:schemeClr>
+                        </a:lnRef>
+                        <a:fillRef idx="1">
+                          <a:schemeClr val="accent1"/>
+                        </a:fillRef>
+                        <a:effectRef idx="0">
+                          <a:schemeClr val="accent1"/>
+                        </a:effectRef>
+                        <a:fontRef idx="minor">
+                          <a:schemeClr val="lt1"/>
+                        </a:fontRef>
+                      </wps:style>
+                      <wps:bodyPr rot="0" spcFirstLastPara="0" vertOverflow="overflow" horzOverflow="overflow" vert="horz" wrap="square" lIns="91440" tIns="45720" rIns="91440" bIns="45720" numCol="1" spcCol="0" rtlCol="0" fromWordArt="0" anchor="ctr" anchorCtr="0" forceAA="0" compatLnSpc="1">
+                        <a:prstTxWarp prst="textNoShape">
+                          <a:avLst/>
+                        </a:prstTxWarp>
+                        <a:noAutofit/>
+                      </wps:bodyPr>
+                    </wps:wsp>
+                  </a:graphicData>
+                </a:graphic>
+              </wp:anchor>
+            </w:drawing>
+          </mc:Choice>
+          <mc:Fallback>
+            <w:pict>
+              <v:rect w14:anchorId="5A0150E3" id="Rectangle 42" o:spid="_x0000_s1026" style="position:absolute;margin-left:16.2pt;margin-top:146.8pt;width:93.6pt;height:36pt;z-index:251726848;visibility:visible;mso-wrap-style:square;mso-wrap-distance-left:9pt;mso-wrap-distance-top:0;mso-wrap-distance-right:9pt;mso-wrap-distance-bottom:0;mso-position-horizontal:absolute;mso-position-horizontal-relative:text;mso-position-vertical:absolute;mso-position-vertical-relative:text;v-text-anchor:middle" o:gfxdata="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" filled="f" strokecolor="red" strokeweight="1pt"/>
+            </w:pict>
+          </mc:Fallback>
+        </mc:AlternateContent>
+      </w:r>
+      <w:r>
+        <w:rPr>
+          <w:rFonts w:ascii="Times New Roman" w:hAnsi="Times New Roman" w:cs="Times New Roman"/>
+          <w:b/>
+          <w:sz w:val="24"/>
+          <w:szCs w:val="28"/>
+        </w:rPr>
+        <w:drawing>
+          <wp:inline distT="0" distB="0" distL="0" distR="0" wp14:anchorId="107BEA3F" wp14:editId="1C01AB91">
+            <wp:extent cx="6572250" cy="4093210"/>
+            <wp:effectExtent l="0" t="0" r="0" b="2540"/>
+            <wp:docPr id="40" name="Picture 40"/>
+            <wp:cNvGraphicFramePr>
+              <a:graphicFrameLocks xmlns:a="http://schemas.openxmlformats.org/drawingml/2006/main" noChangeAspect="1"/>
+            </wp:cNvGraphicFramePr>
+            <a:graphic xmlns:a="http://schemas.openxmlformats.org/drawingml/2006/main">
+              <a:graphicData uri="http://schemas.openxmlformats.org/drawingml/2006/picture">
+                <pic:pic xmlns:pic="http://schemas.openxmlformats.org/drawingml/2006/picture">
+                  <pic:nvPicPr>
+                    <pic:cNvPr id="1" name=""/>
+                    <pic:cNvPicPr/>
+                  </pic:nvPicPr>
+                  <pic:blipFill>
+                    <a:blip r:embed="rId23"/>
+                    <a:stretch>
+                      <a:fillRect/>
+                    </a:stretch>
+                  </pic:blipFill>
+                  <pic:spPr>
+                    <a:xfrm>
+                      <a:off x="0" y="0"/>
+                      <a:ext cx="6572250" cy="4093210"/>
+                    </a:xfrm>
+                    <a:prstGeom prst="rect">
+                      <a:avLst/>
+                    </a:prstGeom>
+                  </pic:spPr>
+                </pic:pic>
+              </a:graphicData>
+            </a:graphic>
+          </wp:inline>
+        </w:drawing>
+      </w:r>
+    </w:p>
+    <w:p>
+      <w:pPr>
+        <w:rPr>
+          <w:rFonts w:ascii="Times New Roman" w:hAnsi="Times New Roman" w:cs="Times New Roman"/>
+          <w:sz w:val="24"/>
+          <w:szCs w:val="28"/>
+        </w:rPr>
+      </w:pPr>
+    </w:p>
+    <w:p>
+      <w:pPr>
+        <w:rPr>
+          <w:rFonts w:ascii="Times New Roman" w:hAnsi="Times New Roman" w:cs="Times New Roman"/>
+          <w:sz w:val="24"/>
+          <w:szCs w:val="28"/>
+        </w:rPr>
+      </w:pPr>
+    </w:p>
+    <w:p>
+      <w:pPr>
+        <w:rPr>
+          <w:rFonts w:ascii="Times New Roman" w:hAnsi="Times New Roman" w:cs="Times New Roman"/>
+          <w:sz w:val="24"/>
+          <w:szCs w:val="28"/>
+        </w:rPr>
+      </w:pPr>
+    </w:p>
+    <w:p>
+      <w:pPr>
+        <w:tabs>
+          <w:tab w:val="left" w:pos="3516"/>
+        </w:tabs>
+        <w:jc w:val="center"/>
+        <w:rPr>
+          <w:rFonts w:ascii="Times New Roman" w:hAnsi="Times New Roman" w:cs="Times New Roman"/>
+          <w:sz w:val="24"/>
+          <w:szCs w:val="28"/>
+        </w:rPr>
+      </w:pPr>
+      <w:r>
+        <w:rPr>
+          <w:rFonts w:ascii="Times New Roman" w:hAnsi="Times New Roman" w:cs="Times New Roman"/>
+          <w:b/>
+          <w:sz w:val="24"/>
+          <w:szCs w:val="28"/>
+        </w:rPr>
+        <w:t>Fig:</w:t>
+      </w:r>
+      <w:r>
+        <w:rPr>
+          <w:rFonts w:ascii="Times New Roman" w:hAnsi="Times New Roman" w:cs="Times New Roman"/>
+          <w:sz w:val="24"/>
+          <w:szCs w:val="28"/>
+        </w:rPr>
+        <w:t xml:space="preserve"> Configuring of TGW attachment for peering connection.</w:t>
+      </w:r>
+    </w:p>
+    <w:p>
+      <w:pPr>
+        <w:tabs>
+          <w:tab w:val="left" w:pos="3516"/>
+        </w:tabs>
+        <w:jc w:val="center"/>
+        <w:rPr>
+          <w:rFonts w:ascii="Times New Roman" w:hAnsi="Times New Roman" w:cs="Times New Roman"/>
+          <w:sz w:val="24"/>
+          <w:szCs w:val="28"/>
+        </w:rPr>
+      </w:pPr>
+    </w:p>
+    <w:p>
+      <w:pPr>
+        <w:tabs>
+          <w:tab w:val="left" w:pos="3516"/>
+        </w:tabs>
+        <w:rPr>
+          <w:rFonts w:ascii="Times New Roman" w:hAnsi="Times New Roman" w:cs="Times New Roman"/>
+          <w:sz w:val="24"/>
+          <w:szCs w:val="28"/>
+        </w:rPr>
+      </w:pPr>
+      <w:r>
+        <w:rPr>
+          <w:rFonts w:ascii="Times New Roman" w:hAnsi="Times New Roman" w:cs="Times New Roman"/>
+          <w:noProof/>
+          <w:sz w:val="24"/>
+          <w:szCs w:val="28"/>
+        </w:rPr>
+        <w:lastRenderedPageBreak/>
+        <mc:AlternateContent>
+          <mc:Choice Requires="wps">
+            <w:drawing>
+              <wp:anchor distT="0" distB="0" distL="114300" distR="114300" simplePos="0" relativeHeight="251738112" behindDoc="0" locked="0" layoutInCell="1" allowOverlap="1">
+                <wp:simplePos x="0" y="0"/>
+                <wp:positionH relativeFrom="column">
+                  <wp:posOffset>114300</wp:posOffset>
+                </wp:positionH>
+                <wp:positionV relativeFrom="paragraph">
+                  <wp:posOffset>986790</wp:posOffset>
+                </wp:positionV>
+                <wp:extent cx="6393180" cy="205740"/>
+                <wp:effectExtent l="0" t="0" r="26670" b="22860"/>
+                <wp:wrapNone/>
+                <wp:docPr id="197" name="Rectangle 197"/>
+                <wp:cNvGraphicFramePr/>
+                <a:graphic xmlns:a="http://schemas.openxmlformats.org/drawingml/2006/main">
+                  <a:graphicData uri="http://schemas.microsoft.com/office/word/2010/wordprocessingShape">
+                    <wps:wsp>
+                      <wps:cNvSpPr/>
+                      <wps:spPr>
+                        <a:xfrm>
+                          <a:off x="0" y="0"/>
+                          <a:ext cx="6393180" cy="205740"/>
+                        </a:xfrm>
+                        <a:prstGeom prst="rect">
+                          <a:avLst/>
+                        </a:prstGeom>
+                        <a:noFill/>
+                        <a:ln>
+                          <a:solidFill>
+                            <a:srgbClr val="FF0000"/>
+                          </a:solidFill>
+                        </a:ln>
+                      </wps:spPr>
+                      <wps:style>
+                        <a:lnRef idx="2">
+                          <a:schemeClr val="accent1">
+                            <a:shade val="50000"/>
+                          </a:schemeClr>
+                        </a:lnRef>
+                        <a:fillRef idx="1">
+                          <a:schemeClr val="accent1"/>
+                        </a:fillRef>
+                        <a:effectRef idx="0">
+                          <a:schemeClr val="accent1"/>
+                        </a:effectRef>
+                        <a:fontRef idx="minor">
+                          <a:schemeClr val="lt1"/>
+                        </a:fontRef>
+                      </wps:style>
+                      <wps:bodyPr rot="0" spcFirstLastPara="0" vertOverflow="overflow" horzOverflow="overflow" vert="horz" wrap="square" lIns="91440" tIns="45720" rIns="91440" bIns="45720" numCol="1" spcCol="0" rtlCol="0" fromWordArt="0" anchor="ctr" anchorCtr="0" forceAA="0" compatLnSpc="1">
+                        <a:prstTxWarp prst="textNoShape">
+                          <a:avLst/>
+                        </a:prstTxWarp>
+                        <a:noAutofit/>
+                      </wps:bodyPr>
+                    </wps:wsp>
+                  </a:graphicData>
+                </a:graphic>
+              </wp:anchor>
+            </w:drawing>
+          </mc:Choice>
+          <mc:Fallback>
+            <w:pict>
+              <v:rect w14:anchorId="70CFC52C" id="Rectangle 197" o:spid="_x0000_s1026" style="position:absolute;margin-left:9pt;margin-top:77.7pt;width:503.4pt;height:16.2pt;z-index:251738112;visibility:visible;mso-wrap-style:square;mso-wrap-distance-left:9pt;mso-wrap-distance-top:0;mso-wrap-distance-right:9pt;mso-wrap-distance-bottom:0;mso-position-horizontal:absolute;mso-position-horizontal-relative:text;mso-position-vertical:absolute;mso-position-vertical-relative:text;v-text-anchor:middle" o:gfxdata="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" filled="f" strokecolor="red" strokeweight="1pt"/>
+            </w:pict>
+          </mc:Fallback>
+        </mc:AlternateContent>
+      </w:r>
+      <w:r>
+        <w:rPr>
+          <w:rFonts w:ascii="Times New Roman" w:hAnsi="Times New Roman" w:cs="Times New Roman"/>
+          <w:sz w:val="24"/>
+          <w:szCs w:val="28"/>
+        </w:rPr>
+        <w:drawing>
+          <wp:inline distT="0" distB="0" distL="0" distR="0" wp14:anchorId="11CDE265" wp14:editId="5E755D95">
+            <wp:extent cx="6572250" cy="1712595"/>
+            <wp:effectExtent l="0" t="0" r="0" b="1905"/>
+            <wp:docPr id="196" name="Picture 196"/>
+            <wp:cNvGraphicFramePr>
+              <a:graphicFrameLocks xmlns:a="http://schemas.openxmlformats.org/drawingml/2006/main" noChangeAspect="1"/>
+            </wp:cNvGraphicFramePr>
+            <a:graphic xmlns:a="http://schemas.openxmlformats.org/drawingml/2006/main">
+              <a:graphicData uri="http://schemas.openxmlformats.org/drawingml/2006/picture">
+                <pic:pic xmlns:pic="http://schemas.openxmlformats.org/drawingml/2006/picture">
+                  <pic:nvPicPr>
+                    <pic:cNvPr id="1" name=""/>
+                    <pic:cNvPicPr/>
+                  </pic:nvPicPr>
+                  <pic:blipFill>
+                    <a:blip r:embed="rId24"/>
+                    <a:stretch>
+                      <a:fillRect/>
+                    </a:stretch>
+                  </pic:blipFill>
+                  <pic:spPr>
+                    <a:xfrm>
+                      <a:off x="0" y="0"/>
+                      <a:ext cx="6572250" cy="1712595"/>
+                    </a:xfrm>
+                    <a:prstGeom prst="rect">
+                      <a:avLst/>
+                    </a:prstGeom>
+                  </pic:spPr>
+                </pic:pic>
+              </a:graphicData>
+            </a:graphic>
+          </wp:inline>
+        </w:drawing>
+      </w:r>
+    </w:p>
+    <w:p>
+      <w:pPr>
+        <w:jc w:val="center"/>
+        <w:rPr>
+          <w:rFonts w:ascii="Times New Roman" w:hAnsi="Times New Roman" w:cs="Times New Roman"/>
+          <w:sz w:val="24"/>
+          <w:szCs w:val="28"/>
+        </w:rPr>
+      </w:pPr>
+      <w:r>
+        <w:rPr>
+          <w:rFonts w:ascii="Times New Roman" w:hAnsi="Times New Roman" w:cs="Times New Roman"/>
+          <w:sz w:val="24"/>
+          <w:szCs w:val="28"/>
+        </w:rPr>
+        <w:t>Fig: TGW attachment for peering connection created in Ohio region (base region)</w:t>
+      </w:r>
+      <w:r>
+        <w:rPr>
+          <w:rFonts w:ascii="Times New Roman" w:hAnsi="Times New Roman" w:cs="Times New Roman"/>
+          <w:sz w:val="24"/>
+          <w:szCs w:val="28"/>
+        </w:rPr>
+        <w:t>.</w:t>
+      </w:r>
+    </w:p>
+    <w:p>
+      <w:pPr>
+        <w:rPr>
+          <w:rFonts w:ascii="Times New Roman" w:hAnsi="Times New Roman" w:cs="Times New Roman"/>
+          <w:sz w:val="24"/>
+          <w:szCs w:val="28"/>
+        </w:rPr>
+      </w:pPr>
+    </w:p>
+    <w:p>
+      <w:pPr>
+        <w:rPr>
+          <w:rFonts w:ascii="Times New Roman" w:hAnsi="Times New Roman" w:cs="Times New Roman"/>
+          <w:sz w:val="24"/>
+          <w:szCs w:val="28"/>
+        </w:rPr>
+      </w:pPr>
+      <w:r>
+        <w:rPr>
+          <w:rFonts w:ascii="Times New Roman" w:hAnsi="Times New Roman" w:cs="Times New Roman"/>
+          <w:b/>
+          <w:color w:val="FF0000"/>
+          <w:sz w:val="24"/>
+          <w:szCs w:val="28"/>
+        </w:rPr>
+        <w:t>Note:</w:t>
+      </w:r>
+      <w:r>
+        <w:rPr>
+          <w:rFonts w:ascii="Times New Roman" w:hAnsi="Times New Roman" w:cs="Times New Roman"/>
+          <w:color w:val="FF0000"/>
+          <w:sz w:val="24"/>
+          <w:szCs w:val="28"/>
+        </w:rPr>
+        <w:t xml:space="preserve"> </w:t>
+      </w:r>
+      <w:r>
+        <w:rPr>
+          <w:rFonts w:ascii="Times New Roman" w:hAnsi="Times New Roman" w:cs="Times New Roman"/>
+          <w:sz w:val="24"/>
+          <w:szCs w:val="28"/>
+        </w:rPr>
+        <w:t>When we create a TGW attachment for peering connection in Ohio region (Base region) a request is send to the target region (N. Virginia). We have accept the attachment at the target region side as shown below figure.</w:t>
+      </w:r>
+    </w:p>
+    <w:p>
+      <w:pPr>
+        <w:rPr>
+          <w:rFonts w:ascii="Times New Roman" w:hAnsi="Times New Roman" w:cs="Times New Roman"/>
+          <w:sz w:val="24"/>
+          <w:szCs w:val="28"/>
+        </w:rPr>
+      </w:pPr>
+      <w:r>
+        <w:rPr>
+          <w:rFonts w:ascii="Times New Roman" w:hAnsi="Times New Roman" w:cs="Times New Roman"/>
+          <w:noProof/>
+          <w:sz w:val="24"/>
+          <w:szCs w:val="28"/>
+        </w:rPr>
+        <mc:AlternateContent>
+          <mc:Choice Requires="wps">
+            <w:drawing>
+              <wp:anchor distT="0" distB="0" distL="114300" distR="114300" simplePos="0" relativeHeight="251741184" behindDoc="0" locked="0" layoutInCell="1" allowOverlap="1">
+                <wp:simplePos x="0" y="0"/>
+                <wp:positionH relativeFrom="column">
+                  <wp:posOffset>5402580</wp:posOffset>
+                </wp:positionH>
+                <wp:positionV relativeFrom="paragraph">
+                  <wp:posOffset>1905</wp:posOffset>
+                </wp:positionV>
+                <wp:extent cx="800100" cy="213360"/>
+                <wp:effectExtent l="0" t="0" r="19050" b="15240"/>
+                <wp:wrapNone/>
+                <wp:docPr id="201" name="Rectangle 201"/>
+                <wp:cNvGraphicFramePr/>
+                <a:graphic xmlns:a="http://schemas.openxmlformats.org/drawingml/2006/main">
+                  <a:graphicData uri="http://schemas.microsoft.com/office/word/2010/wordprocessingShape">
+                    <wps:wsp>
+                      <wps:cNvSpPr/>
+                      <wps:spPr>
+                        <a:xfrm>
+                          <a:off x="0" y="0"/>
+                          <a:ext cx="800100" cy="213360"/>
+                        </a:xfrm>
+                        <a:prstGeom prst="rect">
+                          <a:avLst/>
+                        </a:prstGeom>
+                        <a:noFill/>
+                        <a:ln>
+                          <a:solidFill>
+                            <a:srgbClr val="FF0000"/>
+                          </a:solidFill>
+                        </a:ln>
+                      </wps:spPr>
+                      <wps:style>
+                        <a:lnRef idx="2">
+                          <a:schemeClr val="accent1">
+                            <a:shade val="50000"/>
+                          </a:schemeClr>
+                        </a:lnRef>
+                        <a:fillRef idx="1">
+                          <a:schemeClr val="accent1"/>
+                        </a:fillRef>
+                        <a:effectRef idx="0">
+                          <a:schemeClr val="accent1"/>
+                        </a:effectRef>
+                        <a:fontRef idx="minor">
+                          <a:schemeClr val="lt1"/>
+                        </a:fontRef>
+                      </wps:style>
+                      <wps:bodyPr rot="0" spcFirstLastPara="0" vertOverflow="overflow" horzOverflow="overflow" vert="horz" wrap="square" lIns="91440" tIns="45720" rIns="91440" bIns="45720" numCol="1" spcCol="0" rtlCol="0" fromWordArt="0" anchor="ctr" anchorCtr="0" forceAA="0" compatLnSpc="1">
+                        <a:prstTxWarp prst="textNoShape">
+                          <a:avLst/>
+                        </a:prstTxWarp>
+                        <a:noAutofit/>
+                      </wps:bodyPr>
+                    </wps:wsp>
+                  </a:graphicData>
+                </a:graphic>
+              </wp:anchor>
+            </w:drawing>
+          </mc:Choice>
+          <mc:Fallback>
+            <w:pict>
+              <v:rect w14:anchorId="6F16CC70" id="Rectangle 201" o:spid="_x0000_s1026" style="position:absolute;margin-left:425.4pt;margin-top:.15pt;width:63pt;height:16.8pt;z-index:251741184;visibility:visible;mso-wrap-style:square;mso-wrap-distance-left:9pt;mso-wrap-distance-top:0;mso-wrap-distance-right:9pt;mso-wrap-distance-bottom:0;mso-position-horizontal:absolute;mso-position-horizontal-relative:text;mso-position-vertical:absolute;mso-position-vertical-relative:text;v-text-anchor:middle" o:gfxdata="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" filled="f" strokecolor="red" strokeweight="1pt"/>
+            </w:pict>
+          </mc:Fallback>
+        </mc:AlternateContent>
+      </w:r>
+      <w:r>
+        <w:rPr>
+          <w:rFonts w:ascii="Times New Roman" w:hAnsi="Times New Roman" w:cs="Times New Roman"/>
+          <w:noProof/>
+          <w:sz w:val="24"/>
+          <w:szCs w:val="28"/>
+        </w:rPr>
+        <mc:AlternateContent>
+          <mc:Choice Requires="wps">
+            <w:drawing>
+              <wp:anchor distT="0" distB="0" distL="114300" distR="114300" simplePos="0" relativeHeight="251740160" behindDoc="0" locked="0" layoutInCell="1" allowOverlap="1">
+                <wp:simplePos x="0" y="0"/>
+                <wp:positionH relativeFrom="column">
+                  <wp:posOffset>4846320</wp:posOffset>
+                </wp:positionH>
+                <wp:positionV relativeFrom="paragraph">
+                  <wp:posOffset>802005</wp:posOffset>
+                </wp:positionV>
+                <wp:extent cx="1211580" cy="137160"/>
+                <wp:effectExtent l="0" t="0" r="26670" b="15240"/>
+                <wp:wrapNone/>
+                <wp:docPr id="200" name="Rectangle 200"/>
+                <wp:cNvGraphicFramePr/>
+                <a:graphic xmlns:a="http://schemas.openxmlformats.org/drawingml/2006/main">
+                  <a:graphicData uri="http://schemas.microsoft.com/office/word/2010/wordprocessingShape">
+                    <wps:wsp>
+                      <wps:cNvSpPr/>
+                      <wps:spPr>
+                        <a:xfrm>
+                          <a:off x="0" y="0"/>
+                          <a:ext cx="1211580" cy="137160"/>
+                        </a:xfrm>
+                        <a:prstGeom prst="rect">
+                          <a:avLst/>
+                        </a:prstGeom>
+                        <a:noFill/>
+                        <a:ln>
+                          <a:solidFill>
+                            <a:srgbClr val="FF0000"/>
+                          </a:solidFill>
+                        </a:ln>
+                      </wps:spPr>
+                      <wps:style>
+                        <a:lnRef idx="2">
+                          <a:schemeClr val="accent1">
+                            <a:shade val="50000"/>
+                          </a:schemeClr>
+                        </a:lnRef>
+                        <a:fillRef idx="1">
+                          <a:schemeClr val="accent1"/>
+                        </a:fillRef>
+                        <a:effectRef idx="0">
+                          <a:schemeClr val="accent1"/>
+                        </a:effectRef>
+                        <a:fontRef idx="minor">
+                          <a:schemeClr val="lt1"/>
+                        </a:fontRef>
+                      </wps:style>
+                      <wps:bodyPr rot="0" spcFirstLastPara="0" vertOverflow="overflow" horzOverflow="overflow" vert="horz" wrap="square" lIns="91440" tIns="45720" rIns="91440" bIns="45720" numCol="1" spcCol="0" rtlCol="0" fromWordArt="0" anchor="ctr" anchorCtr="0" forceAA="0" compatLnSpc="1">
+                        <a:prstTxWarp prst="textNoShape">
+                          <a:avLst/>
+                        </a:prstTxWarp>
+                        <a:noAutofit/>
+                      </wps:bodyPr>
+                    </wps:wsp>
+                  </a:graphicData>
+                </a:graphic>
+              </wp:anchor>
+            </w:drawing>
+          </mc:Choice>
+          <mc:Fallback>
+            <w:pict>
+              <v:rect w14:anchorId="1D105EF0" id="Rectangle 200" o:spid="_x0000_s1026" style="position:absolute;margin-left:381.6pt;margin-top:63.15pt;width:95.4pt;height:10.8pt;z-index:251740160;visibility:visible;mso-wrap-style:square;mso-wrap-distance-left:9pt;mso-wrap-distance-top:0;mso-wrap-distance-right:9pt;mso-wrap-distance-bottom:0;mso-position-horizontal:absolute;mso-position-horizontal-relative:text;mso-position-vertical:absolute;mso-position-vertical-relative:text;v-text-anchor:middle" o:gfxdata="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" filled="f" strokecolor="red" strokeweight="1pt"/>
+            </w:pict>
+          </mc:Fallback>
+        </mc:AlternateContent>
+      </w:r>
+      <w:r>
+        <w:rPr>
+          <w:rFonts w:ascii="Times New Roman" w:hAnsi="Times New Roman" w:cs="Times New Roman"/>
+          <w:noProof/>
+          <w:sz w:val="24"/>
+          <w:szCs w:val="28"/>
+        </w:rPr>
+        <mc:AlternateContent>
+          <mc:Choice Requires="wps">
+            <w:drawing>
+              <wp:anchor distT="0" distB="0" distL="114300" distR="114300" simplePos="0" relativeHeight="251739136" behindDoc="0" locked="0" layoutInCell="1" allowOverlap="1">
+                <wp:simplePos x="0" y="0"/>
+                <wp:positionH relativeFrom="column">
+                  <wp:posOffset>1089660</wp:posOffset>
+                </wp:positionH>
+                <wp:positionV relativeFrom="paragraph">
+                  <wp:posOffset>802005</wp:posOffset>
+                </wp:positionV>
+                <wp:extent cx="3756660" cy="175260"/>
+                <wp:effectExtent l="0" t="0" r="15240" b="15240"/>
+                <wp:wrapNone/>
+                <wp:docPr id="199" name="Rectangle 199"/>
+                <wp:cNvGraphicFramePr/>
+                <a:graphic xmlns:a="http://schemas.openxmlformats.org/drawingml/2006/main">
+                  <a:graphicData uri="http://schemas.microsoft.com/office/word/2010/wordprocessingShape">
+                    <wps:wsp>
+                      <wps:cNvSpPr/>
+                      <wps:spPr>
+                        <a:xfrm>
+                          <a:off x="0" y="0"/>
+                          <a:ext cx="3756660" cy="175260"/>
+                        </a:xfrm>
+                        <a:prstGeom prst="rect">
+                          <a:avLst/>
+                        </a:prstGeom>
+                        <a:noFill/>
+                        <a:ln>
+                          <a:solidFill>
+                            <a:srgbClr val="00B050"/>
+                          </a:solidFill>
+                        </a:ln>
+                      </wps:spPr>
+                      <wps:style>
+                        <a:lnRef idx="2">
+                          <a:schemeClr val="accent1">
+                            <a:shade val="50000"/>
+                          </a:schemeClr>
+                        </a:lnRef>
+                        <a:fillRef idx="1">
+                          <a:schemeClr val="accent1"/>
+                        </a:fillRef>
+                        <a:effectRef idx="0">
+                          <a:schemeClr val="accent1"/>
+                        </a:effectRef>
+                        <a:fontRef idx="minor">
+                          <a:schemeClr val="lt1"/>
+                        </a:fontRef>
+                      </wps:style>
+                      <wps:bodyPr rot="0" spcFirstLastPara="0" vertOverflow="overflow" horzOverflow="overflow" vert="horz" wrap="square" lIns="91440" tIns="45720" rIns="91440" bIns="45720" numCol="1" spcCol="0" rtlCol="0" fromWordArt="0" anchor="ctr" anchorCtr="0" forceAA="0" compatLnSpc="1">
+                        <a:prstTxWarp prst="textNoShape">
+                          <a:avLst/>
+                        </a:prstTxWarp>
+                        <a:noAutofit/>
+                      </wps:bodyPr>
+                    </wps:wsp>
+                  </a:graphicData>
+                </a:graphic>
+                <wp14:sizeRelV relativeFrom="margin">
+                  <wp14:pctHeight>0</wp14:pctHeight>
+                </wp14:sizeRelV>
+              </wp:anchor>
+            </w:drawing>
+          </mc:Choice>
+          <mc:Fallback>
+            <w:pict>
+              <v:rect w14:anchorId="282348C9" id="Rectangle 199" o:spid="_x0000_s1026" style="position:absolute;margin-left:85.8pt;margin-top:63.15pt;width:295.8pt;height:13.8pt;z-index:251739136;visibility:visible;mso-wrap-style:square;mso-height-percent:0;mso-wrap-distance-left:9pt;mso-wrap-distance-top:0;mso-wrap-distance-right:9pt;mso-wrap-distance-bottom:0;mso-position-horizontal:absolute;mso-position-horizontal-relative:text;mso-position-vertical:absolute;mso-position-vertical-relative:text;mso-height-percent:0;mso-height-relative:margin;v-text-anchor:middle" o:gfxdata="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" filled="f" strokecolor="#00b050" strokeweight="1pt"/>
+            </w:pict>
+          </mc:Fallback>
+        </mc:AlternateContent>
+      </w:r>
+      <w:r>
+        <w:rPr>
+          <w:rFonts w:ascii="Times New Roman" w:hAnsi="Times New Roman" w:cs="Times New Roman"/>
+          <w:sz w:val="24"/>
+          <w:szCs w:val="28"/>
+        </w:rPr>
+        <w:drawing>
+          <wp:inline distT="0" distB="0" distL="0" distR="0" wp14:anchorId="471AB5D2" wp14:editId="3D6C964B">
+            <wp:extent cx="6572250" cy="1623060"/>
+            <wp:effectExtent l="0" t="0" r="0" b="0"/>
+            <wp:docPr id="198" name="Picture 198"/>
+            <wp:cNvGraphicFramePr>
+              <a:graphicFrameLocks xmlns:a="http://schemas.openxmlformats.org/drawingml/2006/main" noChangeAspect="1"/>
+            </wp:cNvGraphicFramePr>
+            <a:graphic xmlns:a="http://schemas.openxmlformats.org/drawingml/2006/main">
+              <a:graphicData uri="http://schemas.openxmlformats.org/drawingml/2006/picture">
+                <pic:pic xmlns:pic="http://schemas.openxmlformats.org/drawingml/2006/picture">
+                  <pic:nvPicPr>
+                    <pic:cNvPr id="1" name=""/>
+                    <pic:cNvPicPr/>
+                  </pic:nvPicPr>
+                  <pic:blipFill>
+                    <a:blip r:embed="rId25"/>
+                    <a:stretch>
+                      <a:fillRect/>
+                    </a:stretch>
+                  </pic:blipFill>
+                  <pic:spPr>
+                    <a:xfrm>
+                      <a:off x="0" y="0"/>
+                      <a:ext cx="6572250" cy="1623060"/>
+                    </a:xfrm>
+                    <a:prstGeom prst="rect">
+                      <a:avLst/>
+                    </a:prstGeom>
+                  </pic:spPr>
+                </pic:pic>
+              </a:graphicData>
+            </a:graphic>
+          </wp:inline>
+        </w:drawing>
+      </w:r>
+    </w:p>
+    <w:p>
+      <w:pPr>
+        <w:jc w:val="center"/>
+        <w:rPr>
+          <w:rFonts w:ascii="Times New Roman" w:hAnsi="Times New Roman" w:cs="Times New Roman"/>
+          <w:sz w:val="24"/>
+          <w:szCs w:val="28"/>
+        </w:rPr>
+      </w:pPr>
+      <w:r>
+        <w:rPr>
+          <w:rFonts w:ascii="Times New Roman" w:hAnsi="Times New Roman" w:cs="Times New Roman"/>
+          <w:sz w:val="24"/>
+          <w:szCs w:val="28"/>
+        </w:rPr>
+        <w:t>Fig: Accept the transit gate way attachment at target region side.</w:t>
+      </w:r>
+    </w:p>
+    <w:p>
+      <w:pPr>
+        <w:rPr>
+          <w:rFonts w:ascii="Times New Roman" w:hAnsi="Times New Roman" w:cs="Times New Roman"/>
+          <w:sz w:val="24"/>
+          <w:szCs w:val="28"/>
+        </w:rPr>
+      </w:pPr>
+    </w:p>
+    <w:p>
+      <w:pPr>
+        <w:rPr>
+          <w:rFonts w:ascii="Times New Roman" w:hAnsi="Times New Roman" w:cs="Times New Roman"/>
+          <w:b/>
+          <w:color w:val="FF0000"/>
+          <w:sz w:val="24"/>
+          <w:szCs w:val="28"/>
+        </w:rPr>
+      </w:pPr>
+    </w:p>
+    <w:p>
+      <w:pPr>
+        <w:rPr>
+          <w:rFonts w:ascii="Times New Roman" w:hAnsi="Times New Roman" w:cs="Times New Roman"/>
+          <w:b/>
+          <w:color w:val="FF0000"/>
+          <w:sz w:val="24"/>
+          <w:szCs w:val="28"/>
+        </w:rPr>
+      </w:pPr>
+    </w:p>
+    <w:p>
+      <w:pPr>
+        <w:rPr>
+          <w:rFonts w:ascii="Times New Roman" w:hAnsi="Times New Roman" w:cs="Times New Roman"/>
+          <w:b/>
+          <w:color w:val="FF0000"/>
+          <w:sz w:val="24"/>
+          <w:szCs w:val="28"/>
+        </w:rPr>
+      </w:pPr>
+    </w:p>
+    <w:p>
+      <w:pPr>
+        <w:rPr>
+          <w:rFonts w:ascii="Times New Roman" w:hAnsi="Times New Roman" w:cs="Times New Roman"/>
+          <w:b/>
+          <w:color w:val="FF0000"/>
+          <w:sz w:val="24"/>
+          <w:szCs w:val="28"/>
+        </w:rPr>
+      </w:pPr>
+    </w:p>
+    <w:p>
+      <w:pPr>
+        <w:rPr>
+          <w:rFonts w:ascii="Times New Roman" w:hAnsi="Times New Roman" w:cs="Times New Roman"/>
+          <w:sz w:val="24"/>
+          <w:szCs w:val="28"/>
+        </w:rPr>
+      </w:pPr>
+      <w:r>
+        <w:rPr>
+          <w:rFonts w:ascii="Times New Roman" w:hAnsi="Times New Roman" w:cs="Times New Roman"/>
+          <w:b/>
+          <w:color w:val="FF0000"/>
+          <w:sz w:val="24"/>
+          <w:szCs w:val="28"/>
+        </w:rPr>
+        <w:t>Note:</w:t>
+      </w:r>
+      <w:r>
+        <w:rPr>
+          <w:rFonts w:ascii="Times New Roman" w:hAnsi="Times New Roman" w:cs="Times New Roman"/>
+          <w:color w:val="FF0000"/>
+          <w:sz w:val="24"/>
+          <w:szCs w:val="28"/>
+        </w:rPr>
+        <w:t xml:space="preserve"> </w:t>
+      </w:r>
+      <w:r>
+        <w:rPr>
+          <w:rFonts w:ascii="Times New Roman" w:hAnsi="Times New Roman" w:cs="Times New Roman"/>
+          <w:sz w:val="24"/>
+          <w:szCs w:val="28"/>
+        </w:rPr>
+        <w:t>While creating the transit gate way by default a transit gateway rote table is created.</w:t>
+      </w:r>
+    </w:p>
+    <w:p>
+      <w:pPr>
+        <w:rPr>
+          <w:rFonts w:ascii="Times New Roman" w:hAnsi="Times New Roman" w:cs="Times New Roman"/>
+          <w:sz w:val="24"/>
+          <w:szCs w:val="28"/>
+        </w:rPr>
+      </w:pPr>
+    </w:p>
+    <w:p>
+      <w:pPr>
+        <w:rPr>
+          <w:rFonts w:ascii="Times New Roman" w:hAnsi="Times New Roman" w:cs="Times New Roman"/>
+          <w:sz w:val="24"/>
+          <w:szCs w:val="28"/>
+        </w:rPr>
+      </w:pPr>
+    </w:p>
+    <w:p>
+      <w:pPr>
+        <w:rPr>
+          <w:rFonts w:ascii="Times New Roman" w:hAnsi="Times New Roman" w:cs="Times New Roman"/>
+          <w:sz w:val="24"/>
+          <w:szCs w:val="28"/>
+        </w:rPr>
+      </w:pPr>
+    </w:p>
+    <w:p>
+      <w:pPr>
+        <w:rPr>
+          <w:rFonts w:ascii="Times New Roman" w:hAnsi="Times New Roman" w:cs="Times New Roman"/>
+          <w:sz w:val="24"/>
+          <w:szCs w:val="28"/>
+        </w:rPr>
+      </w:pPr>
+    </w:p>
+    <w:p>
+      <w:pPr>
+        <w:rPr>
+          <w:rFonts w:ascii="Times New Roman" w:hAnsi="Times New Roman" w:cs="Times New Roman"/>
+          <w:sz w:val="24"/>
+          <w:szCs w:val="28"/>
+        </w:rPr>
+      </w:pPr>
+    </w:p>
+    <w:p>
+      <w:pPr>
+        <w:rPr>
+          <w:rFonts w:ascii="Times New Roman" w:hAnsi="Times New Roman" w:cs="Times New Roman"/>
+          <w:sz w:val="24"/>
+          <w:szCs w:val="28"/>
+        </w:rPr>
+      </w:pPr>
+    </w:p>
+    <w:p>
+      <w:pPr>
+        <w:rPr>
+          <w:rFonts w:ascii="Times New Roman" w:hAnsi="Times New Roman" w:cs="Times New Roman"/>
+          <w:sz w:val="24"/>
+          <w:szCs w:val="28"/>
+        </w:rPr>
+      </w:pPr>
+    </w:p>
+    <w:p>
+      <w:pPr>
+        <w:rPr>
+          <w:rFonts w:ascii="Times New Roman" w:hAnsi="Times New Roman" w:cs="Times New Roman"/>
+          <w:sz w:val="24"/>
+          <w:szCs w:val="28"/>
+        </w:rPr>
+      </w:pPr>
+      <w:r>
+        <w:rPr>
+          <w:rFonts w:ascii="Times New Roman" w:hAnsi="Times New Roman" w:cs="Times New Roman"/>
+          <w:b/>
+          <w:sz w:val="24"/>
+          <w:szCs w:val="28"/>
+        </w:rPr>
+        <w:lastRenderedPageBreak/>
+        <w:t>Step2:</w:t>
+      </w:r>
+      <w:r>
+        <w:rPr>
+          <w:rFonts w:ascii="Times New Roman" w:hAnsi="Times New Roman" w:cs="Times New Roman"/>
+          <w:sz w:val="24"/>
+          <w:szCs w:val="28"/>
+        </w:rPr>
+        <w:t xml:space="preserve"> Configure and create the static route within the default transit gateway route table. (Ohio region).</w:t>
+      </w:r>
+    </w:p>
+    <w:p>
+      <w:pPr>
+        <w:rPr>
+          <w:rFonts w:ascii="Times New Roman" w:hAnsi="Times New Roman" w:cs="Times New Roman"/>
+          <w:sz w:val="24"/>
+          <w:szCs w:val="28"/>
+        </w:rPr>
+      </w:pPr>
+      <w:r>
+        <w:rPr>
+          <w:rFonts w:ascii="Times New Roman" w:hAnsi="Times New Roman" w:cs="Times New Roman"/>
+          <w:sz w:val="24"/>
+          <w:szCs w:val="28"/>
+        </w:rPr>
+        <w:t>VPC</w:t>
+      </w:r>
+      <w:r>
+        <w:rPr>
+          <w:rFonts w:ascii="Times New Roman" w:hAnsi="Times New Roman" w:cs="Times New Roman"/>
+          <w:sz w:val="24"/>
+          <w:szCs w:val="28"/>
+        </w:rPr>
+        <w:sym w:font="Wingdings" w:char="F0E0"/>
+      </w:r>
+      <w:r>
+        <w:rPr>
+          <w:rFonts w:ascii="Times New Roman" w:hAnsi="Times New Roman" w:cs="Times New Roman"/>
+          <w:sz w:val="24"/>
+          <w:szCs w:val="28"/>
+        </w:rPr>
+        <w:t xml:space="preserve"> Transit gateway route tables</w:t>
+      </w:r>
+      <w:r>
+        <w:rPr>
+          <w:rFonts w:ascii="Times New Roman" w:hAnsi="Times New Roman" w:cs="Times New Roman"/>
+          <w:sz w:val="24"/>
+          <w:szCs w:val="28"/>
+        </w:rPr>
+        <w:sym w:font="Wingdings" w:char="F0E0"/>
+      </w:r>
+      <w:r>
+        <w:rPr>
+          <w:rFonts w:ascii="Times New Roman" w:hAnsi="Times New Roman" w:cs="Times New Roman"/>
+          <w:sz w:val="24"/>
+          <w:szCs w:val="28"/>
+        </w:rPr>
+        <w:t>select default RT</w:t>
+      </w:r>
+      <w:r>
+        <w:rPr>
+          <w:rFonts w:ascii="Times New Roman" w:hAnsi="Times New Roman" w:cs="Times New Roman"/>
+          <w:sz w:val="24"/>
+          <w:szCs w:val="28"/>
+        </w:rPr>
+        <w:sym w:font="Wingdings" w:char="F0E0"/>
+      </w:r>
+      <w:r>
+        <w:rPr>
+          <w:rFonts w:ascii="Times New Roman" w:hAnsi="Times New Roman" w:cs="Times New Roman"/>
+          <w:sz w:val="24"/>
+          <w:szCs w:val="28"/>
+        </w:rPr>
+        <w:t>Routes</w:t>
+      </w:r>
+      <w:r>
+        <w:rPr>
+          <w:rFonts w:ascii="Times New Roman" w:hAnsi="Times New Roman" w:cs="Times New Roman"/>
+          <w:sz w:val="24"/>
+          <w:szCs w:val="28"/>
+        </w:rPr>
+        <w:sym w:font="Wingdings" w:char="F0E0"/>
+      </w:r>
+      <w:r>
+        <w:rPr>
+          <w:rFonts w:ascii="Times New Roman" w:hAnsi="Times New Roman" w:cs="Times New Roman"/>
+          <w:sz w:val="24"/>
+          <w:szCs w:val="28"/>
+        </w:rPr>
+        <w:t>Create static Route.</w:t>
+      </w:r>
+    </w:p>
+    <w:p>
+      <w:pPr>
+        <w:rPr>
+          <w:rFonts w:ascii="Times New Roman" w:hAnsi="Times New Roman" w:cs="Times New Roman"/>
+          <w:sz w:val="24"/>
+          <w:szCs w:val="28"/>
+        </w:rPr>
+      </w:pPr>
+      <w:r>
+        <w:rPr>
+          <w:rFonts w:ascii="Times New Roman" w:hAnsi="Times New Roman" w:cs="Times New Roman"/>
+          <w:b/>
+          <w:noProof/>
+          <w:sz w:val="24"/>
+          <w:szCs w:val="28"/>
+        </w:rPr>
+        <mc:AlternateContent>
+          <mc:Choice Requires="wps">
+            <w:drawing>
+              <wp:anchor distT="0" distB="0" distL="114300" distR="114300" simplePos="0" relativeHeight="251750400" behindDoc="0" locked="0" layoutInCell="1" allowOverlap="1">
+                <wp:simplePos x="0" y="0"/>
+                <wp:positionH relativeFrom="column">
+                  <wp:posOffset>1165860</wp:posOffset>
+                </wp:positionH>
+                <wp:positionV relativeFrom="paragraph">
+                  <wp:posOffset>1357630</wp:posOffset>
+                </wp:positionV>
+                <wp:extent cx="1203960" cy="868045"/>
+                <wp:effectExtent l="0" t="0" r="72390" b="65405"/>
+                <wp:wrapNone/>
+                <wp:docPr id="210" name="Straight Arrow Connector 210"/>
+                <wp:cNvGraphicFramePr/>
+                <a:graphic xmlns:a="http://schemas.openxmlformats.org/drawingml/2006/main">
+                  <a:graphicData uri="http://schemas.microsoft.com/office/word/2010/wordprocessingShape">
+                    <wps:wsp>
+                      <wps:cNvCnPr/>
+                      <wps:spPr>
+                        <a:xfrm>
+                          <a:off x="0" y="0"/>
+                          <a:ext cx="1203960" cy="868045"/>
+                        </a:xfrm>
+                        <a:prstGeom prst="straightConnector1">
+                          <a:avLst/>
+                        </a:prstGeom>
+                        <a:ln>
+                          <a:solidFill>
+                            <a:srgbClr val="FF0000"/>
+                          </a:solidFill>
+                          <a:tailEnd type="triangle"/>
+                        </a:ln>
+                      </wps:spPr>
+                      <wps:style>
+                        <a:lnRef idx="1">
+                          <a:schemeClr val="accent1"/>
+                        </a:lnRef>
+                        <a:fillRef idx="0">
+                          <a:schemeClr val="accent1"/>
+                        </a:fillRef>
+                        <a:effectRef idx="0">
+                          <a:schemeClr val="accent1"/>
+                        </a:effectRef>
+                        <a:fontRef idx="minor">
+                          <a:schemeClr val="tx1"/>
+                        </a:fontRef>
+                      </wps:style>
+                      <wps:bodyPr/>
+                    </wps:wsp>
+                  </a:graphicData>
+                </a:graphic>
+              </wp:anchor>
+            </w:drawing>
+          </mc:Choice>
+          <mc:Fallback>
+            <w:pict>
+              <v:shape w14:anchorId="030A9F33" id="Straight Arrow Connector 210" o:spid="_x0000_s1026" type="#_x0000_t32" style="position:absolute;margin-left:91.8pt;margin-top:106.9pt;width:94.8pt;height:68.35pt;z-index:251750400;visibility:visible;mso-wrap-style:square;mso-wrap-distance-left:9pt;mso-wrap-distance-top:0;mso-wrap-distance-right:9pt;mso-wrap-distance-bottom:0;mso-position-horizontal:absolute;mso-position-horizontal-relative:text;mso-position-vertical:absolute;mso-position-vertical-relative:text" o:gfxdata="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" strokecolor="red" strokeweight=".5pt">
+                <v:stroke endarrow="block" joinstyle="miter"/>
+              </v:shape>
+            </w:pict>
+          </mc:Fallback>
+        </mc:AlternateContent>
+      </w:r>
+      <w:r>
+        <w:rPr>
+          <w:rFonts w:ascii="Times New Roman" w:hAnsi="Times New Roman" w:cs="Times New Roman"/>
+          <w:b/>
+          <w:noProof/>
+          <w:sz w:val="24"/>
+          <w:szCs w:val="28"/>
+        </w:rPr>
+        <mc:AlternateContent>
+          <mc:Choice Requires="wps">
+            <w:drawing>
+              <wp:anchor distT="45720" distB="45720" distL="114300" distR="114300" simplePos="0" relativeHeight="251749376" behindDoc="1" locked="0" layoutInCell="1" allowOverlap="1" wp14:anchorId="73E24126" wp14:editId="49EA4C16">
+                <wp:simplePos x="0" y="0"/>
+                <wp:positionH relativeFrom="column">
+                  <wp:posOffset>2133600</wp:posOffset>
+                </wp:positionH>
+                <wp:positionV relativeFrom="paragraph">
+                  <wp:posOffset>2264410</wp:posOffset>
+                </wp:positionV>
+                <wp:extent cx="1882140" cy="1404620"/>
+                <wp:effectExtent l="0" t="0" r="0" b="0"/>
+                <wp:wrapNone/>
+                <wp:docPr id="209" name="Text Box 2"/>
+                <wp:cNvGraphicFramePr>
+                  <a:graphicFrameLocks xmlns:a="http://schemas.openxmlformats.org/drawingml/2006/main"/>
+                </wp:cNvGraphicFramePr>
+                <a:graphic xmlns:a="http://schemas.openxmlformats.org/drawingml/2006/main">
+                  <a:graphicData uri="http://schemas.microsoft.com/office/word/2010/wordprocessingShape">
+                    <wps:wsp>
+                      <wps:cNvSpPr txBox="1">
+                        <a:spLocks noChangeArrowheads="1"/>
+                      </wps:cNvSpPr>
+                      <wps:spPr bwMode="auto">
+                        <a:xfrm>
+                          <a:off x="0" y="0"/>
+                          <a:ext cx="1882140" cy="1404620"/>
+                        </a:xfrm>
+                        <a:prstGeom prst="rect">
+                          <a:avLst/>
+                        </a:prstGeom>
+                        <a:noFill/>
+                        <a:ln>
+                          <a:noFill/>
+                        </a:ln>
+                      </wps:spPr>
+                      <wps:style>
+                        <a:lnRef idx="0">
+                          <a:scrgbClr r="0" g="0" b="0"/>
+                        </a:lnRef>
+                        <a:fillRef idx="0">
+                          <a:scrgbClr r="0" g="0" b="0"/>
+                        </a:fillRef>
+                        <a:effectRef idx="0">
+                          <a:scrgbClr r="0" g="0" b="0"/>
+                        </a:effectRef>
+                        <a:fontRef idx="minor">
+                          <a:schemeClr val="dk1"/>
+                        </a:fontRef>
+                      </wps:style>
+                      <wps:txbx>
+                        <w:txbxContent>
+                          <w:p>
+                            <w:pPr>
+                              <w:rPr>
+                                <w:rFonts w:ascii="Times New Roman" w:hAnsi="Times New Roman" w:cs="Times New Roman"/>
+                                <w:szCs w:val="24"/>
+                              </w:rPr>
+                            </w:pPr>
+                            <w:r>
+                              <w:rPr>
+                                <w:rFonts w:ascii="Times New Roman" w:hAnsi="Times New Roman" w:cs="Times New Roman"/>
+                                <w:szCs w:val="24"/>
+                              </w:rPr>
+                              <w:t>VPC CIDR number of target region (N. Virginia)</w:t>
+                            </w:r>
+                          </w:p>
+                        </w:txbxContent>
+                      </wps:txbx>
+                      <wps:bodyPr rot="0" vert="horz" wrap="square" lIns="91440" tIns="45720" rIns="91440" bIns="45720" anchor="t" anchorCtr="0">
+                        <a:spAutoFit/>
+                      </wps:bodyPr>
+                    </wps:wsp>
+                  </a:graphicData>
+                </a:graphic>
+                <wp14:sizeRelH relativeFrom="margin">
+                  <wp14:pctWidth>0</wp14:pctWidth>
+                </wp14:sizeRelH>
+                <wp14:sizeRelV relativeFrom="margin">
+                  <wp14:pctHeight>20000</wp14:pctHeight>
+                </wp14:sizeRelV>
+              </wp:anchor>
+            </w:drawing>
+          </mc:Choice>
+          <mc:Fallback>
+            <w:pict>
+              <v:shape w14:anchorId="73E24126" id="_x0000_s1038" type="#_x0000_t202" style="position:absolute;margin-left:168pt;margin-top:178.3pt;width:148.2pt;height:110.6pt;z-index:-251567104;visibility:visible;mso-wrap-style:square;mso-width-percent:0;mso-height-percent:200;mso-wrap-distance-left:9pt;mso-wrap-distance-top:3.6pt;mso-wrap-distance-right:9pt;mso-wrap-distance-bottom:3.6pt;mso-position-horizontal:absolute;mso-position-horizontal-relative:text;mso-position-vertical:absolute;mso-position-vertical-relative:text;mso-width-percent:0;mso-height-percent:200;mso-width-relative:margin;mso-height-relative:margin;v-text-anchor:top" o:gfxdata="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" filled="f" stroked="f">
+                <v:textbox style="mso-fit-shape-to-text:t">
+                  <w:txbxContent>
+                    <w:p>
+                      <w:pPr>
+                        <w:rPr>
+                          <w:rFonts w:ascii="Times New Roman" w:hAnsi="Times New Roman" w:cs="Times New Roman"/>
+                          <w:szCs w:val="24"/>
+                        </w:rPr>
+                      </w:pPr>
+                      <w:r>
+                        <w:rPr>
+                          <w:rFonts w:ascii="Times New Roman" w:hAnsi="Times New Roman" w:cs="Times New Roman"/>
+                          <w:szCs w:val="24"/>
+                        </w:rPr>
+                        <w:t>VPC CIDR number of target region (N. Virginia)</w:t>
+                      </w:r>
+                    </w:p>
+                  </w:txbxContent>
+                </v:textbox>
+              </v:shape>
+            </w:pict>
+          </mc:Fallback>
+        </mc:AlternateContent>
+      </w:r>
+      <w:r>
+        <w:rPr>
+          <w:rFonts w:ascii="Times New Roman" w:hAnsi="Times New Roman" w:cs="Times New Roman"/>
+          <w:b/>
+          <w:noProof/>
+          <w:sz w:val="24"/>
+          <w:szCs w:val="28"/>
+        </w:rPr>
+        <mc:AlternateContent>
+          <mc:Choice Requires="wps">
+            <w:drawing>
+              <wp:anchor distT="0" distB="0" distL="114300" distR="114300" simplePos="0" relativeHeight="251747328" behindDoc="0" locked="0" layoutInCell="1" allowOverlap="1">
+                <wp:simplePos x="0" y="0"/>
+                <wp:positionH relativeFrom="column">
+                  <wp:posOffset>434340</wp:posOffset>
+                </wp:positionH>
+                <wp:positionV relativeFrom="paragraph">
+                  <wp:posOffset>1997710</wp:posOffset>
+                </wp:positionV>
+                <wp:extent cx="83820" cy="403860"/>
+                <wp:effectExtent l="57150" t="0" r="30480" b="53340"/>
+                <wp:wrapNone/>
+                <wp:docPr id="208" name="Straight Arrow Connector 208"/>
+                <wp:cNvGraphicFramePr/>
+                <a:graphic xmlns:a="http://schemas.openxmlformats.org/drawingml/2006/main">
+                  <a:graphicData uri="http://schemas.microsoft.com/office/word/2010/wordprocessingShape">
+                    <wps:wsp>
+                      <wps:cNvCnPr/>
+                      <wps:spPr>
+                        <a:xfrm flipH="1">
+                          <a:off x="0" y="0"/>
+                          <a:ext cx="83820" cy="403860"/>
+                        </a:xfrm>
+                        <a:prstGeom prst="straightConnector1">
+                          <a:avLst/>
+                        </a:prstGeom>
+                        <a:ln>
+                          <a:tailEnd type="triangle"/>
+                        </a:ln>
+                      </wps:spPr>
+                      <wps:style>
+                        <a:lnRef idx="2">
+                          <a:schemeClr val="accent2"/>
+                        </a:lnRef>
+                        <a:fillRef idx="0">
+                          <a:schemeClr val="accent2"/>
+                        </a:fillRef>
+                        <a:effectRef idx="1">
+                          <a:schemeClr val="accent2"/>
+                        </a:effectRef>
+                        <a:fontRef idx="minor">
+                          <a:schemeClr val="tx1"/>
+                        </a:fontRef>
+                      </wps:style>
+                      <wps:bodyPr/>
+                    </wps:wsp>
+                  </a:graphicData>
+                </a:graphic>
+              </wp:anchor>
+            </w:drawing>
+          </mc:Choice>
+          <mc:Fallback>
+            <w:pict>
+              <v:shape w14:anchorId="4C63512B" id="Straight Arrow Connector 208" o:spid="_x0000_s1026" type="#_x0000_t32" style="position:absolute;margin-left:34.2pt;margin-top:157.3pt;width:6.6pt;height:31.8pt;flip:x;z-index:251747328;visibility:visible;mso-wrap-style:square;mso-wrap-distance-left:9pt;mso-wrap-distance-top:0;mso-wrap-distance-right:9pt;mso-wrap-distance-bottom:0;mso-position-horizontal:absolute;mso-position-horizontal-relative:text;mso-position-vertical:absolute;mso-position-vertical-relative:text" o:gfxdata="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" strokecolor="#ed7d31 [3205]" strokeweight="1pt">
+                <v:stroke endarrow="block" joinstyle="miter"/>
+              </v:shape>
+            </w:pict>
+          </mc:Fallback>
+        </mc:AlternateContent>
+      </w:r>
+      <w:r>
+        <w:rPr>
+          <w:rFonts w:ascii="Times New Roman" w:hAnsi="Times New Roman" w:cs="Times New Roman"/>
+          <w:b/>
+          <w:noProof/>
+          <w:sz w:val="24"/>
+          <w:szCs w:val="28"/>
+        </w:rPr>
+        <mc:AlternateContent>
+          <mc:Choice Requires="wps">
+            <w:drawing>
+              <wp:anchor distT="45720" distB="45720" distL="114300" distR="114300" simplePos="0" relativeHeight="251746304" behindDoc="1" locked="0" layoutInCell="1" allowOverlap="1" wp14:anchorId="24946DAB" wp14:editId="6D3FF86F">
+                <wp:simplePos x="0" y="0"/>
+                <wp:positionH relativeFrom="column">
+                  <wp:posOffset>-83820</wp:posOffset>
+                </wp:positionH>
+                <wp:positionV relativeFrom="paragraph">
+                  <wp:posOffset>2340610</wp:posOffset>
+                </wp:positionV>
+                <wp:extent cx="1882140" cy="1404620"/>
+                <wp:effectExtent l="0" t="0" r="0" b="0"/>
+                <wp:wrapNone/>
+                <wp:docPr id="205" name="Text Box 2"/>
+                <wp:cNvGraphicFramePr>
+                  <a:graphicFrameLocks xmlns:a="http://schemas.openxmlformats.org/drawingml/2006/main"/>
+                </wp:cNvGraphicFramePr>
+                <a:graphic xmlns:a="http://schemas.openxmlformats.org/drawingml/2006/main">
+                  <a:graphicData uri="http://schemas.microsoft.com/office/word/2010/wordprocessingShape">
+                    <wps:wsp>
+                      <wps:cNvSpPr txBox="1">
+                        <a:spLocks noChangeArrowheads="1"/>
+                      </wps:cNvSpPr>
+                      <wps:spPr bwMode="auto">
+                        <a:xfrm>
+                          <a:off x="0" y="0"/>
+                          <a:ext cx="1882140" cy="1404620"/>
+                        </a:xfrm>
+                        <a:prstGeom prst="rect">
+                          <a:avLst/>
+                        </a:prstGeom>
+                        <a:noFill/>
+                        <a:ln>
+                          <a:noFill/>
+                        </a:ln>
+                      </wps:spPr>
+                      <wps:style>
+                        <a:lnRef idx="0">
+                          <a:scrgbClr r="0" g="0" b="0"/>
+                        </a:lnRef>
+                        <a:fillRef idx="0">
+                          <a:scrgbClr r="0" g="0" b="0"/>
+                        </a:fillRef>
+                        <a:effectRef idx="0">
+                          <a:scrgbClr r="0" g="0" b="0"/>
+                        </a:effectRef>
+                        <a:fontRef idx="minor">
+                          <a:schemeClr val="dk1"/>
+                        </a:fontRef>
+                      </wps:style>
+                      <wps:txbx>
+                        <w:txbxContent>
+                          <w:p>
+                            <w:pPr>
+                              <w:rPr>
+                                <w:rFonts w:ascii="Times New Roman" w:hAnsi="Times New Roman" w:cs="Times New Roman"/>
+                                <w:szCs w:val="24"/>
+                              </w:rPr>
+                            </w:pPr>
+                            <w:r>
+                              <w:rPr>
+                                <w:rFonts w:ascii="Times New Roman" w:hAnsi="Times New Roman" w:cs="Times New Roman"/>
+                                <w:szCs w:val="24"/>
+                              </w:rPr>
+                              <w:t>Transit gateway attachment for peering connection ID</w:t>
+                            </w:r>
+                          </w:p>
+                        </w:txbxContent>
+                      </wps:txbx>
+                      <wps:bodyPr rot="0" vert="horz" wrap="square" lIns="91440" tIns="45720" rIns="91440" bIns="45720" anchor="t" anchorCtr="0">
+                        <a:spAutoFit/>
+                      </wps:bodyPr>
+                    </wps:wsp>
+                  </a:graphicData>
+                </a:graphic>
+                <wp14:sizeRelH relativeFrom="margin">
+                  <wp14:pctWidth>0</wp14:pctWidth>
+                </wp14:sizeRelH>
+                <wp14:sizeRelV relativeFrom="margin">
+                  <wp14:pctHeight>20000</wp14:pctHeight>
+                </wp14:sizeRelV>
+              </wp:anchor>
+            </w:drawing>
+          </mc:Choice>
+          <mc:Fallback>
+            <w:pict>
+              <v:shape w14:anchorId="24946DAB" id="_x0000_s1039" type="#_x0000_t202" style="position:absolute;margin-left:-6.6pt;margin-top:184.3pt;width:148.2pt;height:110.6pt;z-index:-251570176;visibility:visible;mso-wrap-style:square;mso-width-percent:0;mso-height-percent:200;mso-wrap-distance-left:9pt;mso-wrap-distance-top:3.6pt;mso-wrap-distance-right:9pt;mso-wrap-distance-bottom:3.6pt;mso-position-horizontal:absolute;mso-position-horizontal-relative:text;mso-position-vertical:absolute;mso-position-vertical-relative:text;mso-width-percent:0;mso-height-percent:200;mso-width-relative:margin;mso-height-relative:margin;v-text-anchor:top" o:gfxdata="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" filled="f" stroked="f">
+                <v:textbox style="mso-fit-shape-to-text:t">
+                  <w:txbxContent>
+                    <w:p>
+                      <w:pPr>
+                        <w:rPr>
+                          <w:rFonts w:ascii="Times New Roman" w:hAnsi="Times New Roman" w:cs="Times New Roman"/>
+                          <w:szCs w:val="24"/>
+                        </w:rPr>
+                      </w:pPr>
+                      <w:r>
+                        <w:rPr>
+                          <w:rFonts w:ascii="Times New Roman" w:hAnsi="Times New Roman" w:cs="Times New Roman"/>
+                          <w:szCs w:val="24"/>
+                        </w:rPr>
+                        <w:t>Transit gateway attachment for peering connection ID</w:t>
+                      </w:r>
+                    </w:p>
+                  </w:txbxContent>
+                </v:textbox>
+              </v:shape>
+            </w:pict>
+          </mc:Fallback>
+        </mc:AlternateContent>
+      </w:r>
+      <w:r>
+        <w:rPr>
+          <w:rFonts w:ascii="Times New Roman" w:hAnsi="Times New Roman" w:cs="Times New Roman"/>
+          <w:noProof/>
+          <w:sz w:val="24"/>
+          <w:szCs w:val="28"/>
+        </w:rPr>
+        <mc:AlternateContent>
+          <mc:Choice Requires="wps">
+            <w:drawing>
+              <wp:anchor distT="0" distB="0" distL="114300" distR="114300" simplePos="0" relativeHeight="251744256" behindDoc="0" locked="0" layoutInCell="1" allowOverlap="1" wp14:anchorId="65A33901" wp14:editId="41CEBE58">
+                <wp:simplePos x="0" y="0"/>
+                <wp:positionH relativeFrom="column">
+                  <wp:posOffset>121920</wp:posOffset>
+                </wp:positionH>
+                <wp:positionV relativeFrom="paragraph">
+                  <wp:posOffset>1007110</wp:posOffset>
+                </wp:positionV>
+                <wp:extent cx="1043940" cy="350520"/>
+                <wp:effectExtent l="0" t="0" r="22860" b="11430"/>
+                <wp:wrapNone/>
+                <wp:docPr id="204" name="Rectangle 204"/>
+                <wp:cNvGraphicFramePr/>
+                <a:graphic xmlns:a="http://schemas.openxmlformats.org/drawingml/2006/main">
+                  <a:graphicData uri="http://schemas.microsoft.com/office/word/2010/wordprocessingShape">
+                    <wps:wsp>
+                      <wps:cNvSpPr/>
+                      <wps:spPr>
+                        <a:xfrm>
+                          <a:off x="0" y="0"/>
+                          <a:ext cx="1043940" cy="350520"/>
+                        </a:xfrm>
+                        <a:prstGeom prst="rect">
+                          <a:avLst/>
+                        </a:prstGeom>
+                        <a:noFill/>
+                        <a:ln>
+                          <a:solidFill>
+                            <a:srgbClr val="FF0000"/>
+                          </a:solidFill>
+                        </a:ln>
+                      </wps:spPr>
+                      <wps:style>
+                        <a:lnRef idx="2">
+                          <a:schemeClr val="accent1">
+                            <a:shade val="50000"/>
+                          </a:schemeClr>
+                        </a:lnRef>
+                        <a:fillRef idx="1">
+                          <a:schemeClr val="accent1"/>
+                        </a:fillRef>
+                        <a:effectRef idx="0">
+                          <a:schemeClr val="accent1"/>
+                        </a:effectRef>
+                        <a:fontRef idx="minor">
+                          <a:schemeClr val="lt1"/>
+                        </a:fontRef>
+                      </wps:style>
+                      <wps:bodyPr rot="0" spcFirstLastPara="0" vertOverflow="overflow" horzOverflow="overflow" vert="horz" wrap="square" lIns="91440" tIns="45720" rIns="91440" bIns="45720" numCol="1" spcCol="0" rtlCol="0" fromWordArt="0" anchor="ctr" anchorCtr="0" forceAA="0" compatLnSpc="1">
+                        <a:prstTxWarp prst="textNoShape">
+                          <a:avLst/>
+                        </a:prstTxWarp>
+                        <a:noAutofit/>
+                      </wps:bodyPr>
+                    </wps:wsp>
+                  </a:graphicData>
+                </a:graphic>
+              </wp:anchor>
+            </w:drawing>
+          </mc:Choice>
+          <mc:Fallback>
+            <w:pict>
+              <v:rect w14:anchorId="27F569BA" id="Rectangle 204" o:spid="_x0000_s1026" style="position:absolute;margin-left:9.6pt;margin-top:79.3pt;width:82.2pt;height:27.6pt;z-index:251744256;visibility:visible;mso-wrap-style:square;mso-wrap-distance-left:9pt;mso-wrap-distance-top:0;mso-wrap-distance-right:9pt;mso-wrap-distance-bottom:0;mso-position-horizontal:absolute;mso-position-horizontal-relative:text;mso-position-vertical:absolute;mso-position-vertical-relative:text;v-text-anchor:middle" o:gfxdata="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" filled="f" strokecolor="red" strokeweight="1pt"/>
+            </w:pict>
+          </mc:Fallback>
+        </mc:AlternateContent>
+      </w:r>
+      <w:r>
+        <w:rPr>
+          <w:rFonts w:ascii="Times New Roman" w:hAnsi="Times New Roman" w:cs="Times New Roman"/>
+          <w:noProof/>
+          <w:sz w:val="24"/>
+          <w:szCs w:val="28"/>
+        </w:rPr>
+        <mc:AlternateContent>
+          <mc:Choice Requires="wps">
+            <w:drawing>
+              <wp:anchor distT="0" distB="0" distL="114300" distR="114300" simplePos="0" relativeHeight="251742208" behindDoc="0" locked="0" layoutInCell="1" allowOverlap="1">
+                <wp:simplePos x="0" y="0"/>
+                <wp:positionH relativeFrom="column">
+                  <wp:posOffset>83820</wp:posOffset>
+                </wp:positionH>
+                <wp:positionV relativeFrom="paragraph">
+                  <wp:posOffset>1647190</wp:posOffset>
+                </wp:positionV>
+                <wp:extent cx="1043940" cy="350520"/>
+                <wp:effectExtent l="0" t="0" r="22860" b="11430"/>
+                <wp:wrapNone/>
+                <wp:docPr id="203" name="Rectangle 203"/>
+                <wp:cNvGraphicFramePr/>
+                <a:graphic xmlns:a="http://schemas.openxmlformats.org/drawingml/2006/main">
+                  <a:graphicData uri="http://schemas.microsoft.com/office/word/2010/wordprocessingShape">
+                    <wps:wsp>
+                      <wps:cNvSpPr/>
+                      <wps:spPr>
+                        <a:xfrm>
+                          <a:off x="0" y="0"/>
+                          <a:ext cx="1043940" cy="350520"/>
+                        </a:xfrm>
+                        <a:prstGeom prst="rect">
+                          <a:avLst/>
+                        </a:prstGeom>
+                        <a:noFill/>
+                        <a:ln>
+                          <a:solidFill>
+                            <a:srgbClr val="FF0000"/>
+                          </a:solidFill>
+                        </a:ln>
+                      </wps:spPr>
+                      <wps:style>
+                        <a:lnRef idx="2">
+                          <a:schemeClr val="accent1">
+                            <a:shade val="50000"/>
+                          </a:schemeClr>
+                        </a:lnRef>
+                        <a:fillRef idx="1">
+                          <a:schemeClr val="accent1"/>
+                        </a:fillRef>
+                        <a:effectRef idx="0">
+                          <a:schemeClr val="accent1"/>
+                        </a:effectRef>
+                        <a:fontRef idx="minor">
+                          <a:schemeClr val="lt1"/>
+                        </a:fontRef>
+                      </wps:style>
+                      <wps:bodyPr rot="0" spcFirstLastPara="0" vertOverflow="overflow" horzOverflow="overflow" vert="horz" wrap="square" lIns="91440" tIns="45720" rIns="91440" bIns="45720" numCol="1" spcCol="0" rtlCol="0" fromWordArt="0" anchor="ctr" anchorCtr="0" forceAA="0" compatLnSpc="1">
+                        <a:prstTxWarp prst="textNoShape">
+                          <a:avLst/>
+                        </a:prstTxWarp>
+                        <a:noAutofit/>
+                      </wps:bodyPr>
+                    </wps:wsp>
+                  </a:graphicData>
+                </a:graphic>
+              </wp:anchor>
+            </w:drawing>
+          </mc:Choice>
+          <mc:Fallback>
+            <w:pict>
+              <v:rect w14:anchorId="1909021F" id="Rectangle 203" o:spid="_x0000_s1026" style="position:absolute;margin-left:6.6pt;margin-top:129.7pt;width:82.2pt;height:27.6pt;z-index:251742208;visibility:visible;mso-wrap-style:square;mso-wrap-distance-left:9pt;mso-wrap-distance-top:0;mso-wrap-distance-right:9pt;mso-wrap-distance-bottom:0;mso-position-horizontal:absolute;mso-position-horizontal-relative:text;mso-position-vertical:absolute;mso-position-vertical-relative:text;v-text-anchor:middle" o:gfxdata="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" filled="f" strokecolor="red" strokeweight="1pt"/>
+            </w:pict>
+          </mc:Fallback>
+        </mc:AlternateContent>
+      </w:r>
+      <w:r>
+        <w:rPr>
+          <w:rFonts w:ascii="Times New Roman" w:hAnsi="Times New Roman" w:cs="Times New Roman"/>
+          <w:sz w:val="24"/>
+          <w:szCs w:val="28"/>
+        </w:rPr>
+        <w:drawing>
+          <wp:inline distT="0" distB="0" distL="0" distR="0" wp14:anchorId="7D72AAEB" wp14:editId="71F99E19">
+            <wp:extent cx="6572250" cy="2224405"/>
+            <wp:effectExtent l="0" t="0" r="0" b="4445"/>
+            <wp:docPr id="202" name="Picture 202"/>
+            <wp:cNvGraphicFramePr>
+              <a:graphicFrameLocks xmlns:a="http://schemas.openxmlformats.org/drawingml/2006/main" noChangeAspect="1"/>
+            </wp:cNvGraphicFramePr>
+            <a:graphic xmlns:a="http://schemas.openxmlformats.org/drawingml/2006/main">
+              <a:graphicData uri="http://schemas.openxmlformats.org/drawingml/2006/picture">
+                <pic:pic xmlns:pic="http://schemas.openxmlformats.org/drawingml/2006/picture">
+                  <pic:nvPicPr>
+                    <pic:cNvPr id="1" name=""/>
+                    <pic:cNvPicPr/>
+                  </pic:nvPicPr>
+                  <pic:blipFill>
+                    <a:blip r:embed="rId26"/>
+                    <a:stretch>
+                      <a:fillRect/>
+                    </a:stretch>
+                  </pic:blipFill>
+                  <pic:spPr>
+                    <a:xfrm>
+                      <a:off x="0" y="0"/>
+                      <a:ext cx="6572250" cy="2224405"/>
+                    </a:xfrm>
+                    <a:prstGeom prst="rect">
+                      <a:avLst/>
+                    </a:prstGeom>
+                  </pic:spPr>
+                </pic:pic>
+              </a:graphicData>
+            </a:graphic>
+          </wp:inline>
+        </w:drawing>
+      </w:r>
+    </w:p>
+    <w:p>
+      <w:pPr>
+        <w:rPr>
+          <w:rFonts w:ascii="Times New Roman" w:hAnsi="Times New Roman" w:cs="Times New Roman"/>
+          <w:sz w:val="24"/>
+          <w:szCs w:val="28"/>
+        </w:rPr>
+      </w:pPr>
+    </w:p>
+    <w:p>
+      <w:pPr>
+        <w:rPr>
+          <w:rFonts w:ascii="Times New Roman" w:hAnsi="Times New Roman" w:cs="Times New Roman"/>
+          <w:sz w:val="24"/>
+          <w:szCs w:val="28"/>
+        </w:rPr>
+      </w:pPr>
+    </w:p>
+    <w:p>
+      <w:pPr>
+        <w:rPr>
+          <w:rFonts w:ascii="Times New Roman" w:hAnsi="Times New Roman" w:cs="Times New Roman"/>
+          <w:sz w:val="24"/>
+          <w:szCs w:val="28"/>
+        </w:rPr>
+      </w:pPr>
+    </w:p>
+    <w:p>
+      <w:pPr>
+        <w:rPr>
+          <w:rFonts w:ascii="Times New Roman" w:hAnsi="Times New Roman" w:cs="Times New Roman"/>
+          <w:sz w:val="24"/>
+          <w:szCs w:val="28"/>
+        </w:rPr>
+      </w:pPr>
+      <w:r>
+        <w:rPr>
+          <w:rFonts w:ascii="Times New Roman" w:hAnsi="Times New Roman" w:cs="Times New Roman"/>
+          <w:sz w:val="24"/>
+          <w:szCs w:val="28"/>
+        </w:rPr>
+        <w:t>Similarly create one more Static route for the target VPC CIDR number (172.17.0.0/16)</w:t>
+      </w:r>
+      <w:r>
+        <w:rPr>
+          <w:rFonts w:ascii="Times New Roman" w:hAnsi="Times New Roman" w:cs="Times New Roman"/>
+          <w:sz w:val="24"/>
+          <w:szCs w:val="28"/>
+        </w:rPr>
+        <w:t xml:space="preserve"> in Ohio region (Base region).</w:t>
+      </w:r>
+    </w:p>
+    <w:p>
+      <w:pPr>
+        <w:rPr>
+          <w:rFonts w:ascii="Times New Roman" w:hAnsi="Times New Roman" w:cs="Times New Roman"/>
+          <w:sz w:val="24"/>
+          <w:szCs w:val="28"/>
+        </w:rPr>
+      </w:pPr>
+    </w:p>
+    <w:p>
+      <w:pPr>
+        <w:rPr>
+          <w:rFonts w:ascii="Times New Roman" w:hAnsi="Times New Roman" w:cs="Times New Roman"/>
+          <w:sz w:val="24"/>
+          <w:szCs w:val="28"/>
+        </w:rPr>
+      </w:pPr>
+      <w:r>
+        <w:rPr>
+          <w:rFonts w:ascii="Times New Roman" w:hAnsi="Times New Roman" w:cs="Times New Roman"/>
+          <w:noProof/>
+          <w:sz w:val="24"/>
+          <w:szCs w:val="28"/>
+        </w:rPr>
+        <mc:AlternateContent>
+          <mc:Choice Requires="wps">
+            <w:drawing>
+              <wp:anchor distT="0" distB="0" distL="114300" distR="114300" simplePos="0" relativeHeight="251751424" behindDoc="0" locked="0" layoutInCell="1" allowOverlap="1">
+                <wp:simplePos x="0" y="0"/>
+                <wp:positionH relativeFrom="column">
+                  <wp:posOffset>236220</wp:posOffset>
+                </wp:positionH>
+                <wp:positionV relativeFrom="paragraph">
+                  <wp:posOffset>1127760</wp:posOffset>
+                </wp:positionV>
+                <wp:extent cx="5791200" cy="327660"/>
+                <wp:effectExtent l="0" t="0" r="19050" b="15240"/>
+                <wp:wrapNone/>
+                <wp:docPr id="212" name="Rectangle 212"/>
+                <wp:cNvGraphicFramePr/>
+                <a:graphic xmlns:a="http://schemas.openxmlformats.org/drawingml/2006/main">
+                  <a:graphicData uri="http://schemas.microsoft.com/office/word/2010/wordprocessingShape">
+                    <wps:wsp>
+                      <wps:cNvSpPr/>
+                      <wps:spPr>
+                        <a:xfrm>
+                          <a:off x="0" y="0"/>
+                          <a:ext cx="5791200" cy="327660"/>
+                        </a:xfrm>
+                        <a:prstGeom prst="rect">
+                          <a:avLst/>
+                        </a:prstGeom>
+                        <a:noFill/>
+                        <a:ln>
+                          <a:solidFill>
+                            <a:srgbClr val="FF0000"/>
+                          </a:solidFill>
+                        </a:ln>
+                      </wps:spPr>
+                      <wps:style>
+                        <a:lnRef idx="2">
+                          <a:schemeClr val="accent1">
+                            <a:shade val="50000"/>
+                          </a:schemeClr>
+                        </a:lnRef>
+                        <a:fillRef idx="1">
+                          <a:schemeClr val="accent1"/>
+                        </a:fillRef>
+                        <a:effectRef idx="0">
+                          <a:schemeClr val="accent1"/>
+                        </a:effectRef>
+                        <a:fontRef idx="minor">
+                          <a:schemeClr val="lt1"/>
+                        </a:fontRef>
+                      </wps:style>
+                      <wps:bodyPr rot="0" spcFirstLastPara="0" vertOverflow="overflow" horzOverflow="overflow" vert="horz" wrap="square" lIns="91440" tIns="45720" rIns="91440" bIns="45720" numCol="1" spcCol="0" rtlCol="0" fromWordArt="0" anchor="ctr" anchorCtr="0" forceAA="0" compatLnSpc="1">
+                        <a:prstTxWarp prst="textNoShape">
+                          <a:avLst/>
+                        </a:prstTxWarp>
+                        <a:noAutofit/>
+                      </wps:bodyPr>
+                    </wps:wsp>
+                  </a:graphicData>
+                </a:graphic>
+              </wp:anchor>
+            </w:drawing>
+          </mc:Choice>
+          <mc:Fallback>
+            <w:pict>
+              <v:rect w14:anchorId="57DC0457" id="Rectangle 212" o:spid="_x0000_s1026" style="position:absolute;margin-left:18.6pt;margin-top:88.8pt;width:456pt;height:25.8pt;z-index:251751424;visibility:visible;mso-wrap-style:square;mso-wrap-distance-left:9pt;mso-wrap-distance-top:0;mso-wrap-distance-right:9pt;mso-wrap-distance-bottom:0;mso-position-horizontal:absolute;mso-position-horizontal-relative:text;mso-position-vertical:absolute;mso-position-vertical-relative:text;v-text-anchor:middle" o:gfxdata="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" filled="f" strokecolor="red" strokeweight="1pt"/>
+            </w:pict>
+          </mc:Fallback>
+        </mc:AlternateContent>
+      </w:r>
+      <w:r>
+        <w:rPr>
+          <w:rFonts w:ascii="Times New Roman" w:hAnsi="Times New Roman" w:cs="Times New Roman"/>
+          <w:sz w:val="24"/>
+          <w:szCs w:val="28"/>
+        </w:rPr>
+        <w:drawing>
+          <wp:inline distT="0" distB="0" distL="0" distR="0" wp14:anchorId="023E2650" wp14:editId="26F96F6C">
+            <wp:extent cx="6572250" cy="1548765"/>
+            <wp:effectExtent l="0" t="0" r="0" b="0"/>
+            <wp:docPr id="211" name="Picture 211"/>
+            <wp:cNvGraphicFramePr>
+              <a:graphicFrameLocks xmlns:a="http://schemas.openxmlformats.org/drawingml/2006/main" noChangeAspect="1"/>
+            </wp:cNvGraphicFramePr>
+            <a:graphic xmlns:a="http://schemas.openxmlformats.org/drawingml/2006/main">
+              <a:graphicData uri="http://schemas.openxmlformats.org/drawingml/2006/picture">
+                <pic:pic xmlns:pic="http://schemas.openxmlformats.org/drawingml/2006/picture">
+                  <pic:nvPicPr>
+                    <pic:cNvPr id="1" name=""/>
+                    <pic:cNvPicPr/>
+                  </pic:nvPicPr>
+                  <pic:blipFill>
+                    <a:blip r:embed="rId27"/>
+                    <a:stretch>
+                      <a:fillRect/>
+                    </a:stretch>
+                  </pic:blipFill>
+                  <pic:spPr>
+                    <a:xfrm>
+                      <a:off x="0" y="0"/>
+                      <a:ext cx="6572250" cy="1548765"/>
+                    </a:xfrm>
+                    <a:prstGeom prst="rect">
+                      <a:avLst/>
+                    </a:prstGeom>
+                  </pic:spPr>
+                </pic:pic>
+              </a:graphicData>
+            </a:graphic>
+          </wp:inline>
+        </w:drawing>
+      </w:r>
+    </w:p>
+    <w:p>
+      <w:pPr>
+        <w:jc w:val="center"/>
+        <w:rPr>
+          <w:rFonts w:ascii="Times New Roman" w:hAnsi="Times New Roman" w:cs="Times New Roman"/>
+          <w:sz w:val="24"/>
+          <w:szCs w:val="28"/>
+        </w:rPr>
+      </w:pPr>
+      <w:r>
+        <w:rPr>
+          <w:rFonts w:ascii="Times New Roman" w:hAnsi="Times New Roman" w:cs="Times New Roman"/>
+          <w:b/>
+          <w:sz w:val="24"/>
+          <w:szCs w:val="28"/>
+        </w:rPr>
+        <w:t>Fig:</w:t>
+      </w:r>
+      <w:r>
+        <w:rPr>
+          <w:rFonts w:ascii="Times New Roman" w:hAnsi="Times New Roman" w:cs="Times New Roman"/>
+          <w:sz w:val="24"/>
+          <w:szCs w:val="28"/>
+        </w:rPr>
+        <w:t xml:space="preserve"> Transit gateway static routes in Ohio region.</w:t>
+      </w:r>
+    </w:p>
+    <w:p>
+      <w:pPr>
+        <w:jc w:val="center"/>
+        <w:rPr>
+          <w:rFonts w:ascii="Times New Roman" w:hAnsi="Times New Roman" w:cs="Times New Roman"/>
+          <w:sz w:val="24"/>
+          <w:szCs w:val="28"/>
+        </w:rPr>
+      </w:pPr>
+    </w:p>
+    <w:p>
+      <w:pPr>
+        <w:rPr>
+          <w:rFonts w:ascii="Times New Roman" w:hAnsi="Times New Roman" w:cs="Times New Roman"/>
+          <w:sz w:val="24"/>
+          <w:szCs w:val="28"/>
+        </w:rPr>
+      </w:pPr>
+      <w:r>
+        <w:rPr>
+          <w:rFonts w:ascii="Times New Roman" w:hAnsi="Times New Roman" w:cs="Times New Roman"/>
+          <w:sz w:val="24"/>
+          <w:szCs w:val="28"/>
+        </w:rPr>
+        <w:t>And repeat the above thing (create static route) in another region target region (N. Virginia).</w:t>
+      </w:r>
+      <w:r>
+        <w:rPr>
+          <w:rFonts w:ascii="Times New Roman" w:hAnsi="Times New Roman" w:cs="Times New Roman"/>
+          <w:sz w:val="24"/>
+          <w:szCs w:val="28"/>
+        </w:rPr>
+        <w:t xml:space="preserve"> </w:t>
+      </w:r>
+    </w:p>
+    <w:p>
+      <w:pPr>
+        <w:rPr>
+          <w:rFonts w:ascii="Times New Roman" w:hAnsi="Times New Roman" w:cs="Times New Roman"/>
+          <w:sz w:val="24"/>
+          <w:szCs w:val="28"/>
+        </w:rPr>
+      </w:pPr>
+      <w:r>
+        <w:rPr>
+          <w:rFonts w:ascii="Times New Roman" w:hAnsi="Times New Roman" w:cs="Times New Roman"/>
+          <w:b/>
+          <w:noProof/>
+          <w:sz w:val="24"/>
+          <w:szCs w:val="28"/>
+        </w:rPr>
+        <w:lastRenderedPageBreak/>
+        <mc:AlternateContent>
+          <mc:Choice Requires="wps">
+            <w:drawing>
+              <wp:anchor distT="0" distB="0" distL="114300" distR="114300" simplePos="0" relativeHeight="251761664" behindDoc="0" locked="0" layoutInCell="1" allowOverlap="1">
+                <wp:simplePos x="0" y="0"/>
+                <wp:positionH relativeFrom="column">
+                  <wp:posOffset>1127760</wp:posOffset>
+                </wp:positionH>
+                <wp:positionV relativeFrom="paragraph">
+                  <wp:posOffset>1680210</wp:posOffset>
+                </wp:positionV>
+                <wp:extent cx="1257300" cy="1135380"/>
+                <wp:effectExtent l="0" t="0" r="76200" b="64770"/>
+                <wp:wrapNone/>
+                <wp:docPr id="220" name="Straight Arrow Connector 220"/>
+                <wp:cNvGraphicFramePr/>
+                <a:graphic xmlns:a="http://schemas.openxmlformats.org/drawingml/2006/main">
+                  <a:graphicData uri="http://schemas.microsoft.com/office/word/2010/wordprocessingShape">
+                    <wps:wsp>
+                      <wps:cNvCnPr/>
+                      <wps:spPr>
+                        <a:xfrm>
+                          <a:off x="0" y="0"/>
+                          <a:ext cx="1257300" cy="1135380"/>
+                        </a:xfrm>
+                        <a:prstGeom prst="straightConnector1">
+                          <a:avLst/>
+                        </a:prstGeom>
+                        <a:ln>
+                          <a:solidFill>
+                            <a:srgbClr val="FF0000"/>
+                          </a:solidFill>
+                          <a:tailEnd type="triangle"/>
+                        </a:ln>
+                      </wps:spPr>
+                      <wps:style>
+                        <a:lnRef idx="1">
+                          <a:schemeClr val="accent1"/>
+                        </a:lnRef>
+                        <a:fillRef idx="0">
+                          <a:schemeClr val="accent1"/>
+                        </a:fillRef>
+                        <a:effectRef idx="0">
+                          <a:schemeClr val="accent1"/>
+                        </a:effectRef>
+                        <a:fontRef idx="minor">
+                          <a:schemeClr val="tx1"/>
+                        </a:fontRef>
+                      </wps:style>
+                      <wps:bodyPr/>
+                    </wps:wsp>
+                  </a:graphicData>
+                </a:graphic>
+              </wp:anchor>
+            </w:drawing>
+          </mc:Choice>
+          <mc:Fallback>
+            <w:pict>
+              <v:shape w14:anchorId="128C1EF3" id="Straight Arrow Connector 220" o:spid="_x0000_s1026" type="#_x0000_t32" style="position:absolute;margin-left:88.8pt;margin-top:132.3pt;width:99pt;height:89.4pt;z-index:251761664;visibility:visible;mso-wrap-style:square;mso-wrap-distance-left:9pt;mso-wrap-distance-top:0;mso-wrap-distance-right:9pt;mso-wrap-distance-bottom:0;mso-position-horizontal:absolute;mso-position-horizontal-relative:text;mso-position-vertical:absolute;mso-position-vertical-relative:text" o:gfxdata="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" strokecolor="red" strokeweight=".5pt">
+                <v:stroke endarrow="block" joinstyle="miter"/>
+              </v:shape>
+            </w:pict>
+          </mc:Fallback>
+        </mc:AlternateContent>
+      </w:r>
+      <w:r>
+        <w:rPr>
+          <w:rFonts w:ascii="Times New Roman" w:hAnsi="Times New Roman" w:cs="Times New Roman"/>
+          <w:b/>
+          <w:noProof/>
+          <w:sz w:val="24"/>
+          <w:szCs w:val="28"/>
+        </w:rPr>
+        <mc:AlternateContent>
+          <mc:Choice Requires="wps">
+            <w:drawing>
+              <wp:anchor distT="0" distB="0" distL="114300" distR="114300" simplePos="0" relativeHeight="251758592" behindDoc="0" locked="0" layoutInCell="1" allowOverlap="1">
+                <wp:simplePos x="0" y="0"/>
+                <wp:positionH relativeFrom="column">
+                  <wp:posOffset>548640</wp:posOffset>
+                </wp:positionH>
+                <wp:positionV relativeFrom="paragraph">
+                  <wp:posOffset>2335530</wp:posOffset>
+                </wp:positionV>
+                <wp:extent cx="53340" cy="502920"/>
+                <wp:effectExtent l="19050" t="0" r="60960" b="49530"/>
+                <wp:wrapNone/>
+                <wp:docPr id="218" name="Straight Arrow Connector 218"/>
+                <wp:cNvGraphicFramePr/>
+                <a:graphic xmlns:a="http://schemas.openxmlformats.org/drawingml/2006/main">
+                  <a:graphicData uri="http://schemas.microsoft.com/office/word/2010/wordprocessingShape">
+                    <wps:wsp>
+                      <wps:cNvCnPr/>
+                      <wps:spPr>
+                        <a:xfrm>
+                          <a:off x="0" y="0"/>
+                          <a:ext cx="53340" cy="502920"/>
+                        </a:xfrm>
+                        <a:prstGeom prst="straightConnector1">
+                          <a:avLst/>
+                        </a:prstGeom>
+                        <a:ln>
+                          <a:solidFill>
+                            <a:srgbClr val="FF0000"/>
+                          </a:solidFill>
+                          <a:tailEnd type="triangle"/>
+                        </a:ln>
+                      </wps:spPr>
+                      <wps:style>
+                        <a:lnRef idx="1">
+                          <a:schemeClr val="accent1"/>
+                        </a:lnRef>
+                        <a:fillRef idx="0">
+                          <a:schemeClr val="accent1"/>
+                        </a:fillRef>
+                        <a:effectRef idx="0">
+                          <a:schemeClr val="accent1"/>
+                        </a:effectRef>
+                        <a:fontRef idx="minor">
+                          <a:schemeClr val="tx1"/>
+                        </a:fontRef>
+                      </wps:style>
+                      <wps:bodyPr/>
+                    </wps:wsp>
+                  </a:graphicData>
+                </a:graphic>
+              </wp:anchor>
+            </w:drawing>
+          </mc:Choice>
+          <mc:Fallback>
+            <w:pict>
+              <v:shape w14:anchorId="3AE3673B" id="Straight Arrow Connector 218" o:spid="_x0000_s1026" type="#_x0000_t32" style="position:absolute;margin-left:43.2pt;margin-top:183.9pt;width:4.2pt;height:39.6pt;z-index:251758592;visibility:visible;mso-wrap-style:square;mso-wrap-distance-left:9pt;mso-wrap-distance-top:0;mso-wrap-distance-right:9pt;mso-wrap-distance-bottom:0;mso-position-horizontal:absolute;mso-position-horizontal-relative:text;mso-position-vertical:absolute;mso-position-vertical-relative:text" o:gfxdata="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" strokecolor="red" strokeweight=".5pt">
+                <v:stroke endarrow="block" joinstyle="miter"/>
+              </v:shape>
+            </w:pict>
+          </mc:Fallback>
+        </mc:AlternateContent>
+      </w:r>
+      <w:r>
+        <w:rPr>
+          <w:rFonts w:ascii="Times New Roman" w:hAnsi="Times New Roman" w:cs="Times New Roman"/>
+          <w:b/>
+          <w:noProof/>
+          <w:sz w:val="24"/>
+          <w:szCs w:val="28"/>
+        </w:rPr>
+        <mc:AlternateContent>
+          <mc:Choice Requires="wps">
+            <w:drawing>
+              <wp:anchor distT="45720" distB="45720" distL="114300" distR="114300" simplePos="0" relativeHeight="251757568" behindDoc="1" locked="0" layoutInCell="1" allowOverlap="1" wp14:anchorId="154625F7" wp14:editId="3F2B2223">
+                <wp:simplePos x="0" y="0"/>
+                <wp:positionH relativeFrom="column">
+                  <wp:posOffset>0</wp:posOffset>
+                </wp:positionH>
+                <wp:positionV relativeFrom="paragraph">
+                  <wp:posOffset>2767965</wp:posOffset>
+                </wp:positionV>
+                <wp:extent cx="1882140" cy="1404620"/>
+                <wp:effectExtent l="0" t="0" r="0" b="0"/>
+                <wp:wrapNone/>
+                <wp:docPr id="216" name="Text Box 2"/>
+                <wp:cNvGraphicFramePr>
+                  <a:graphicFrameLocks xmlns:a="http://schemas.openxmlformats.org/drawingml/2006/main"/>
+                </wp:cNvGraphicFramePr>
+                <a:graphic xmlns:a="http://schemas.openxmlformats.org/drawingml/2006/main">
+                  <a:graphicData uri="http://schemas.microsoft.com/office/word/2010/wordprocessingShape">
+                    <wps:wsp>
+                      <wps:cNvSpPr txBox="1">
+                        <a:spLocks noChangeArrowheads="1"/>
+                      </wps:cNvSpPr>
+                      <wps:spPr bwMode="auto">
+                        <a:xfrm>
+                          <a:off x="0" y="0"/>
+                          <a:ext cx="1882140" cy="1404620"/>
+                        </a:xfrm>
+                        <a:prstGeom prst="rect">
+                          <a:avLst/>
+                        </a:prstGeom>
+                        <a:noFill/>
+                        <a:ln>
+                          <a:noFill/>
+                        </a:ln>
+                      </wps:spPr>
+                      <wps:style>
+                        <a:lnRef idx="0">
+                          <a:scrgbClr r="0" g="0" b="0"/>
+                        </a:lnRef>
+                        <a:fillRef idx="0">
+                          <a:scrgbClr r="0" g="0" b="0"/>
+                        </a:fillRef>
+                        <a:effectRef idx="0">
+                          <a:scrgbClr r="0" g="0" b="0"/>
+                        </a:effectRef>
+                        <a:fontRef idx="minor">
+                          <a:schemeClr val="dk1"/>
+                        </a:fontRef>
+                      </wps:style>
+                      <wps:txbx>
+                        <w:txbxContent>
+                          <w:p>
+                            <w:pPr>
+                              <w:rPr>
+                                <w:rFonts w:ascii="Times New Roman" w:hAnsi="Times New Roman" w:cs="Times New Roman"/>
+                                <w:szCs w:val="24"/>
+                              </w:rPr>
+                            </w:pPr>
+                            <w:r>
+                              <w:rPr>
+                                <w:rFonts w:ascii="Times New Roman" w:hAnsi="Times New Roman" w:cs="Times New Roman"/>
+                                <w:szCs w:val="24"/>
+                              </w:rPr>
+                              <w:t>Transit gateway attachment for peering connection ID.</w:t>
+                            </w:r>
+                          </w:p>
+                        </w:txbxContent>
+                      </wps:txbx>
+                      <wps:bodyPr rot="0" vert="horz" wrap="square" lIns="91440" tIns="45720" rIns="91440" bIns="45720" anchor="t" anchorCtr="0">
+                        <a:spAutoFit/>
+                      </wps:bodyPr>
+                    </wps:wsp>
+                  </a:graphicData>
+                </a:graphic>
+                <wp14:sizeRelH relativeFrom="margin">
+                  <wp14:pctWidth>0</wp14:pctWidth>
+                </wp14:sizeRelH>
+                <wp14:sizeRelV relativeFrom="margin">
+                  <wp14:pctHeight>20000</wp14:pctHeight>
+                </wp14:sizeRelV>
+              </wp:anchor>
+            </w:drawing>
+          </mc:Choice>
+          <mc:Fallback>
+            <w:pict>
+              <v:shape w14:anchorId="154625F7" id="_x0000_s1040" type="#_x0000_t202" style="position:absolute;margin-left:0;margin-top:217.95pt;width:148.2pt;height:110.6pt;z-index:-251558912;visibility:visible;mso-wrap-style:square;mso-width-percent:0;mso-height-percent:200;mso-wrap-distance-left:9pt;mso-wrap-distance-top:3.6pt;mso-wrap-distance-right:9pt;mso-wrap-distance-bottom:3.6pt;mso-position-horizontal:absolute;mso-position-horizontal-relative:text;mso-position-vertical:absolute;mso-position-vertical-relative:text;mso-width-percent:0;mso-height-percent:200;mso-width-relative:margin;mso-height-relative:margin;v-text-anchor:top" o:gfxdata="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" filled="f" stroked="f">
+                <v:textbox style="mso-fit-shape-to-text:t">
+                  <w:txbxContent>
+                    <w:p>
+                      <w:pPr>
+                        <w:rPr>
+                          <w:rFonts w:ascii="Times New Roman" w:hAnsi="Times New Roman" w:cs="Times New Roman"/>
+                          <w:szCs w:val="24"/>
+                        </w:rPr>
+                      </w:pPr>
+                      <w:r>
+                        <w:rPr>
+                          <w:rFonts w:ascii="Times New Roman" w:hAnsi="Times New Roman" w:cs="Times New Roman"/>
+                          <w:szCs w:val="24"/>
+                        </w:rPr>
+                        <w:t>Transit gateway attachment for peering connection ID.</w:t>
+                      </w:r>
+                    </w:p>
+                  </w:txbxContent>
+                </v:textbox>
+              </v:shape>
+            </w:pict>
+          </mc:Fallback>
+        </mc:AlternateContent>
+      </w:r>
+      <w:r>
+        <w:rPr>
+          <w:rFonts w:ascii="Times New Roman" w:hAnsi="Times New Roman" w:cs="Times New Roman"/>
+          <w:noProof/>
+          <w:sz w:val="24"/>
+          <w:szCs w:val="28"/>
+        </w:rPr>
+        <mc:AlternateContent>
+          <mc:Choice Requires="wps">
+            <w:drawing>
+              <wp:anchor distT="0" distB="0" distL="114300" distR="114300" simplePos="0" relativeHeight="251755520" behindDoc="0" locked="0" layoutInCell="1" allowOverlap="1" wp14:anchorId="21A086D1" wp14:editId="2660BD38">
+                <wp:simplePos x="0" y="0"/>
+                <wp:positionH relativeFrom="column">
+                  <wp:posOffset>83820</wp:posOffset>
+                </wp:positionH>
+                <wp:positionV relativeFrom="paragraph">
+                  <wp:posOffset>1985010</wp:posOffset>
+                </wp:positionV>
+                <wp:extent cx="1043940" cy="350520"/>
+                <wp:effectExtent l="0" t="0" r="22860" b="11430"/>
+                <wp:wrapNone/>
+                <wp:docPr id="215" name="Rectangle 215"/>
+                <wp:cNvGraphicFramePr/>
+                <a:graphic xmlns:a="http://schemas.openxmlformats.org/drawingml/2006/main">
+                  <a:graphicData uri="http://schemas.microsoft.com/office/word/2010/wordprocessingShape">
+                    <wps:wsp>
+                      <wps:cNvSpPr/>
+                      <wps:spPr>
+                        <a:xfrm>
+                          <a:off x="0" y="0"/>
+                          <a:ext cx="1043940" cy="350520"/>
+                        </a:xfrm>
+                        <a:prstGeom prst="rect">
+                          <a:avLst/>
+                        </a:prstGeom>
+                        <a:noFill/>
+                        <a:ln>
+                          <a:solidFill>
+                            <a:srgbClr val="FF0000"/>
+                          </a:solidFill>
+                        </a:ln>
+                      </wps:spPr>
+                      <wps:style>
+                        <a:lnRef idx="2">
+                          <a:schemeClr val="accent1">
+                            <a:shade val="50000"/>
+                          </a:schemeClr>
+                        </a:lnRef>
+                        <a:fillRef idx="1">
+                          <a:schemeClr val="accent1"/>
+                        </a:fillRef>
+                        <a:effectRef idx="0">
+                          <a:schemeClr val="accent1"/>
+                        </a:effectRef>
+                        <a:fontRef idx="minor">
+                          <a:schemeClr val="lt1"/>
+                        </a:fontRef>
+                      </wps:style>
+                      <wps:bodyPr rot="0" spcFirstLastPara="0" vertOverflow="overflow" horzOverflow="overflow" vert="horz" wrap="square" lIns="91440" tIns="45720" rIns="91440" bIns="45720" numCol="1" spcCol="0" rtlCol="0" fromWordArt="0" anchor="ctr" anchorCtr="0" forceAA="0" compatLnSpc="1">
+                        <a:prstTxWarp prst="textNoShape">
+                          <a:avLst/>
+                        </a:prstTxWarp>
+                        <a:noAutofit/>
+                      </wps:bodyPr>
+                    </wps:wsp>
+                  </a:graphicData>
+                </a:graphic>
+              </wp:anchor>
+            </w:drawing>
+          </mc:Choice>
+          <mc:Fallback>
+            <w:pict>
+              <v:rect w14:anchorId="78056724" id="Rectangle 215" o:spid="_x0000_s1026" style="position:absolute;margin-left:6.6pt;margin-top:156.3pt;width:82.2pt;height:27.6pt;z-index:251755520;visibility:visible;mso-wrap-style:square;mso-wrap-distance-left:9pt;mso-wrap-distance-top:0;mso-wrap-distance-right:9pt;mso-wrap-distance-bottom:0;mso-position-horizontal:absolute;mso-position-horizontal-relative:text;mso-position-vertical:absolute;mso-position-vertical-relative:text;v-text-anchor:middle" o:gfxdata="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" filled="f" strokecolor="red" strokeweight="1pt"/>
+            </w:pict>
+          </mc:Fallback>
+        </mc:AlternateContent>
+      </w:r>
+      <w:r>
+        <w:rPr>
+          <w:rFonts w:ascii="Times New Roman" w:hAnsi="Times New Roman" w:cs="Times New Roman"/>
+          <w:noProof/>
+          <w:sz w:val="24"/>
+          <w:szCs w:val="28"/>
+        </w:rPr>
+        <mc:AlternateContent>
+          <mc:Choice Requires="wps">
+            <w:drawing>
+              <wp:anchor distT="0" distB="0" distL="114300" distR="114300" simplePos="0" relativeHeight="251753472" behindDoc="0" locked="0" layoutInCell="1" allowOverlap="1" wp14:anchorId="21A086D1" wp14:editId="2660BD38">
+                <wp:simplePos x="0" y="0"/>
+                <wp:positionH relativeFrom="column">
+                  <wp:posOffset>83820</wp:posOffset>
+                </wp:positionH>
+                <wp:positionV relativeFrom="paragraph">
+                  <wp:posOffset>1367790</wp:posOffset>
+                </wp:positionV>
+                <wp:extent cx="1043940" cy="350520"/>
+                <wp:effectExtent l="0" t="0" r="22860" b="11430"/>
+                <wp:wrapNone/>
+                <wp:docPr id="214" name="Rectangle 214"/>
+                <wp:cNvGraphicFramePr/>
+                <a:graphic xmlns:a="http://schemas.openxmlformats.org/drawingml/2006/main">
+                  <a:graphicData uri="http://schemas.microsoft.com/office/word/2010/wordprocessingShape">
+                    <wps:wsp>
+                      <wps:cNvSpPr/>
+                      <wps:spPr>
+                        <a:xfrm>
+                          <a:off x="0" y="0"/>
+                          <a:ext cx="1043940" cy="350520"/>
+                        </a:xfrm>
+                        <a:prstGeom prst="rect">
+                          <a:avLst/>
+                        </a:prstGeom>
+                        <a:noFill/>
+                        <a:ln>
+                          <a:solidFill>
+                            <a:srgbClr val="FF0000"/>
+                          </a:solidFill>
+                        </a:ln>
+                      </wps:spPr>
+                      <wps:style>
+                        <a:lnRef idx="2">
+                          <a:schemeClr val="accent1">
+                            <a:shade val="50000"/>
+                          </a:schemeClr>
+                        </a:lnRef>
+                        <a:fillRef idx="1">
+                          <a:schemeClr val="accent1"/>
+                        </a:fillRef>
+                        <a:effectRef idx="0">
+                          <a:schemeClr val="accent1"/>
+                        </a:effectRef>
+                        <a:fontRef idx="minor">
+                          <a:schemeClr val="lt1"/>
+                        </a:fontRef>
+                      </wps:style>
+                      <wps:bodyPr rot="0" spcFirstLastPara="0" vertOverflow="overflow" horzOverflow="overflow" vert="horz" wrap="square" lIns="91440" tIns="45720" rIns="91440" bIns="45720" numCol="1" spcCol="0" rtlCol="0" fromWordArt="0" anchor="ctr" anchorCtr="0" forceAA="0" compatLnSpc="1">
+                        <a:prstTxWarp prst="textNoShape">
+                          <a:avLst/>
+                        </a:prstTxWarp>
+                        <a:noAutofit/>
+                      </wps:bodyPr>
+                    </wps:wsp>
+                  </a:graphicData>
+                </a:graphic>
+              </wp:anchor>
+            </w:drawing>
+          </mc:Choice>
+          <mc:Fallback>
+            <w:pict>
+              <v:rect w14:anchorId="70D3D96B" id="Rectangle 214" o:spid="_x0000_s1026" style="position:absolute;margin-left:6.6pt;margin-top:107.7pt;width:82.2pt;height:27.6pt;z-index:251753472;visibility:visible;mso-wrap-style:square;mso-wrap-distance-left:9pt;mso-wrap-distance-top:0;mso-wrap-distance-right:9pt;mso-wrap-distance-bottom:0;mso-position-horizontal:absolute;mso-position-horizontal-relative:text;mso-position-vertical:absolute;mso-position-vertical-relative:text;v-text-anchor:middle" o:gfxdata="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" filled="f" strokecolor="red" strokeweight="1pt"/>
+            </w:pict>
+          </mc:Fallback>
+        </mc:AlternateContent>
+      </w:r>
+      <w:r>
+        <w:rPr>
+          <w:rFonts w:ascii="Times New Roman" w:hAnsi="Times New Roman" w:cs="Times New Roman"/>
+          <w:sz w:val="24"/>
+          <w:szCs w:val="28"/>
+        </w:rPr>
+        <w:drawing>
+          <wp:inline distT="0" distB="0" distL="0" distR="0" wp14:anchorId="6C6B9D3D" wp14:editId="1D598C5C">
+            <wp:extent cx="6572250" cy="2674620"/>
+            <wp:effectExtent l="0" t="0" r="0" b="0"/>
+            <wp:docPr id="213" name="Picture 213"/>
+            <wp:cNvGraphicFramePr>
+              <a:graphicFrameLocks xmlns:a="http://schemas.openxmlformats.org/drawingml/2006/main" noChangeAspect="1"/>
+            </wp:cNvGraphicFramePr>
+            <a:graphic xmlns:a="http://schemas.openxmlformats.org/drawingml/2006/main">
+              <a:graphicData uri="http://schemas.openxmlformats.org/drawingml/2006/picture">
+                <pic:pic xmlns:pic="http://schemas.openxmlformats.org/drawingml/2006/picture">
+                  <pic:nvPicPr>
+                    <pic:cNvPr id="1" name=""/>
+                    <pic:cNvPicPr/>
+                  </pic:nvPicPr>
+                  <pic:blipFill>
+                    <a:blip r:embed="rId28"/>
+                    <a:stretch>
+                      <a:fillRect/>
+                    </a:stretch>
+                  </pic:blipFill>
+                  <pic:spPr>
+                    <a:xfrm>
+                      <a:off x="0" y="0"/>
+                      <a:ext cx="6572250" cy="2674620"/>
+                    </a:xfrm>
+                    <a:prstGeom prst="rect">
+                      <a:avLst/>
+                    </a:prstGeom>
+                  </pic:spPr>
+                </pic:pic>
+              </a:graphicData>
+            </a:graphic>
+          </wp:inline>
+        </w:drawing>
+      </w:r>
+    </w:p>
+    <w:p>
+      <w:pPr>
+        <w:rPr>
+          <w:rFonts w:ascii="Times New Roman" w:hAnsi="Times New Roman" w:cs="Times New Roman"/>
+          <w:sz w:val="24"/>
+          <w:szCs w:val="28"/>
+        </w:rPr>
+      </w:pPr>
+      <w:r>
+        <w:rPr>
+          <w:rFonts w:ascii="Times New Roman" w:hAnsi="Times New Roman" w:cs="Times New Roman"/>
+          <w:b/>
+          <w:noProof/>
+          <w:sz w:val="24"/>
+          <w:szCs w:val="28"/>
+        </w:rPr>
+        <mc:AlternateContent>
+          <mc:Choice Requires="wps">
+            <w:drawing>
+              <wp:anchor distT="45720" distB="45720" distL="114300" distR="114300" simplePos="0" relativeHeight="251760640" behindDoc="1" locked="0" layoutInCell="1" allowOverlap="1" wp14:anchorId="154625F7" wp14:editId="3F2B2223">
+                <wp:simplePos x="0" y="0"/>
+                <wp:positionH relativeFrom="column">
+                  <wp:posOffset>2148840</wp:posOffset>
+                </wp:positionH>
+                <wp:positionV relativeFrom="paragraph">
+                  <wp:posOffset>24130</wp:posOffset>
+                </wp:positionV>
+                <wp:extent cx="1882140" cy="1404620"/>
+                <wp:effectExtent l="0" t="0" r="0" b="0"/>
+                <wp:wrapNone/>
+                <wp:docPr id="219" name="Text Box 2"/>
+                <wp:cNvGraphicFramePr>
+                  <a:graphicFrameLocks xmlns:a="http://schemas.openxmlformats.org/drawingml/2006/main"/>
+                </wp:cNvGraphicFramePr>
+                <a:graphic xmlns:a="http://schemas.openxmlformats.org/drawingml/2006/main">
+                  <a:graphicData uri="http://schemas.microsoft.com/office/word/2010/wordprocessingShape">
+                    <wps:wsp>
+                      <wps:cNvSpPr txBox="1">
+                        <a:spLocks noChangeArrowheads="1"/>
+                      </wps:cNvSpPr>
+                      <wps:spPr bwMode="auto">
+                        <a:xfrm>
+                          <a:off x="0" y="0"/>
+                          <a:ext cx="1882140" cy="1404620"/>
+                        </a:xfrm>
+                        <a:prstGeom prst="rect">
+                          <a:avLst/>
+                        </a:prstGeom>
+                        <a:noFill/>
+                        <a:ln>
+                          <a:noFill/>
+                        </a:ln>
+                      </wps:spPr>
+                      <wps:style>
+                        <a:lnRef idx="0">
+                          <a:scrgbClr r="0" g="0" b="0"/>
+                        </a:lnRef>
+                        <a:fillRef idx="0">
+                          <a:scrgbClr r="0" g="0" b="0"/>
+                        </a:fillRef>
+                        <a:effectRef idx="0">
+                          <a:scrgbClr r="0" g="0" b="0"/>
+                        </a:effectRef>
+                        <a:fontRef idx="minor">
+                          <a:schemeClr val="dk1"/>
+                        </a:fontRef>
+                      </wps:style>
+                      <wps:txbx>
+                        <w:txbxContent>
+                          <w:p>
+                            <w:pPr>
+                              <w:rPr>
+                                <w:rFonts w:ascii="Times New Roman" w:hAnsi="Times New Roman" w:cs="Times New Roman"/>
+                                <w:szCs w:val="24"/>
+                              </w:rPr>
+                            </w:pPr>
+                            <w:r>
+                              <w:rPr>
+                                <w:rFonts w:ascii="Times New Roman" w:hAnsi="Times New Roman" w:cs="Times New Roman"/>
+                                <w:szCs w:val="24"/>
+                              </w:rPr>
+                              <w:t>VPC CIDR numbe</w:t>
+                            </w:r>
+                            <w:r>
+                              <w:rPr>
+                                <w:rFonts w:ascii="Times New Roman" w:hAnsi="Times New Roman" w:cs="Times New Roman"/>
+                                <w:szCs w:val="24"/>
+                              </w:rPr>
+                              <w:t xml:space="preserve">r of remote </w:t>
+                            </w:r>
+                          </w:p>
+                          <w:p>
+                            <w:pPr>
+                              <w:rPr>
+                                <w:rFonts w:ascii="Times New Roman" w:hAnsi="Times New Roman" w:cs="Times New Roman"/>
+                                <w:szCs w:val="24"/>
+                              </w:rPr>
+                            </w:pPr>
+                            <w:r>
+                              <w:rPr>
+                                <w:rFonts w:ascii="Times New Roman" w:hAnsi="Times New Roman" w:cs="Times New Roman"/>
+                                <w:szCs w:val="24"/>
+                              </w:rPr>
+                              <w:t>(Ohio region)</w:t>
+                            </w:r>
+                          </w:p>
+                        </w:txbxContent>
+                      </wps:txbx>
+                      <wps:bodyPr rot="0" vert="horz" wrap="square" lIns="91440" tIns="45720" rIns="91440" bIns="45720" anchor="t" anchorCtr="0">
+                        <a:spAutoFit/>
+                      </wps:bodyPr>
+                    </wps:wsp>
+                  </a:graphicData>
+                </a:graphic>
+                <wp14:sizeRelH relativeFrom="margin">
+                  <wp14:pctWidth>0</wp14:pctWidth>
+                </wp14:sizeRelH>
+                <wp14:sizeRelV relativeFrom="margin">
+                  <wp14:pctHeight>20000</wp14:pctHeight>
+                </wp14:sizeRelV>
+              </wp:anchor>
+            </w:drawing>
+          </mc:Choice>
+          <mc:Fallback>
+            <w:pict>
+              <v:shape w14:anchorId="154625F7" id="_x0000_s1041" type="#_x0000_t202" style="position:absolute;margin-left:169.2pt;margin-top:1.9pt;width:148.2pt;height:110.6pt;z-index:-251555840;visibility:visible;mso-wrap-style:square;mso-width-percent:0;mso-height-percent:200;mso-wrap-distance-left:9pt;mso-wrap-distance-top:3.6pt;mso-wrap-distance-right:9pt;mso-wrap-distance-bottom:3.6pt;mso-position-horizontal:absolute;mso-position-horizontal-relative:text;mso-position-vertical:absolute;mso-position-vertical-relative:text;mso-width-percent:0;mso-height-percent:200;mso-width-relative:margin;mso-height-relative:margin;v-text-anchor:top" o:gfxdata="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" filled="f" stroked="f">
+                <v:textbox style="mso-fit-shape-to-text:t">
+                  <w:txbxContent>
+                    <w:p>
+                      <w:pPr>
+                        <w:rPr>
+                          <w:rFonts w:ascii="Times New Roman" w:hAnsi="Times New Roman" w:cs="Times New Roman"/>
+                          <w:szCs w:val="24"/>
+                        </w:rPr>
+                      </w:pPr>
+                      <w:r>
+                        <w:rPr>
+                          <w:rFonts w:ascii="Times New Roman" w:hAnsi="Times New Roman" w:cs="Times New Roman"/>
+                          <w:szCs w:val="24"/>
+                        </w:rPr>
+                        <w:t>VPC CIDR numbe</w:t>
+                      </w:r>
+                      <w:r>
+                        <w:rPr>
+                          <w:rFonts w:ascii="Times New Roman" w:hAnsi="Times New Roman" w:cs="Times New Roman"/>
+                          <w:szCs w:val="24"/>
+                        </w:rPr>
+                        <w:t xml:space="preserve">r of remote </w:t>
+                      </w:r>
+                    </w:p>
+                    <w:p>
+                      <w:pPr>
+                        <w:rPr>
+                          <w:rFonts w:ascii="Times New Roman" w:hAnsi="Times New Roman" w:cs="Times New Roman"/>
+                          <w:szCs w:val="24"/>
+                        </w:rPr>
+                      </w:pPr>
+                      <w:r>
+                        <w:rPr>
+                          <w:rFonts w:ascii="Times New Roman" w:hAnsi="Times New Roman" w:cs="Times New Roman"/>
+                          <w:szCs w:val="24"/>
+                        </w:rPr>
+                        <w:t>(Ohio region)</w:t>
+                      </w:r>
+                    </w:p>
+                  </w:txbxContent>
+                </v:textbox>
+              </v:shape>
+            </w:pict>
+          </mc:Fallback>
+        </mc:AlternateContent>
+      </w:r>
+    </w:p>
+    <w:p>
+      <w:pPr>
+        <w:rPr>
+          <w:rFonts w:ascii="Times New Roman" w:hAnsi="Times New Roman" w:cs="Times New Roman"/>
+          <w:sz w:val="24"/>
+          <w:szCs w:val="28"/>
+        </w:rPr>
+      </w:pPr>
+    </w:p>
+    <w:p>
+      <w:pPr>
+        <w:rPr>
+          <w:rFonts w:ascii="Times New Roman" w:hAnsi="Times New Roman" w:cs="Times New Roman"/>
+          <w:sz w:val="24"/>
+          <w:szCs w:val="28"/>
+        </w:rPr>
+      </w:pPr>
+    </w:p>
+    <w:p>
+      <w:pPr>
+        <w:rPr>
+          <w:rFonts w:ascii="Times New Roman" w:hAnsi="Times New Roman" w:cs="Times New Roman"/>
+          <w:sz w:val="24"/>
+          <w:szCs w:val="28"/>
+        </w:rPr>
+      </w:pPr>
+      <w:r>
+        <w:rPr>
+          <w:rFonts w:ascii="Times New Roman" w:hAnsi="Times New Roman" w:cs="Times New Roman"/>
+          <w:sz w:val="24"/>
+          <w:szCs w:val="28"/>
+        </w:rPr>
+        <w:t>Similarly create the static route for another VPC CIDR number (10.1.0.0/16) of Ohio region.</w:t>
+      </w:r>
+    </w:p>
+    <w:p>
+      <w:pPr>
+        <w:rPr>
+          <w:rFonts w:ascii="Times New Roman" w:hAnsi="Times New Roman" w:cs="Times New Roman"/>
+          <w:sz w:val="24"/>
+          <w:szCs w:val="28"/>
+        </w:rPr>
+      </w:pPr>
+      <w:r>
+        <w:rPr>
+          <w:rFonts w:ascii="Times New Roman" w:hAnsi="Times New Roman" w:cs="Times New Roman"/>
+          <w:noProof/>
+          <w:sz w:val="24"/>
+          <w:szCs w:val="28"/>
+        </w:rPr>
+        <mc:AlternateContent>
+          <mc:Choice Requires="wps">
+            <w:drawing>
+              <wp:anchor distT="0" distB="0" distL="114300" distR="114300" simplePos="0" relativeHeight="251763712" behindDoc="0" locked="0" layoutInCell="1" allowOverlap="1" wp14:anchorId="088124ED" wp14:editId="5D725FA7">
+                <wp:simplePos x="0" y="0"/>
+                <wp:positionH relativeFrom="column">
+                  <wp:posOffset>251460</wp:posOffset>
+                </wp:positionH>
+                <wp:positionV relativeFrom="paragraph">
+                  <wp:posOffset>798195</wp:posOffset>
+                </wp:positionV>
+                <wp:extent cx="5791200" cy="327660"/>
+                <wp:effectExtent l="0" t="0" r="19050" b="15240"/>
+                <wp:wrapNone/>
+                <wp:docPr id="222" name="Rectangle 222"/>
+                <wp:cNvGraphicFramePr/>
+                <a:graphic xmlns:a="http://schemas.openxmlformats.org/drawingml/2006/main">
+                  <a:graphicData uri="http://schemas.microsoft.com/office/word/2010/wordprocessingShape">
+                    <wps:wsp>
+                      <wps:cNvSpPr/>
+                      <wps:spPr>
+                        <a:xfrm>
+                          <a:off x="0" y="0"/>
+                          <a:ext cx="5791200" cy="327660"/>
+                        </a:xfrm>
+                        <a:prstGeom prst="rect">
+                          <a:avLst/>
+                        </a:prstGeom>
+                        <a:noFill/>
+                        <a:ln>
+                          <a:solidFill>
+                            <a:srgbClr val="FF0000"/>
+                          </a:solidFill>
+                        </a:ln>
+                      </wps:spPr>
+                      <wps:style>
+                        <a:lnRef idx="2">
+                          <a:schemeClr val="accent1">
+                            <a:shade val="50000"/>
+                          </a:schemeClr>
+                        </a:lnRef>
+                        <a:fillRef idx="1">
+                          <a:schemeClr val="accent1"/>
+                        </a:fillRef>
+                        <a:effectRef idx="0">
+                          <a:schemeClr val="accent1"/>
+                        </a:effectRef>
+                        <a:fontRef idx="minor">
+                          <a:schemeClr val="lt1"/>
+                        </a:fontRef>
+                      </wps:style>
+                      <wps:bodyPr rot="0" spcFirstLastPara="0" vertOverflow="overflow" horzOverflow="overflow" vert="horz" wrap="square" lIns="91440" tIns="45720" rIns="91440" bIns="45720" numCol="1" spcCol="0" rtlCol="0" fromWordArt="0" anchor="ctr" anchorCtr="0" forceAA="0" compatLnSpc="1">
+                        <a:prstTxWarp prst="textNoShape">
+                          <a:avLst/>
+                        </a:prstTxWarp>
+                        <a:noAutofit/>
+                      </wps:bodyPr>
+                    </wps:wsp>
+                  </a:graphicData>
+                </a:graphic>
+              </wp:anchor>
+            </w:drawing>
+          </mc:Choice>
+          <mc:Fallback>
+            <w:pict>
+              <v:rect w14:anchorId="732686D3" id="Rectangle 222" o:spid="_x0000_s1026" style="position:absolute;margin-left:19.8pt;margin-top:62.85pt;width:456pt;height:25.8pt;z-index:251763712;visibility:visible;mso-wrap-style:square;mso-wrap-distance-left:9pt;mso-wrap-distance-top:0;mso-wrap-distance-right:9pt;mso-wrap-distance-bottom:0;mso-position-horizontal:absolute;mso-position-horizontal-relative:text;mso-position-vertical:absolute;mso-position-vertical-relative:text;v-text-anchor:middle" o:gfxdata="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" filled="f" strokecolor="red" strokeweight="1pt"/>
+            </w:pict>
+          </mc:Fallback>
+        </mc:AlternateContent>
+      </w:r>
+      <w:r>
+        <w:rPr>
+          <w:rFonts w:ascii="Times New Roman" w:hAnsi="Times New Roman" w:cs="Times New Roman"/>
+          <w:sz w:val="24"/>
+          <w:szCs w:val="28"/>
+        </w:rPr>
+        <w:drawing>
+          <wp:inline distT="0" distB="0" distL="0" distR="0" wp14:anchorId="4E4134AA" wp14:editId="11D131F1">
+            <wp:extent cx="6572250" cy="1464310"/>
+            <wp:effectExtent l="0" t="0" r="0" b="2540"/>
+            <wp:docPr id="221" name="Picture 221"/>
+            <wp:cNvGraphicFramePr>
+              <a:graphicFrameLocks xmlns:a="http://schemas.openxmlformats.org/drawingml/2006/main" noChangeAspect="1"/>
+            </wp:cNvGraphicFramePr>
+            <a:graphic xmlns:a="http://schemas.openxmlformats.org/drawingml/2006/main">
+              <a:graphicData uri="http://schemas.openxmlformats.org/drawingml/2006/picture">
+                <pic:pic xmlns:pic="http://schemas.openxmlformats.org/drawingml/2006/picture">
+                  <pic:nvPicPr>
+                    <pic:cNvPr id="1" name=""/>
+                    <pic:cNvPicPr/>
+                  </pic:nvPicPr>
+                  <pic:blipFill>
+                    <a:blip r:embed="rId29"/>
+                    <a:stretch>
+                      <a:fillRect/>
+                    </a:stretch>
+                  </pic:blipFill>
+                  <pic:spPr>
+                    <a:xfrm>
+                      <a:off x="0" y="0"/>
+                      <a:ext cx="6572250" cy="1464310"/>
+                    </a:xfrm>
+                    <a:prstGeom prst="rect">
+                      <a:avLst/>
+                    </a:prstGeom>
+                  </pic:spPr>
+                </pic:pic>
+              </a:graphicData>
+            </a:graphic>
+          </wp:inline>
+        </w:drawing>
+      </w:r>
+    </w:p>
+    <w:p>
+      <w:pPr>
+        <w:jc w:val="center"/>
+        <w:rPr>
+          <w:rFonts w:ascii="Times New Roman" w:hAnsi="Times New Roman" w:cs="Times New Roman"/>
+          <w:sz w:val="24"/>
+          <w:szCs w:val="28"/>
+        </w:rPr>
+      </w:pPr>
+      <w:r>
+        <w:rPr>
+          <w:rFonts w:ascii="Times New Roman" w:hAnsi="Times New Roman" w:cs="Times New Roman"/>
+          <w:sz w:val="24"/>
+          <w:szCs w:val="28"/>
+        </w:rPr>
+        <w:t>Fig: Static route in the N. Virginia.</w:t>
+      </w:r>
+    </w:p>
+    <w:p>
+      <w:pPr>
+        <w:jc w:val="center"/>
+        <w:rPr>
+          <w:rFonts w:ascii="Times New Roman" w:hAnsi="Times New Roman" w:cs="Times New Roman"/>
+          <w:b/>
+          <w:sz w:val="24"/>
+          <w:szCs w:val="28"/>
+        </w:rPr>
+      </w:pPr>
+    </w:p>
+    <w:p>
+      <w:pPr>
+        <w:rPr>
+          <w:rFonts w:ascii="Times New Roman" w:hAnsi="Times New Roman" w:cs="Times New Roman"/>
+          <w:b/>
+          <w:sz w:val="24"/>
+          <w:szCs w:val="28"/>
+        </w:rPr>
+      </w:pPr>
+    </w:p>
+    <w:p>
+      <w:pPr>
+        <w:rPr>
+          <w:rFonts w:ascii="Times New Roman" w:hAnsi="Times New Roman" w:cs="Times New Roman"/>
+          <w:b/>
+          <w:sz w:val="24"/>
+          <w:szCs w:val="28"/>
+        </w:rPr>
+      </w:pPr>
+    </w:p>
+    <w:p>
+      <w:pPr>
+        <w:rPr>
+          <w:rFonts w:ascii="Times New Roman" w:hAnsi="Times New Roman" w:cs="Times New Roman"/>
+          <w:sz w:val="24"/>
+          <w:szCs w:val="28"/>
+        </w:rPr>
+      </w:pPr>
+      <w:r>
+        <w:rPr>
+          <w:rFonts w:ascii="Times New Roman" w:hAnsi="Times New Roman" w:cs="Times New Roman"/>
+          <w:b/>
+          <w:sz w:val="24"/>
+          <w:szCs w:val="28"/>
+        </w:rPr>
+        <w:t>Step3:</w:t>
+      </w:r>
+      <w:r>
+        <w:rPr>
+          <w:rFonts w:ascii="Times New Roman" w:hAnsi="Times New Roman" w:cs="Times New Roman"/>
+          <w:sz w:val="24"/>
+          <w:szCs w:val="28"/>
+        </w:rPr>
+        <w:t xml:space="preserve"> Now configure the Route tables of each VPC in both regions (Ohio &amp; N. Virginia) such a way the traffic ro</w:t>
+      </w:r>
+      <w:r>
+        <w:rPr>
+          <w:rFonts w:ascii="Times New Roman" w:hAnsi="Times New Roman" w:cs="Times New Roman"/>
+          <w:sz w:val="24"/>
+          <w:szCs w:val="28"/>
+        </w:rPr>
+        <w:t>utes using the Transit gateways.</w:t>
+      </w:r>
+    </w:p>
+    <w:p>
+      <w:pPr>
+        <w:rPr>
+          <w:rFonts w:ascii="Times New Roman" w:hAnsi="Times New Roman" w:cs="Times New Roman"/>
+          <w:sz w:val="24"/>
+          <w:szCs w:val="28"/>
+        </w:rPr>
+      </w:pPr>
+      <w:r>
+        <w:rPr>
+          <w:rFonts w:ascii="Times New Roman" w:hAnsi="Times New Roman" w:cs="Times New Roman"/>
+          <w:noProof/>
+          <w:sz w:val="24"/>
+          <w:szCs w:val="28"/>
+        </w:rPr>
+        <w:lastRenderedPageBreak/>
+        <mc:AlternateContent>
+          <mc:Choice Requires="wps">
+            <w:drawing>
+              <wp:anchor distT="0" distB="0" distL="114300" distR="114300" simplePos="0" relativeHeight="251764736" behindDoc="0" locked="0" layoutInCell="1" allowOverlap="1">
+                <wp:simplePos x="0" y="0"/>
+                <wp:positionH relativeFrom="column">
+                  <wp:posOffset>297180</wp:posOffset>
+                </wp:positionH>
+                <wp:positionV relativeFrom="paragraph">
+                  <wp:posOffset>933450</wp:posOffset>
+                </wp:positionV>
+                <wp:extent cx="5974080" cy="495300"/>
+                <wp:effectExtent l="0" t="0" r="26670" b="19050"/>
+                <wp:wrapNone/>
+                <wp:docPr id="224" name="Rectangle 224"/>
+                <wp:cNvGraphicFramePr/>
+                <a:graphic xmlns:a="http://schemas.openxmlformats.org/drawingml/2006/main">
+                  <a:graphicData uri="http://schemas.microsoft.com/office/word/2010/wordprocessingShape">
+                    <wps:wsp>
+                      <wps:cNvSpPr/>
+                      <wps:spPr>
+                        <a:xfrm>
+                          <a:off x="0" y="0"/>
+                          <a:ext cx="5974080" cy="495300"/>
+                        </a:xfrm>
+                        <a:prstGeom prst="rect">
+                          <a:avLst/>
+                        </a:prstGeom>
+                        <a:noFill/>
+                        <a:ln>
+                          <a:solidFill>
+                            <a:srgbClr val="FF0000"/>
+                          </a:solidFill>
+                        </a:ln>
+                      </wps:spPr>
+                      <wps:style>
+                        <a:lnRef idx="2">
+                          <a:schemeClr val="accent1">
+                            <a:shade val="50000"/>
+                          </a:schemeClr>
+                        </a:lnRef>
+                        <a:fillRef idx="1">
+                          <a:schemeClr val="accent1"/>
+                        </a:fillRef>
+                        <a:effectRef idx="0">
+                          <a:schemeClr val="accent1"/>
+                        </a:effectRef>
+                        <a:fontRef idx="minor">
+                          <a:schemeClr val="lt1"/>
+                        </a:fontRef>
+                      </wps:style>
+                      <wps:bodyPr rot="0" spcFirstLastPara="0" vertOverflow="overflow" horzOverflow="overflow" vert="horz" wrap="square" lIns="91440" tIns="45720" rIns="91440" bIns="45720" numCol="1" spcCol="0" rtlCol="0" fromWordArt="0" anchor="ctr" anchorCtr="0" forceAA="0" compatLnSpc="1">
+                        <a:prstTxWarp prst="textNoShape">
+                          <a:avLst/>
+                        </a:prstTxWarp>
+                        <a:noAutofit/>
+                      </wps:bodyPr>
+                    </wps:wsp>
+                  </a:graphicData>
+                </a:graphic>
+              </wp:anchor>
+            </w:drawing>
+          </mc:Choice>
+          <mc:Fallback>
+            <w:pict>
+              <v:rect w14:anchorId="045E0495" id="Rectangle 224" o:spid="_x0000_s1026" style="position:absolute;margin-left:23.4pt;margin-top:73.5pt;width:470.4pt;height:39pt;z-index:251764736;visibility:visible;mso-wrap-style:square;mso-wrap-distance-left:9pt;mso-wrap-distance-top:0;mso-wrap-distance-right:9pt;mso-wrap-distance-bottom:0;mso-position-horizontal:absolute;mso-position-horizontal-relative:text;mso-position-vertical:absolute;mso-position-vertical-relative:text;v-text-anchor:middle" o:gfxdata="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" filled="f" strokecolor="red" strokeweight="1pt"/>
+            </w:pict>
+          </mc:Fallback>
+        </mc:AlternateContent>
+      </w:r>
+      <w:r>
+        <w:rPr>
+          <w:rFonts w:ascii="Times New Roman" w:hAnsi="Times New Roman" w:cs="Times New Roman"/>
+          <w:sz w:val="24"/>
+          <w:szCs w:val="28"/>
+        </w:rPr>
+        <w:drawing>
+          <wp:inline distT="0" distB="0" distL="0" distR="0" wp14:anchorId="346E65F8" wp14:editId="13F1BA98">
+            <wp:extent cx="6572250" cy="2600960"/>
+            <wp:effectExtent l="0" t="0" r="0" b="8890"/>
+            <wp:docPr id="223" name="Picture 223"/>
+            <wp:cNvGraphicFramePr>
+              <a:graphicFrameLocks xmlns:a="http://schemas.openxmlformats.org/drawingml/2006/main" noChangeAspect="1"/>
+            </wp:cNvGraphicFramePr>
+            <a:graphic xmlns:a="http://schemas.openxmlformats.org/drawingml/2006/main">
+              <a:graphicData uri="http://schemas.openxmlformats.org/drawingml/2006/picture">
+                <pic:pic xmlns:pic="http://schemas.openxmlformats.org/drawingml/2006/picture">
+                  <pic:nvPicPr>
+                    <pic:cNvPr id="1" name=""/>
+                    <pic:cNvPicPr/>
+                  </pic:nvPicPr>
+                  <pic:blipFill>
+                    <a:blip r:embed="rId30"/>
+                    <a:stretch>
+                      <a:fillRect/>
+                    </a:stretch>
+                  </pic:blipFill>
+                  <pic:spPr>
+                    <a:xfrm>
+                      <a:off x="0" y="0"/>
+                      <a:ext cx="6572250" cy="2600960"/>
+                    </a:xfrm>
+                    <a:prstGeom prst="rect">
+                      <a:avLst/>
+                    </a:prstGeom>
+                  </pic:spPr>
+                </pic:pic>
+              </a:graphicData>
+            </a:graphic>
+          </wp:inline>
+        </w:drawing>
+      </w:r>
+    </w:p>
+    <w:p>
+      <w:pPr>
+        <w:jc w:val="center"/>
+        <w:rPr>
+          <w:rFonts w:ascii="Times New Roman" w:hAnsi="Times New Roman" w:cs="Times New Roman"/>
+          <w:sz w:val="24"/>
+          <w:szCs w:val="28"/>
+        </w:rPr>
+      </w:pPr>
+      <w:r>
+        <w:rPr>
+          <w:rFonts w:ascii="Times New Roman" w:hAnsi="Times New Roman" w:cs="Times New Roman"/>
+          <w:sz w:val="24"/>
+          <w:szCs w:val="28"/>
+        </w:rPr>
+        <w:t>Fig: Configuring of route tables in Ohio region.</w:t>
+      </w:r>
+    </w:p>
+    <w:p>
+      <w:pPr>
+        <w:jc w:val="center"/>
+        <w:rPr>
+          <w:rFonts w:ascii="Times New Roman" w:hAnsi="Times New Roman" w:cs="Times New Roman"/>
+          <w:sz w:val="24"/>
+          <w:szCs w:val="28"/>
+        </w:rPr>
+      </w:pPr>
+    </w:p>
+    <w:p>
+      <w:pPr>
+        <w:jc w:val="center"/>
+        <w:rPr>
+          <w:rFonts w:ascii="Times New Roman" w:hAnsi="Times New Roman" w:cs="Times New Roman"/>
+          <w:sz w:val="24"/>
+          <w:szCs w:val="28"/>
+        </w:rPr>
+      </w:pPr>
+      <w:r>
+        <w:rPr>
+          <w:rFonts w:ascii="Times New Roman" w:hAnsi="Times New Roman" w:cs="Times New Roman"/>
+          <w:noProof/>
+          <w:sz w:val="24"/>
+          <w:szCs w:val="28"/>
+        </w:rPr>
+        <mc:AlternateContent>
+          <mc:Choice Requires="wps">
+            <w:drawing>
+              <wp:anchor distT="0" distB="0" distL="114300" distR="114300" simplePos="0" relativeHeight="251766784" behindDoc="0" locked="0" layoutInCell="1" allowOverlap="1" wp14:anchorId="3A0D2375" wp14:editId="251615AC">
+                <wp:simplePos x="0" y="0"/>
+                <wp:positionH relativeFrom="column">
+                  <wp:posOffset>220980</wp:posOffset>
+                </wp:positionH>
+                <wp:positionV relativeFrom="paragraph">
+                  <wp:posOffset>1215390</wp:posOffset>
+                </wp:positionV>
+                <wp:extent cx="6050280" cy="495300"/>
+                <wp:effectExtent l="0" t="0" r="26670" b="19050"/>
+                <wp:wrapNone/>
+                <wp:docPr id="226" name="Rectangle 226"/>
+                <wp:cNvGraphicFramePr/>
+                <a:graphic xmlns:a="http://schemas.openxmlformats.org/drawingml/2006/main">
+                  <a:graphicData uri="http://schemas.microsoft.com/office/word/2010/wordprocessingShape">
+                    <wps:wsp>
+                      <wps:cNvSpPr/>
+                      <wps:spPr>
+                        <a:xfrm>
+                          <a:off x="0" y="0"/>
+                          <a:ext cx="6050280" cy="495300"/>
+                        </a:xfrm>
+                        <a:prstGeom prst="rect">
+                          <a:avLst/>
+                        </a:prstGeom>
+                        <a:noFill/>
+                        <a:ln>
+                          <a:solidFill>
+                            <a:srgbClr val="FF0000"/>
+                          </a:solidFill>
+                        </a:ln>
+                      </wps:spPr>
+                      <wps:style>
+                        <a:lnRef idx="2">
+                          <a:schemeClr val="accent1">
+                            <a:shade val="50000"/>
+                          </a:schemeClr>
+                        </a:lnRef>
+                        <a:fillRef idx="1">
+                          <a:schemeClr val="accent1"/>
+                        </a:fillRef>
+                        <a:effectRef idx="0">
+                          <a:schemeClr val="accent1"/>
+                        </a:effectRef>
+                        <a:fontRef idx="minor">
+                          <a:schemeClr val="lt1"/>
+                        </a:fontRef>
+                      </wps:style>
+                      <wps:bodyPr rot="0" spcFirstLastPara="0" vertOverflow="overflow" horzOverflow="overflow" vert="horz" wrap="square" lIns="91440" tIns="45720" rIns="91440" bIns="45720" numCol="1" spcCol="0" rtlCol="0" fromWordArt="0" anchor="ctr" anchorCtr="0" forceAA="0" compatLnSpc="1">
+                        <a:prstTxWarp prst="textNoShape">
+                          <a:avLst/>
+                        </a:prstTxWarp>
+                        <a:noAutofit/>
+                      </wps:bodyPr>
+                    </wps:wsp>
+                  </a:graphicData>
+                </a:graphic>
+                <wp14:sizeRelH relativeFrom="margin">
+                  <wp14:pctWidth>0</wp14:pctWidth>
+                </wp14:sizeRelH>
+              </wp:anchor>
+            </w:drawing>
+          </mc:Choice>
+          <mc:Fallback>
+            <w:pict>
+              <v:rect w14:anchorId="22EAA0C6" id="Rectangle 226" o:spid="_x0000_s1026" style="position:absolute;margin-left:17.4pt;margin-top:95.7pt;width:476.4pt;height:39pt;z-index:251766784;visibility:visible;mso-wrap-style:square;mso-width-percent:0;mso-wrap-distance-left:9pt;mso-wrap-distance-top:0;mso-wrap-distance-right:9pt;mso-wrap-distance-bottom:0;mso-position-horizontal:absolute;mso-position-horizontal-relative:text;mso-position-vertical:absolute;mso-position-vertical-relative:text;mso-width-percent:0;mso-width-relative:margin;v-text-anchor:middle" o:gfxdata="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" filled="f" strokecolor="red" strokeweight="1pt"/>
+            </w:pict>
+          </mc:Fallback>
+        </mc:AlternateContent>
+      </w:r>
+      <w:r>
+        <w:rPr>
+          <w:rFonts w:ascii="Times New Roman" w:hAnsi="Times New Roman" w:cs="Times New Roman"/>
+          <w:sz w:val="24"/>
+          <w:szCs w:val="28"/>
+        </w:rPr>
+        <w:drawing>
+          <wp:inline distT="0" distB="0" distL="0" distR="0" wp14:anchorId="45DB8D69" wp14:editId="29F01660">
+            <wp:extent cx="6572250" cy="2562860"/>
+            <wp:effectExtent l="0" t="0" r="0" b="8890"/>
+            <wp:docPr id="225" name="Picture 225"/>
+            <wp:cNvGraphicFramePr>
+              <a:graphicFrameLocks xmlns:a="http://schemas.openxmlformats.org/drawingml/2006/main" noChangeAspect="1"/>
+            </wp:cNvGraphicFramePr>
+            <a:graphic xmlns:a="http://schemas.openxmlformats.org/drawingml/2006/main">
+              <a:graphicData uri="http://schemas.openxmlformats.org/drawingml/2006/picture">
+                <pic:pic xmlns:pic="http://schemas.openxmlformats.org/drawingml/2006/picture">
+                  <pic:nvPicPr>
+                    <pic:cNvPr id="1" name=""/>
+                    <pic:cNvPicPr/>
+                  </pic:nvPicPr>
+                  <pic:blipFill>
+                    <a:blip r:embed="rId31"/>
+                    <a:stretch>
+                      <a:fillRect/>
+                    </a:stretch>
+                  </pic:blipFill>
+                  <pic:spPr>
+                    <a:xfrm>
+                      <a:off x="0" y="0"/>
+                      <a:ext cx="6572250" cy="2562860"/>
+                    </a:xfrm>
+                    <a:prstGeom prst="rect">
+                      <a:avLst/>
+                    </a:prstGeom>
+                  </pic:spPr>
+                </pic:pic>
+              </a:graphicData>
+            </a:graphic>
+          </wp:inline>
+        </w:drawing>
+      </w:r>
+    </w:p>
+    <w:p>
+      <w:pPr>
+        <w:jc w:val="center"/>
+        <w:rPr>
+          <w:rFonts w:ascii="Times New Roman" w:hAnsi="Times New Roman" w:cs="Times New Roman"/>
+          <w:sz w:val="24"/>
+          <w:szCs w:val="28"/>
+        </w:rPr>
+      </w:pPr>
+      <w:r>
+        <w:rPr>
+          <w:rFonts w:ascii="Times New Roman" w:hAnsi="Times New Roman" w:cs="Times New Roman"/>
+          <w:sz w:val="24"/>
+          <w:szCs w:val="28"/>
+        </w:rPr>
+        <w:t>Fig: Configuring of route tables in N. Virginia region.</w:t>
+      </w:r>
+    </w:p>
+    <w:p>
+      <w:pPr>
+        <w:rPr>
+          <w:rFonts w:ascii="Times New Roman" w:hAnsi="Times New Roman" w:cs="Times New Roman"/>
+          <w:sz w:val="24"/>
+          <w:szCs w:val="28"/>
+        </w:rPr>
+      </w:pPr>
+    </w:p>
+    <w:p>
+      <w:pPr>
+        <w:rPr>
+          <w:rFonts w:ascii="Times New Roman" w:hAnsi="Times New Roman" w:cs="Times New Roman"/>
+          <w:sz w:val="24"/>
+          <w:szCs w:val="28"/>
+        </w:rPr>
+      </w:pPr>
+      <w:r>
+        <w:rPr>
+          <w:rFonts w:ascii="Times New Roman" w:hAnsi="Times New Roman" w:cs="Times New Roman"/>
+          <w:noProof/>
+          <w:sz w:val="24"/>
+          <w:szCs w:val="28"/>
+        </w:rPr>
+        <mc:AlternateContent>
+          <mc:Choice Requires="wps">
+            <w:drawing>
+              <wp:anchor distT="0" distB="0" distL="114300" distR="114300" simplePos="0" relativeHeight="251767808" behindDoc="0" locked="0" layoutInCell="1" allowOverlap="1">
+                <wp:simplePos x="0" y="0"/>
+                <wp:positionH relativeFrom="column">
+                  <wp:posOffset>0</wp:posOffset>
+                </wp:positionH>
+                <wp:positionV relativeFrom="paragraph">
+                  <wp:posOffset>294005</wp:posOffset>
+                </wp:positionV>
+                <wp:extent cx="3345180" cy="205740"/>
+                <wp:effectExtent l="0" t="0" r="26670" b="22860"/>
+                <wp:wrapNone/>
+                <wp:docPr id="228" name="Rectangle 228"/>
+                <wp:cNvGraphicFramePr/>
+                <a:graphic xmlns:a="http://schemas.openxmlformats.org/drawingml/2006/main">
+                  <a:graphicData uri="http://schemas.microsoft.com/office/word/2010/wordprocessingShape">
+                    <wps:wsp>
+                      <wps:cNvSpPr/>
+                      <wps:spPr>
+                        <a:xfrm>
+                          <a:off x="0" y="0"/>
+                          <a:ext cx="3345180" cy="205740"/>
+                        </a:xfrm>
+                        <a:prstGeom prst="rect">
+                          <a:avLst/>
+                        </a:prstGeom>
+                        <a:noFill/>
+                        <a:ln>
+                          <a:solidFill>
+                            <a:srgbClr val="FF0000"/>
+                          </a:solidFill>
+                        </a:ln>
+                      </wps:spPr>
+                      <wps:style>
+                        <a:lnRef idx="2">
+                          <a:schemeClr val="accent1">
+                            <a:shade val="50000"/>
+                          </a:schemeClr>
+                        </a:lnRef>
+                        <a:fillRef idx="1">
+                          <a:schemeClr val="accent1"/>
+                        </a:fillRef>
+                        <a:effectRef idx="0">
+                          <a:schemeClr val="accent1"/>
+                        </a:effectRef>
+                        <a:fontRef idx="minor">
+                          <a:schemeClr val="lt1"/>
+                        </a:fontRef>
+                      </wps:style>
+                      <wps:bodyPr rot="0" spcFirstLastPara="0" vertOverflow="overflow" horzOverflow="overflow" vert="horz" wrap="square" lIns="91440" tIns="45720" rIns="91440" bIns="45720" numCol="1" spcCol="0" rtlCol="0" fromWordArt="0" anchor="ctr" anchorCtr="0" forceAA="0" compatLnSpc="1">
+                        <a:prstTxWarp prst="textNoShape">
+                          <a:avLst/>
+                        </a:prstTxWarp>
+                        <a:noAutofit/>
+                      </wps:bodyPr>
+                    </wps:wsp>
+                  </a:graphicData>
+                </a:graphic>
+              </wp:anchor>
+            </w:drawing>
+          </mc:Choice>
+          <mc:Fallback>
+            <w:pict>
+              <v:rect w14:anchorId="175B9A92" id="Rectangle 228" o:spid="_x0000_s1026" style="position:absolute;margin-left:0;margin-top:23.15pt;width:263.4pt;height:16.2pt;z-index:251767808;visibility:visible;mso-wrap-style:square;mso-wrap-distance-left:9pt;mso-wrap-distance-top:0;mso-wrap-distance-right:9pt;mso-wrap-distance-bottom:0;mso-position-horizontal:absolute;mso-position-horizontal-relative:text;mso-position-vertical:absolute;mso-position-vertical-relative:text;v-text-anchor:middle" o:gfxdata="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" filled="f" strokecolor="red" strokeweight="1pt"/>
+            </w:pict>
+          </mc:Fallback>
+        </mc:AlternateContent>
+      </w:r>
+      <w:r>
+        <w:rPr>
+          <w:rFonts w:ascii="Times New Roman" w:hAnsi="Times New Roman" w:cs="Times New Roman"/>
+          <w:sz w:val="24"/>
+          <w:szCs w:val="28"/>
+        </w:rPr>
+        <w:t>Step4: Now ping the instance in VPC of Region Ohio with the instance in the region N. Virginia.</w:t>
+      </w:r>
+    </w:p>
+    <w:p>
+      <w:pPr>
+        <w:rPr>
+          <w:rFonts w:ascii="Times New Roman" w:hAnsi="Times New Roman" w:cs="Times New Roman"/>
+          <w:sz w:val="24"/>
+          <w:szCs w:val="28"/>
+        </w:rPr>
+      </w:pPr>
+      <w:r>
+        <w:rPr>
+          <w:rFonts w:ascii="Times New Roman" w:hAnsi="Times New Roman" w:cs="Times New Roman"/>
+          <w:sz w:val="24"/>
+          <w:szCs w:val="28"/>
+        </w:rPr>
+        <w:drawing>
+          <wp:inline distT="0" distB="0" distL="0" distR="0" wp14:anchorId="3422F8C0" wp14:editId="0A0C04BB">
+            <wp:extent cx="4549534" cy="1615580"/>
+            <wp:effectExtent l="0" t="0" r="3810" b="3810"/>
+            <wp:docPr id="227" name="Picture 227"/>
+            <wp:cNvGraphicFramePr>
+              <a:graphicFrameLocks xmlns:a="http://schemas.openxmlformats.org/drawingml/2006/main" noChangeAspect="1"/>
+            </wp:cNvGraphicFramePr>
+            <a:graphic xmlns:a="http://schemas.openxmlformats.org/drawingml/2006/main">
+              <a:graphicData uri="http://schemas.openxmlformats.org/drawingml/2006/picture">
+                <pic:pic xmlns:pic="http://schemas.openxmlformats.org/drawingml/2006/picture">
+                  <pic:nvPicPr>
+                    <pic:cNvPr id="1" name=""/>
+                    <pic:cNvPicPr/>
+                  </pic:nvPicPr>
+                  <pic:blipFill>
+                    <a:blip r:embed="rId32"/>
+                    <a:stretch>
+                      <a:fillRect/>
+                    </a:stretch>
+                  </pic:blipFill>
+                  <pic:spPr>
+                    <a:xfrm>
+                      <a:off x="0" y="0"/>
+                      <a:ext cx="4549534" cy="1615580"/>
+                    </a:xfrm>
+                    <a:prstGeom prst="rect">
+                      <a:avLst/>
+                    </a:prstGeom>
+                  </pic:spPr>
+                </pic:pic>
+              </a:graphicData>
+            </a:graphic>
+          </wp:inline>
+        </w:drawing>
+      </w:r>
+      <w:bookmarkStart w:id="0" w:name="_GoBack"/>
+      <w:bookmarkEnd w:id="0"/>
+    </w:p>
+    <w:p>
+      <w:pPr>
+        <w:rPr>
+          <w:rFonts w:ascii="Times New Roman" w:hAnsi="Times New Roman" w:cs="Times New Roman"/>
+          <w:sz w:val="24"/>
+          <w:szCs w:val="28"/>
+        </w:rPr>
+      </w:pPr>
+      <w:r>
+        <w:rPr>
+          <w:rFonts w:ascii="Times New Roman" w:hAnsi="Times New Roman" w:cs="Times New Roman"/>
+          <w:sz w:val="24"/>
+          <w:szCs w:val="28"/>
+        </w:rPr>
+        <w:t>Fig: Pinging is done successfully between the instances of different regions.</w:t>
       </w:r>
     </w:p>
     <w:sectPr>
@@ -4912,6 +12376,119 @@
 <file path=word/numbering.xml><?xml version="1.0" encoding="utf-8"?>
 <w:numbering xmlns:wpc="http://schemas.microsoft.com/office/word/2010/wordprocessingCanvas" xmlns:cx="http://schemas.microsoft.com/office/drawing/2014/chartex" xmlns:cx1="http://schemas.microsoft.com/office/drawing/2015/9/8/chartex" xmlns:mc="http://schemas.openxmlformats.org/markup-compatibility/2006" xmlns:o="urn:schemas-microsoft-com:office:office" xmlns:r="http://schemas.openxmlformats.org/officeDocument/2006/relationships" xmlns:m="http://schemas.openxmlformats.org/officeDocument/2006/math" xmlns:v="urn:schemas-microsoft-com:vml" xmlns:wp14="http://schemas.microsoft.com/office/word/2010/wordprocessingDrawing" xmlns:wp="http://schemas.openxmlformats.org/drawingml/2006/wordprocessingDrawing" xmlns:w10="urn:schemas-microsoft-com:office:word" xmlns:w="http://schemas.openxmlformats.org/wordprocessingml/2006/main" xmlns:w14="http://schemas.microsoft.com/office/word/2010/wordml" xmlns:w15="http://schemas.microsoft.com/office/word/2012/wordml" xmlns:w16se="http://schemas.microsoft.com/office/word/2015/wordml/symex" xmlns:wpg="http://schemas.microsoft.com/office/word/2010/wordprocessingGroup" xmlns:wpi="http://schemas.microsoft.com/office/word/2010/wordprocessingInk" xmlns:wne="http://schemas.microsoft.com/office/word/2006/wordml" xmlns:wps="http://schemas.microsoft.com/office/word/2010/wordprocessingShape" mc:Ignorable="w14 w15 w16se wp14">
   <w:abstractNum w:abstractNumId="0" w15:restartNumberingAfterBreak="0">
+    <w:nsid w:val="057B6F15"/>
+    <w:multiLevelType w:val="hybridMultilevel"/>
+    <w:tmpl w:val="AC54A1C2"/>
+    <w:lvl w:ilvl="0" w:tplc="04090001">
+      <w:start w:val="1"/>
+      <w:numFmt w:val="bullet"/>
+      <w:lvlText w:val=""/>
+      <w:lvlJc w:val="left"/>
+      <w:pPr>
+        <w:ind w:left="720" w:hanging="360"/>
+      </w:pPr>
+      <w:rPr>
+        <w:rFonts w:ascii="Symbol" w:hAnsi="Symbol" w:hint="default"/>
+      </w:rPr>
+    </w:lvl>
+    <w:lvl w:ilvl="1" w:tplc="04090003" w:tentative="1">
+      <w:start w:val="1"/>
+      <w:numFmt w:val="bullet"/>
+      <w:lvlText w:val="o"/>
+      <w:lvlJc w:val="left"/>
+      <w:pPr>
+        <w:ind w:left="1440" w:hanging="360"/>
+      </w:pPr>
+      <w:rPr>
+        <w:rFonts w:ascii="Courier New" w:hAnsi="Courier New" w:cs="Courier New" w:hint="default"/>
+      </w:rPr>
+    </w:lvl>
+    <w:lvl w:ilvl="2" w:tplc="04090005" w:tentative="1">
+      <w:start w:val="1"/>
+      <w:numFmt w:val="bullet"/>
+      <w:lvlText w:val=""/>
+      <w:lvlJc w:val="left"/>
+      <w:pPr>
+        <w:ind w:left="2160" w:hanging="360"/>
+      </w:pPr>
+      <w:rPr>
+        <w:rFonts w:ascii="Wingdings" w:hAnsi="Wingdings" w:hint="default"/>
+      </w:rPr>
+    </w:lvl>
+    <w:lvl w:ilvl="3" w:tplc="04090001" w:tentative="1">
+      <w:start w:val="1"/>
+      <w:numFmt w:val="bullet"/>
+      <w:lvlText w:val=""/>
+      <w:lvlJc w:val="left"/>
+      <w:pPr>
+        <w:ind w:left="2880" w:hanging="360"/>
+      </w:pPr>
+      <w:rPr>
+        <w:rFonts w:ascii="Symbol" w:hAnsi="Symbol" w:hint="default"/>
+      </w:rPr>
+    </w:lvl>
+    <w:lvl w:ilvl="4" w:tplc="04090003" w:tentative="1">
+      <w:start w:val="1"/>
+      <w:numFmt w:val="bullet"/>
+      <w:lvlText w:val="o"/>
+      <w:lvlJc w:val="left"/>
+      <w:pPr>
+        <w:ind w:left="3600" w:hanging="360"/>
+      </w:pPr>
+      <w:rPr>
+        <w:rFonts w:ascii="Courier New" w:hAnsi="Courier New" w:cs="Courier New" w:hint="default"/>
+      </w:rPr>
+    </w:lvl>
+    <w:lvl w:ilvl="5" w:tplc="04090005" w:tentative="1">
+      <w:start w:val="1"/>
+      <w:numFmt w:val="bullet"/>
+      <w:lvlText w:val=""/>
+      <w:lvlJc w:val="left"/>
+      <w:pPr>
+        <w:ind w:left="4320" w:hanging="360"/>
+      </w:pPr>
+      <w:rPr>
+        <w:rFonts w:ascii="Wingdings" w:hAnsi="Wingdings" w:hint="default"/>
+      </w:rPr>
+    </w:lvl>
+    <w:lvl w:ilvl="6" w:tplc="04090001" w:tentative="1">
+      <w:start w:val="1"/>
+      <w:numFmt w:val="bullet"/>
+      <w:lvlText w:val=""/>
+      <w:lvlJc w:val="left"/>
+      <w:pPr>
+        <w:ind w:left="5040" w:hanging="360"/>
+      </w:pPr>
+      <w:rPr>
+        <w:rFonts w:ascii="Symbol" w:hAnsi="Symbol" w:hint="default"/>
+      </w:rPr>
+    </w:lvl>
+    <w:lvl w:ilvl="7" w:tplc="04090003" w:tentative="1">
+      <w:start w:val="1"/>
+      <w:numFmt w:val="bullet"/>
+      <w:lvlText w:val="o"/>
+      <w:lvlJc w:val="left"/>
+      <w:pPr>
+        <w:ind w:left="5760" w:hanging="360"/>
+      </w:pPr>
+      <w:rPr>
+        <w:rFonts w:ascii="Courier New" w:hAnsi="Courier New" w:cs="Courier New" w:hint="default"/>
+      </w:rPr>
+    </w:lvl>
+    <w:lvl w:ilvl="8" w:tplc="04090005" w:tentative="1">
+      <w:start w:val="1"/>
+      <w:numFmt w:val="bullet"/>
+      <w:lvlText w:val=""/>
+      <w:lvlJc w:val="left"/>
+      <w:pPr>
+        <w:ind w:left="6480" w:hanging="360"/>
+      </w:pPr>
+      <w:rPr>
+        <w:rFonts w:ascii="Wingdings" w:hAnsi="Wingdings" w:hint="default"/>
+      </w:rPr>
+    </w:lvl>
+  </w:abstractNum>
+  <w:abstractNum w:abstractNumId="1" w15:restartNumberingAfterBreak="0">
     <w:nsid w:val="10426275"/>
     <w:multiLevelType w:val="multilevel"/>
     <w:tmpl w:val="F62CB1DA"/>
@@ -5060,7 +12637,7 @@
       </w:rPr>
     </w:lvl>
   </w:abstractNum>
-  <w:abstractNum w:abstractNumId="1" w15:restartNumberingAfterBreak="0">
+  <w:abstractNum w:abstractNumId="2" w15:restartNumberingAfterBreak="0">
     <w:nsid w:val="2FF32DCC"/>
     <w:multiLevelType w:val="hybridMultilevel"/>
     <w:tmpl w:val="A5AC4038"/>
@@ -5173,7 +12750,7 @@
       </w:rPr>
     </w:lvl>
   </w:abstractNum>
-  <w:abstractNum w:abstractNumId="2" w15:restartNumberingAfterBreak="0">
+  <w:abstractNum w:abstractNumId="3" w15:restartNumberingAfterBreak="0">
     <w:nsid w:val="4A4507ED"/>
     <w:multiLevelType w:val="hybridMultilevel"/>
     <w:tmpl w:val="A2D8AFE4"/>
@@ -5263,7 +12840,7 @@
       </w:pPr>
     </w:lvl>
   </w:abstractNum>
-  <w:abstractNum w:abstractNumId="3" w15:restartNumberingAfterBreak="0">
+  <w:abstractNum w:abstractNumId="4" w15:restartNumberingAfterBreak="0">
     <w:nsid w:val="4CEE180D"/>
     <w:multiLevelType w:val="multilevel"/>
     <w:tmpl w:val="9C144C54"/>
@@ -5412,7 +12989,7 @@
       </w:rPr>
     </w:lvl>
   </w:abstractNum>
-  <w:abstractNum w:abstractNumId="4" w15:restartNumberingAfterBreak="0">
+  <w:abstractNum w:abstractNumId="5" w15:restartNumberingAfterBreak="0">
     <w:nsid w:val="567E613C"/>
     <w:multiLevelType w:val="multilevel"/>
     <w:tmpl w:val="044C19D0"/>
@@ -5561,7 +13138,7 @@
       </w:rPr>
     </w:lvl>
   </w:abstractNum>
-  <w:abstractNum w:abstractNumId="5" w15:restartNumberingAfterBreak="0">
+  <w:abstractNum w:abstractNumId="6" w15:restartNumberingAfterBreak="0">
     <w:nsid w:val="61386447"/>
     <w:multiLevelType w:val="hybridMultilevel"/>
     <w:tmpl w:val="6A56CDB0"/>
@@ -5674,7 +13251,7 @@
       </w:rPr>
     </w:lvl>
   </w:abstractNum>
-  <w:abstractNum w:abstractNumId="6" w15:restartNumberingAfterBreak="0">
+  <w:abstractNum w:abstractNumId="7" w15:restartNumberingAfterBreak="0">
     <w:nsid w:val="61B2228D"/>
     <w:multiLevelType w:val="hybridMultilevel"/>
     <w:tmpl w:val="CD8AAF0E"/>
@@ -5786,7 +13363,7 @@
       </w:rPr>
     </w:lvl>
   </w:abstractNum>
-  <w:abstractNum w:abstractNumId="7" w15:restartNumberingAfterBreak="0">
+  <w:abstractNum w:abstractNumId="8" w15:restartNumberingAfterBreak="0">
     <w:nsid w:val="77096192"/>
     <w:multiLevelType w:val="hybridMultilevel"/>
     <w:tmpl w:val="F0EAC84C"/>
@@ -5900,27 +13477,30 @@
     </w:lvl>
   </w:abstractNum>
   <w:num w:numId="1">
+    <w:abstractNumId w:val="4"/>
+  </w:num>
+  <w:num w:numId="2">
     <w:abstractNumId w:val="3"/>
   </w:num>
-  <w:num w:numId="2">
+  <w:num w:numId="3">
+    <w:abstractNumId w:val="5"/>
+  </w:num>
+  <w:num w:numId="4">
+    <w:abstractNumId w:val="8"/>
+  </w:num>
+  <w:num w:numId="5">
+    <w:abstractNumId w:val="7"/>
+  </w:num>
+  <w:num w:numId="6">
     <w:abstractNumId w:val="2"/>
   </w:num>
-  <w:num w:numId="3">
-    <w:abstractNumId w:val="4"/>
-  </w:num>
-  <w:num w:numId="4">
-    <w:abstractNumId w:val="7"/>
-  </w:num>
-  <w:num w:numId="5">
+  <w:num w:numId="7">
     <w:abstractNumId w:val="6"/>
   </w:num>
-  <w:num w:numId="6">
+  <w:num w:numId="8">
     <w:abstractNumId w:val="1"/>
   </w:num>
-  <w:num w:numId="7">
-    <w:abstractNumId w:val="5"/>
-  </w:num>
-  <w:num w:numId="8">
+  <w:num w:numId="9">
     <w:abstractNumId w:val="0"/>
   </w:num>
 </w:numbering>
